--- a/documentation/Nagel–Schreckenberg.docx
+++ b/documentation/Nagel–Schreckenberg.docx
@@ -162,8 +162,22 @@
           <w:szCs w:val="28"/>
           <w14:ligatures w14:val="none"/>
         </w:rPr>
-        <w:t>Nagel–Schreckenberg</w:t>
-      </w:r>
+        <w:t>Nagel–</w:t>
+      </w:r>
+      <w:proofErr w:type="spellStart"/>
+      <w:r>
+        <w:rPr>
+          <w:rFonts w:ascii="Times New Roman" w:eastAsia="Times New Roman" w:hAnsi="Times New Roman" w:cs="Times New Roman"/>
+          <w:b/>
+          <w:bCs/>
+          <w:kern w:val="0"/>
+          <w:sz w:val="28"/>
+          <w:szCs w:val="28"/>
+          <w14:ligatures w14:val="none"/>
+        </w:rPr>
+        <w:t>Schreckenberg</w:t>
+      </w:r>
+      <w:proofErr w:type="spellEnd"/>
       <w:r>
         <w:rPr>
           <w:rFonts w:ascii="Times New Roman" w:eastAsia="Times New Roman" w:hAnsi="Times New Roman" w:cs="Times New Roman"/>
@@ -728,32 +742,805 @@
           <w14:ligatures w14:val="none"/>
         </w:rPr>
       </w:pPr>
-      <w:r>
-        <w:rPr>
-          <w:rFonts w:ascii="Times New Roman" w:eastAsia="Times New Roman" w:hAnsi="Times New Roman" w:cs="Times New Roman"/>
-          <w:kern w:val="0"/>
-          <w:lang w:val="tr-TR"/>
-          <w14:ligatures w14:val="none"/>
-        </w:rPr>
-        <w:t xml:space="preserve">Traffic congestion is an important problem in transportation systems, especially on roads where many vehicles move in the same direction and must react to the available space ahead. Understanding how vehicles accelerate, slow down, and interact with </w:t>
-      </w:r>
-      <w:r>
-        <w:rPr>
-          <w:rFonts w:ascii="Times New Roman" w:eastAsia="Times New Roman" w:hAnsi="Times New Roman" w:cs="Times New Roman"/>
-          <w:kern w:val="0"/>
-          <w:lang w:val="tr-TR"/>
-          <w14:ligatures w14:val="none"/>
-        </w:rPr>
-        <w:t>each other</w:t>
-      </w:r>
-      <w:r>
-        <w:rPr>
-          <w:rFonts w:ascii="Times New Roman" w:eastAsia="Times New Roman" w:hAnsi="Times New Roman" w:cs="Times New Roman"/>
-          <w:kern w:val="0"/>
-          <w:lang w:val="tr-TR"/>
-          <w14:ligatures w14:val="none"/>
-        </w:rPr>
-        <w:t xml:space="preserve"> is important for analyzing traffic flow efficiency and congestion.</w:t>
+      <w:proofErr w:type="spellStart"/>
+      <w:r>
+        <w:rPr>
+          <w:rFonts w:ascii="Times New Roman" w:eastAsia="Times New Roman" w:hAnsi="Times New Roman" w:cs="Times New Roman"/>
+          <w:kern w:val="0"/>
+          <w:lang w:val="tr-TR"/>
+          <w14:ligatures w14:val="none"/>
+        </w:rPr>
+        <w:t>Traffic</w:t>
+      </w:r>
+      <w:proofErr w:type="spellEnd"/>
+      <w:r>
+        <w:rPr>
+          <w:rFonts w:ascii="Times New Roman" w:eastAsia="Times New Roman" w:hAnsi="Times New Roman" w:cs="Times New Roman"/>
+          <w:kern w:val="0"/>
+          <w:lang w:val="tr-TR"/>
+          <w14:ligatures w14:val="none"/>
+        </w:rPr>
+        <w:t xml:space="preserve"> </w:t>
+      </w:r>
+      <w:proofErr w:type="spellStart"/>
+      <w:r>
+        <w:rPr>
+          <w:rFonts w:ascii="Times New Roman" w:eastAsia="Times New Roman" w:hAnsi="Times New Roman" w:cs="Times New Roman"/>
+          <w:kern w:val="0"/>
+          <w:lang w:val="tr-TR"/>
+          <w14:ligatures w14:val="none"/>
+        </w:rPr>
+        <w:t>congestion</w:t>
+      </w:r>
+      <w:proofErr w:type="spellEnd"/>
+      <w:r>
+        <w:rPr>
+          <w:rFonts w:ascii="Times New Roman" w:eastAsia="Times New Roman" w:hAnsi="Times New Roman" w:cs="Times New Roman"/>
+          <w:kern w:val="0"/>
+          <w:lang w:val="tr-TR"/>
+          <w14:ligatures w14:val="none"/>
+        </w:rPr>
+        <w:t xml:space="preserve"> is an </w:t>
+      </w:r>
+      <w:proofErr w:type="spellStart"/>
+      <w:r>
+        <w:rPr>
+          <w:rFonts w:ascii="Times New Roman" w:eastAsia="Times New Roman" w:hAnsi="Times New Roman" w:cs="Times New Roman"/>
+          <w:kern w:val="0"/>
+          <w:lang w:val="tr-TR"/>
+          <w14:ligatures w14:val="none"/>
+        </w:rPr>
+        <w:t>important</w:t>
+      </w:r>
+      <w:proofErr w:type="spellEnd"/>
+      <w:r>
+        <w:rPr>
+          <w:rFonts w:ascii="Times New Roman" w:eastAsia="Times New Roman" w:hAnsi="Times New Roman" w:cs="Times New Roman"/>
+          <w:kern w:val="0"/>
+          <w:lang w:val="tr-TR"/>
+          <w14:ligatures w14:val="none"/>
+        </w:rPr>
+        <w:t xml:space="preserve"> problem in </w:t>
+      </w:r>
+      <w:proofErr w:type="spellStart"/>
+      <w:r>
+        <w:rPr>
+          <w:rFonts w:ascii="Times New Roman" w:eastAsia="Times New Roman" w:hAnsi="Times New Roman" w:cs="Times New Roman"/>
+          <w:kern w:val="0"/>
+          <w:lang w:val="tr-TR"/>
+          <w14:ligatures w14:val="none"/>
+        </w:rPr>
+        <w:t>transportation</w:t>
+      </w:r>
+      <w:proofErr w:type="spellEnd"/>
+      <w:r>
+        <w:rPr>
+          <w:rFonts w:ascii="Times New Roman" w:eastAsia="Times New Roman" w:hAnsi="Times New Roman" w:cs="Times New Roman"/>
+          <w:kern w:val="0"/>
+          <w:lang w:val="tr-TR"/>
+          <w14:ligatures w14:val="none"/>
+        </w:rPr>
+        <w:t xml:space="preserve"> </w:t>
+      </w:r>
+      <w:proofErr w:type="spellStart"/>
+      <w:r>
+        <w:rPr>
+          <w:rFonts w:ascii="Times New Roman" w:eastAsia="Times New Roman" w:hAnsi="Times New Roman" w:cs="Times New Roman"/>
+          <w:kern w:val="0"/>
+          <w:lang w:val="tr-TR"/>
+          <w14:ligatures w14:val="none"/>
+        </w:rPr>
+        <w:t>systems</w:t>
+      </w:r>
+      <w:proofErr w:type="spellEnd"/>
+      <w:r>
+        <w:rPr>
+          <w:rFonts w:ascii="Times New Roman" w:eastAsia="Times New Roman" w:hAnsi="Times New Roman" w:cs="Times New Roman"/>
+          <w:kern w:val="0"/>
+          <w:lang w:val="tr-TR"/>
+          <w14:ligatures w14:val="none"/>
+        </w:rPr>
+        <w:t xml:space="preserve">, </w:t>
+      </w:r>
+      <w:proofErr w:type="spellStart"/>
+      <w:r>
+        <w:rPr>
+          <w:rFonts w:ascii="Times New Roman" w:eastAsia="Times New Roman" w:hAnsi="Times New Roman" w:cs="Times New Roman"/>
+          <w:kern w:val="0"/>
+          <w:lang w:val="tr-TR"/>
+          <w14:ligatures w14:val="none"/>
+        </w:rPr>
+        <w:t>especially</w:t>
+      </w:r>
+      <w:proofErr w:type="spellEnd"/>
+      <w:r>
+        <w:rPr>
+          <w:rFonts w:ascii="Times New Roman" w:eastAsia="Times New Roman" w:hAnsi="Times New Roman" w:cs="Times New Roman"/>
+          <w:kern w:val="0"/>
+          <w:lang w:val="tr-TR"/>
+          <w14:ligatures w14:val="none"/>
+        </w:rPr>
+        <w:t xml:space="preserve"> on </w:t>
+      </w:r>
+      <w:proofErr w:type="spellStart"/>
+      <w:r>
+        <w:rPr>
+          <w:rFonts w:ascii="Times New Roman" w:eastAsia="Times New Roman" w:hAnsi="Times New Roman" w:cs="Times New Roman"/>
+          <w:kern w:val="0"/>
+          <w:lang w:val="tr-TR"/>
+          <w14:ligatures w14:val="none"/>
+        </w:rPr>
+        <w:t>roads</w:t>
+      </w:r>
+      <w:proofErr w:type="spellEnd"/>
+      <w:r>
+        <w:rPr>
+          <w:rFonts w:ascii="Times New Roman" w:eastAsia="Times New Roman" w:hAnsi="Times New Roman" w:cs="Times New Roman"/>
+          <w:kern w:val="0"/>
+          <w:lang w:val="tr-TR"/>
+          <w14:ligatures w14:val="none"/>
+        </w:rPr>
+        <w:t xml:space="preserve"> </w:t>
+      </w:r>
+      <w:proofErr w:type="spellStart"/>
+      <w:r>
+        <w:rPr>
+          <w:rFonts w:ascii="Times New Roman" w:eastAsia="Times New Roman" w:hAnsi="Times New Roman" w:cs="Times New Roman"/>
+          <w:kern w:val="0"/>
+          <w:lang w:val="tr-TR"/>
+          <w14:ligatures w14:val="none"/>
+        </w:rPr>
+        <w:t>where</w:t>
+      </w:r>
+      <w:proofErr w:type="spellEnd"/>
+      <w:r>
+        <w:rPr>
+          <w:rFonts w:ascii="Times New Roman" w:eastAsia="Times New Roman" w:hAnsi="Times New Roman" w:cs="Times New Roman"/>
+          <w:kern w:val="0"/>
+          <w:lang w:val="tr-TR"/>
+          <w14:ligatures w14:val="none"/>
+        </w:rPr>
+        <w:t xml:space="preserve"> </w:t>
+      </w:r>
+      <w:proofErr w:type="spellStart"/>
+      <w:r>
+        <w:rPr>
+          <w:rFonts w:ascii="Times New Roman" w:eastAsia="Times New Roman" w:hAnsi="Times New Roman" w:cs="Times New Roman"/>
+          <w:kern w:val="0"/>
+          <w:lang w:val="tr-TR"/>
+          <w14:ligatures w14:val="none"/>
+        </w:rPr>
+        <w:t>many</w:t>
+      </w:r>
+      <w:proofErr w:type="spellEnd"/>
+      <w:r>
+        <w:rPr>
+          <w:rFonts w:ascii="Times New Roman" w:eastAsia="Times New Roman" w:hAnsi="Times New Roman" w:cs="Times New Roman"/>
+          <w:kern w:val="0"/>
+          <w:lang w:val="tr-TR"/>
+          <w14:ligatures w14:val="none"/>
+        </w:rPr>
+        <w:t xml:space="preserve"> </w:t>
+      </w:r>
+      <w:proofErr w:type="spellStart"/>
+      <w:r>
+        <w:rPr>
+          <w:rFonts w:ascii="Times New Roman" w:eastAsia="Times New Roman" w:hAnsi="Times New Roman" w:cs="Times New Roman"/>
+          <w:kern w:val="0"/>
+          <w:lang w:val="tr-TR"/>
+          <w14:ligatures w14:val="none"/>
+        </w:rPr>
+        <w:t>vehicles</w:t>
+      </w:r>
+      <w:proofErr w:type="spellEnd"/>
+      <w:r>
+        <w:rPr>
+          <w:rFonts w:ascii="Times New Roman" w:eastAsia="Times New Roman" w:hAnsi="Times New Roman" w:cs="Times New Roman"/>
+          <w:kern w:val="0"/>
+          <w:lang w:val="tr-TR"/>
+          <w14:ligatures w14:val="none"/>
+        </w:rPr>
+        <w:t xml:space="preserve"> </w:t>
+      </w:r>
+      <w:proofErr w:type="spellStart"/>
+      <w:r>
+        <w:rPr>
+          <w:rFonts w:ascii="Times New Roman" w:eastAsia="Times New Roman" w:hAnsi="Times New Roman" w:cs="Times New Roman"/>
+          <w:kern w:val="0"/>
+          <w:lang w:val="tr-TR"/>
+          <w14:ligatures w14:val="none"/>
+        </w:rPr>
+        <w:t>move</w:t>
+      </w:r>
+      <w:proofErr w:type="spellEnd"/>
+      <w:r>
+        <w:rPr>
+          <w:rFonts w:ascii="Times New Roman" w:eastAsia="Times New Roman" w:hAnsi="Times New Roman" w:cs="Times New Roman"/>
+          <w:kern w:val="0"/>
+          <w:lang w:val="tr-TR"/>
+          <w14:ligatures w14:val="none"/>
+        </w:rPr>
+        <w:t xml:space="preserve"> in </w:t>
+      </w:r>
+      <w:proofErr w:type="spellStart"/>
+      <w:r>
+        <w:rPr>
+          <w:rFonts w:ascii="Times New Roman" w:eastAsia="Times New Roman" w:hAnsi="Times New Roman" w:cs="Times New Roman"/>
+          <w:kern w:val="0"/>
+          <w:lang w:val="tr-TR"/>
+          <w14:ligatures w14:val="none"/>
+        </w:rPr>
+        <w:t>the</w:t>
+      </w:r>
+      <w:proofErr w:type="spellEnd"/>
+      <w:r>
+        <w:rPr>
+          <w:rFonts w:ascii="Times New Roman" w:eastAsia="Times New Roman" w:hAnsi="Times New Roman" w:cs="Times New Roman"/>
+          <w:kern w:val="0"/>
+          <w:lang w:val="tr-TR"/>
+          <w14:ligatures w14:val="none"/>
+        </w:rPr>
+        <w:t xml:space="preserve"> </w:t>
+      </w:r>
+      <w:proofErr w:type="spellStart"/>
+      <w:r>
+        <w:rPr>
+          <w:rFonts w:ascii="Times New Roman" w:eastAsia="Times New Roman" w:hAnsi="Times New Roman" w:cs="Times New Roman"/>
+          <w:kern w:val="0"/>
+          <w:lang w:val="tr-TR"/>
+          <w14:ligatures w14:val="none"/>
+        </w:rPr>
+        <w:t>same</w:t>
+      </w:r>
+      <w:proofErr w:type="spellEnd"/>
+      <w:r>
+        <w:rPr>
+          <w:rFonts w:ascii="Times New Roman" w:eastAsia="Times New Roman" w:hAnsi="Times New Roman" w:cs="Times New Roman"/>
+          <w:kern w:val="0"/>
+          <w:lang w:val="tr-TR"/>
+          <w14:ligatures w14:val="none"/>
+        </w:rPr>
+        <w:t xml:space="preserve"> </w:t>
+      </w:r>
+      <w:proofErr w:type="spellStart"/>
+      <w:r>
+        <w:rPr>
+          <w:rFonts w:ascii="Times New Roman" w:eastAsia="Times New Roman" w:hAnsi="Times New Roman" w:cs="Times New Roman"/>
+          <w:kern w:val="0"/>
+          <w:lang w:val="tr-TR"/>
+          <w14:ligatures w14:val="none"/>
+        </w:rPr>
+        <w:t>direction</w:t>
+      </w:r>
+      <w:proofErr w:type="spellEnd"/>
+      <w:r>
+        <w:rPr>
+          <w:rFonts w:ascii="Times New Roman" w:eastAsia="Times New Roman" w:hAnsi="Times New Roman" w:cs="Times New Roman"/>
+          <w:kern w:val="0"/>
+          <w:lang w:val="tr-TR"/>
+          <w14:ligatures w14:val="none"/>
+        </w:rPr>
+        <w:t xml:space="preserve"> </w:t>
+      </w:r>
+      <w:proofErr w:type="spellStart"/>
+      <w:r>
+        <w:rPr>
+          <w:rFonts w:ascii="Times New Roman" w:eastAsia="Times New Roman" w:hAnsi="Times New Roman" w:cs="Times New Roman"/>
+          <w:kern w:val="0"/>
+          <w:lang w:val="tr-TR"/>
+          <w14:ligatures w14:val="none"/>
+        </w:rPr>
+        <w:t>and</w:t>
+      </w:r>
+      <w:proofErr w:type="spellEnd"/>
+      <w:r>
+        <w:rPr>
+          <w:rFonts w:ascii="Times New Roman" w:eastAsia="Times New Roman" w:hAnsi="Times New Roman" w:cs="Times New Roman"/>
+          <w:kern w:val="0"/>
+          <w:lang w:val="tr-TR"/>
+          <w14:ligatures w14:val="none"/>
+        </w:rPr>
+        <w:t xml:space="preserve"> </w:t>
+      </w:r>
+      <w:proofErr w:type="spellStart"/>
+      <w:r>
+        <w:rPr>
+          <w:rFonts w:ascii="Times New Roman" w:eastAsia="Times New Roman" w:hAnsi="Times New Roman" w:cs="Times New Roman"/>
+          <w:kern w:val="0"/>
+          <w:lang w:val="tr-TR"/>
+          <w14:ligatures w14:val="none"/>
+        </w:rPr>
+        <w:t>must</w:t>
+      </w:r>
+      <w:proofErr w:type="spellEnd"/>
+      <w:r>
+        <w:rPr>
+          <w:rFonts w:ascii="Times New Roman" w:eastAsia="Times New Roman" w:hAnsi="Times New Roman" w:cs="Times New Roman"/>
+          <w:kern w:val="0"/>
+          <w:lang w:val="tr-TR"/>
+          <w14:ligatures w14:val="none"/>
+        </w:rPr>
+        <w:t xml:space="preserve"> </w:t>
+      </w:r>
+      <w:proofErr w:type="spellStart"/>
+      <w:r>
+        <w:rPr>
+          <w:rFonts w:ascii="Times New Roman" w:eastAsia="Times New Roman" w:hAnsi="Times New Roman" w:cs="Times New Roman"/>
+          <w:kern w:val="0"/>
+          <w:lang w:val="tr-TR"/>
+          <w14:ligatures w14:val="none"/>
+        </w:rPr>
+        <w:t>react</w:t>
+      </w:r>
+      <w:proofErr w:type="spellEnd"/>
+      <w:r>
+        <w:rPr>
+          <w:rFonts w:ascii="Times New Roman" w:eastAsia="Times New Roman" w:hAnsi="Times New Roman" w:cs="Times New Roman"/>
+          <w:kern w:val="0"/>
+          <w:lang w:val="tr-TR"/>
+          <w14:ligatures w14:val="none"/>
+        </w:rPr>
+        <w:t xml:space="preserve"> </w:t>
+      </w:r>
+      <w:proofErr w:type="spellStart"/>
+      <w:r>
+        <w:rPr>
+          <w:rFonts w:ascii="Times New Roman" w:eastAsia="Times New Roman" w:hAnsi="Times New Roman" w:cs="Times New Roman"/>
+          <w:kern w:val="0"/>
+          <w:lang w:val="tr-TR"/>
+          <w14:ligatures w14:val="none"/>
+        </w:rPr>
+        <w:t>to</w:t>
+      </w:r>
+      <w:proofErr w:type="spellEnd"/>
+      <w:r>
+        <w:rPr>
+          <w:rFonts w:ascii="Times New Roman" w:eastAsia="Times New Roman" w:hAnsi="Times New Roman" w:cs="Times New Roman"/>
+          <w:kern w:val="0"/>
+          <w:lang w:val="tr-TR"/>
+          <w14:ligatures w14:val="none"/>
+        </w:rPr>
+        <w:t xml:space="preserve"> </w:t>
+      </w:r>
+      <w:proofErr w:type="spellStart"/>
+      <w:r>
+        <w:rPr>
+          <w:rFonts w:ascii="Times New Roman" w:eastAsia="Times New Roman" w:hAnsi="Times New Roman" w:cs="Times New Roman"/>
+          <w:kern w:val="0"/>
+          <w:lang w:val="tr-TR"/>
+          <w14:ligatures w14:val="none"/>
+        </w:rPr>
+        <w:t>the</w:t>
+      </w:r>
+      <w:proofErr w:type="spellEnd"/>
+      <w:r>
+        <w:rPr>
+          <w:rFonts w:ascii="Times New Roman" w:eastAsia="Times New Roman" w:hAnsi="Times New Roman" w:cs="Times New Roman"/>
+          <w:kern w:val="0"/>
+          <w:lang w:val="tr-TR"/>
+          <w14:ligatures w14:val="none"/>
+        </w:rPr>
+        <w:t xml:space="preserve"> </w:t>
+      </w:r>
+      <w:proofErr w:type="spellStart"/>
+      <w:r>
+        <w:rPr>
+          <w:rFonts w:ascii="Times New Roman" w:eastAsia="Times New Roman" w:hAnsi="Times New Roman" w:cs="Times New Roman"/>
+          <w:kern w:val="0"/>
+          <w:lang w:val="tr-TR"/>
+          <w14:ligatures w14:val="none"/>
+        </w:rPr>
+        <w:t>available</w:t>
+      </w:r>
+      <w:proofErr w:type="spellEnd"/>
+      <w:r>
+        <w:rPr>
+          <w:rFonts w:ascii="Times New Roman" w:eastAsia="Times New Roman" w:hAnsi="Times New Roman" w:cs="Times New Roman"/>
+          <w:kern w:val="0"/>
+          <w:lang w:val="tr-TR"/>
+          <w14:ligatures w14:val="none"/>
+        </w:rPr>
+        <w:t xml:space="preserve"> </w:t>
+      </w:r>
+      <w:proofErr w:type="spellStart"/>
+      <w:r>
+        <w:rPr>
+          <w:rFonts w:ascii="Times New Roman" w:eastAsia="Times New Roman" w:hAnsi="Times New Roman" w:cs="Times New Roman"/>
+          <w:kern w:val="0"/>
+          <w:lang w:val="tr-TR"/>
+          <w14:ligatures w14:val="none"/>
+        </w:rPr>
+        <w:t>space</w:t>
+      </w:r>
+      <w:proofErr w:type="spellEnd"/>
+      <w:r>
+        <w:rPr>
+          <w:rFonts w:ascii="Times New Roman" w:eastAsia="Times New Roman" w:hAnsi="Times New Roman" w:cs="Times New Roman"/>
+          <w:kern w:val="0"/>
+          <w:lang w:val="tr-TR"/>
+          <w14:ligatures w14:val="none"/>
+        </w:rPr>
+        <w:t xml:space="preserve"> </w:t>
+      </w:r>
+      <w:proofErr w:type="spellStart"/>
+      <w:r>
+        <w:rPr>
+          <w:rFonts w:ascii="Times New Roman" w:eastAsia="Times New Roman" w:hAnsi="Times New Roman" w:cs="Times New Roman"/>
+          <w:kern w:val="0"/>
+          <w:lang w:val="tr-TR"/>
+          <w14:ligatures w14:val="none"/>
+        </w:rPr>
+        <w:t>ahead</w:t>
+      </w:r>
+      <w:proofErr w:type="spellEnd"/>
+      <w:r>
+        <w:rPr>
+          <w:rFonts w:ascii="Times New Roman" w:eastAsia="Times New Roman" w:hAnsi="Times New Roman" w:cs="Times New Roman"/>
+          <w:kern w:val="0"/>
+          <w:lang w:val="tr-TR"/>
+          <w14:ligatures w14:val="none"/>
+        </w:rPr>
+        <w:t xml:space="preserve">. </w:t>
+      </w:r>
+      <w:proofErr w:type="spellStart"/>
+      <w:r>
+        <w:rPr>
+          <w:rFonts w:ascii="Times New Roman" w:eastAsia="Times New Roman" w:hAnsi="Times New Roman" w:cs="Times New Roman"/>
+          <w:kern w:val="0"/>
+          <w:lang w:val="tr-TR"/>
+          <w14:ligatures w14:val="none"/>
+        </w:rPr>
+        <w:t>Understanding</w:t>
+      </w:r>
+      <w:proofErr w:type="spellEnd"/>
+      <w:r>
+        <w:rPr>
+          <w:rFonts w:ascii="Times New Roman" w:eastAsia="Times New Roman" w:hAnsi="Times New Roman" w:cs="Times New Roman"/>
+          <w:kern w:val="0"/>
+          <w:lang w:val="tr-TR"/>
+          <w14:ligatures w14:val="none"/>
+        </w:rPr>
+        <w:t xml:space="preserve"> how </w:t>
+      </w:r>
+      <w:proofErr w:type="spellStart"/>
+      <w:r>
+        <w:rPr>
+          <w:rFonts w:ascii="Times New Roman" w:eastAsia="Times New Roman" w:hAnsi="Times New Roman" w:cs="Times New Roman"/>
+          <w:kern w:val="0"/>
+          <w:lang w:val="tr-TR"/>
+          <w14:ligatures w14:val="none"/>
+        </w:rPr>
+        <w:t>vehicles</w:t>
+      </w:r>
+      <w:proofErr w:type="spellEnd"/>
+      <w:r>
+        <w:rPr>
+          <w:rFonts w:ascii="Times New Roman" w:eastAsia="Times New Roman" w:hAnsi="Times New Roman" w:cs="Times New Roman"/>
+          <w:kern w:val="0"/>
+          <w:lang w:val="tr-TR"/>
+          <w14:ligatures w14:val="none"/>
+        </w:rPr>
+        <w:t xml:space="preserve"> </w:t>
+      </w:r>
+      <w:proofErr w:type="spellStart"/>
+      <w:r>
+        <w:rPr>
+          <w:rFonts w:ascii="Times New Roman" w:eastAsia="Times New Roman" w:hAnsi="Times New Roman" w:cs="Times New Roman"/>
+          <w:kern w:val="0"/>
+          <w:lang w:val="tr-TR"/>
+          <w14:ligatures w14:val="none"/>
+        </w:rPr>
+        <w:t>accelerate</w:t>
+      </w:r>
+      <w:proofErr w:type="spellEnd"/>
+      <w:r>
+        <w:rPr>
+          <w:rFonts w:ascii="Times New Roman" w:eastAsia="Times New Roman" w:hAnsi="Times New Roman" w:cs="Times New Roman"/>
+          <w:kern w:val="0"/>
+          <w:lang w:val="tr-TR"/>
+          <w14:ligatures w14:val="none"/>
+        </w:rPr>
+        <w:t xml:space="preserve">, </w:t>
+      </w:r>
+      <w:proofErr w:type="spellStart"/>
+      <w:r>
+        <w:rPr>
+          <w:rFonts w:ascii="Times New Roman" w:eastAsia="Times New Roman" w:hAnsi="Times New Roman" w:cs="Times New Roman"/>
+          <w:kern w:val="0"/>
+          <w:lang w:val="tr-TR"/>
+          <w14:ligatures w14:val="none"/>
+        </w:rPr>
+        <w:t>slow</w:t>
+      </w:r>
+      <w:proofErr w:type="spellEnd"/>
+      <w:r>
+        <w:rPr>
+          <w:rFonts w:ascii="Times New Roman" w:eastAsia="Times New Roman" w:hAnsi="Times New Roman" w:cs="Times New Roman"/>
+          <w:kern w:val="0"/>
+          <w:lang w:val="tr-TR"/>
+          <w14:ligatures w14:val="none"/>
+        </w:rPr>
+        <w:t xml:space="preserve"> </w:t>
+      </w:r>
+      <w:proofErr w:type="spellStart"/>
+      <w:r>
+        <w:rPr>
+          <w:rFonts w:ascii="Times New Roman" w:eastAsia="Times New Roman" w:hAnsi="Times New Roman" w:cs="Times New Roman"/>
+          <w:kern w:val="0"/>
+          <w:lang w:val="tr-TR"/>
+          <w14:ligatures w14:val="none"/>
+        </w:rPr>
+        <w:t>down</w:t>
+      </w:r>
+      <w:proofErr w:type="spellEnd"/>
+      <w:r>
+        <w:rPr>
+          <w:rFonts w:ascii="Times New Roman" w:eastAsia="Times New Roman" w:hAnsi="Times New Roman" w:cs="Times New Roman"/>
+          <w:kern w:val="0"/>
+          <w:lang w:val="tr-TR"/>
+          <w14:ligatures w14:val="none"/>
+        </w:rPr>
+        <w:t xml:space="preserve">, </w:t>
+      </w:r>
+      <w:proofErr w:type="spellStart"/>
+      <w:r>
+        <w:rPr>
+          <w:rFonts w:ascii="Times New Roman" w:eastAsia="Times New Roman" w:hAnsi="Times New Roman" w:cs="Times New Roman"/>
+          <w:kern w:val="0"/>
+          <w:lang w:val="tr-TR"/>
+          <w14:ligatures w14:val="none"/>
+        </w:rPr>
+        <w:t>and</w:t>
+      </w:r>
+      <w:proofErr w:type="spellEnd"/>
+      <w:r>
+        <w:rPr>
+          <w:rFonts w:ascii="Times New Roman" w:eastAsia="Times New Roman" w:hAnsi="Times New Roman" w:cs="Times New Roman"/>
+          <w:kern w:val="0"/>
+          <w:lang w:val="tr-TR"/>
+          <w14:ligatures w14:val="none"/>
+        </w:rPr>
+        <w:t xml:space="preserve"> </w:t>
+      </w:r>
+      <w:proofErr w:type="spellStart"/>
+      <w:r>
+        <w:rPr>
+          <w:rFonts w:ascii="Times New Roman" w:eastAsia="Times New Roman" w:hAnsi="Times New Roman" w:cs="Times New Roman"/>
+          <w:kern w:val="0"/>
+          <w:lang w:val="tr-TR"/>
+          <w14:ligatures w14:val="none"/>
+        </w:rPr>
+        <w:t>interact</w:t>
+      </w:r>
+      <w:proofErr w:type="spellEnd"/>
+      <w:r>
+        <w:rPr>
+          <w:rFonts w:ascii="Times New Roman" w:eastAsia="Times New Roman" w:hAnsi="Times New Roman" w:cs="Times New Roman"/>
+          <w:kern w:val="0"/>
+          <w:lang w:val="tr-TR"/>
+          <w14:ligatures w14:val="none"/>
+        </w:rPr>
+        <w:t xml:space="preserve"> </w:t>
+      </w:r>
+      <w:proofErr w:type="spellStart"/>
+      <w:r>
+        <w:rPr>
+          <w:rFonts w:ascii="Times New Roman" w:eastAsia="Times New Roman" w:hAnsi="Times New Roman" w:cs="Times New Roman"/>
+          <w:kern w:val="0"/>
+          <w:lang w:val="tr-TR"/>
+          <w14:ligatures w14:val="none"/>
+        </w:rPr>
+        <w:t>with</w:t>
+      </w:r>
+      <w:proofErr w:type="spellEnd"/>
+      <w:r>
+        <w:rPr>
+          <w:rFonts w:ascii="Times New Roman" w:eastAsia="Times New Roman" w:hAnsi="Times New Roman" w:cs="Times New Roman"/>
+          <w:kern w:val="0"/>
+          <w:lang w:val="tr-TR"/>
+          <w14:ligatures w14:val="none"/>
+        </w:rPr>
+        <w:t xml:space="preserve"> </w:t>
+      </w:r>
+      <w:proofErr w:type="spellStart"/>
+      <w:r>
+        <w:rPr>
+          <w:rFonts w:ascii="Times New Roman" w:eastAsia="Times New Roman" w:hAnsi="Times New Roman" w:cs="Times New Roman"/>
+          <w:kern w:val="0"/>
+          <w:lang w:val="tr-TR"/>
+          <w14:ligatures w14:val="none"/>
+        </w:rPr>
+        <w:t>each</w:t>
+      </w:r>
+      <w:proofErr w:type="spellEnd"/>
+      <w:r>
+        <w:rPr>
+          <w:rFonts w:ascii="Times New Roman" w:eastAsia="Times New Roman" w:hAnsi="Times New Roman" w:cs="Times New Roman"/>
+          <w:kern w:val="0"/>
+          <w:lang w:val="tr-TR"/>
+          <w14:ligatures w14:val="none"/>
+        </w:rPr>
+        <w:t xml:space="preserve"> </w:t>
+      </w:r>
+      <w:proofErr w:type="spellStart"/>
+      <w:r>
+        <w:rPr>
+          <w:rFonts w:ascii="Times New Roman" w:eastAsia="Times New Roman" w:hAnsi="Times New Roman" w:cs="Times New Roman"/>
+          <w:kern w:val="0"/>
+          <w:lang w:val="tr-TR"/>
+          <w14:ligatures w14:val="none"/>
+        </w:rPr>
+        <w:t>other</w:t>
+      </w:r>
+      <w:proofErr w:type="spellEnd"/>
+      <w:r>
+        <w:rPr>
+          <w:rFonts w:ascii="Times New Roman" w:eastAsia="Times New Roman" w:hAnsi="Times New Roman" w:cs="Times New Roman"/>
+          <w:kern w:val="0"/>
+          <w:lang w:val="tr-TR"/>
+          <w14:ligatures w14:val="none"/>
+        </w:rPr>
+        <w:t xml:space="preserve"> is </w:t>
+      </w:r>
+      <w:proofErr w:type="spellStart"/>
+      <w:r>
+        <w:rPr>
+          <w:rFonts w:ascii="Times New Roman" w:eastAsia="Times New Roman" w:hAnsi="Times New Roman" w:cs="Times New Roman"/>
+          <w:kern w:val="0"/>
+          <w:lang w:val="tr-TR"/>
+          <w14:ligatures w14:val="none"/>
+        </w:rPr>
+        <w:t>important</w:t>
+      </w:r>
+      <w:proofErr w:type="spellEnd"/>
+      <w:r>
+        <w:rPr>
+          <w:rFonts w:ascii="Times New Roman" w:eastAsia="Times New Roman" w:hAnsi="Times New Roman" w:cs="Times New Roman"/>
+          <w:kern w:val="0"/>
+          <w:lang w:val="tr-TR"/>
+          <w14:ligatures w14:val="none"/>
+        </w:rPr>
+        <w:t xml:space="preserve"> </w:t>
+      </w:r>
+      <w:proofErr w:type="spellStart"/>
+      <w:r>
+        <w:rPr>
+          <w:rFonts w:ascii="Times New Roman" w:eastAsia="Times New Roman" w:hAnsi="Times New Roman" w:cs="Times New Roman"/>
+          <w:kern w:val="0"/>
+          <w:lang w:val="tr-TR"/>
+          <w14:ligatures w14:val="none"/>
+        </w:rPr>
+        <w:t>for</w:t>
+      </w:r>
+      <w:proofErr w:type="spellEnd"/>
+      <w:r>
+        <w:rPr>
+          <w:rFonts w:ascii="Times New Roman" w:eastAsia="Times New Roman" w:hAnsi="Times New Roman" w:cs="Times New Roman"/>
+          <w:kern w:val="0"/>
+          <w:lang w:val="tr-TR"/>
+          <w14:ligatures w14:val="none"/>
+        </w:rPr>
+        <w:t xml:space="preserve"> </w:t>
+      </w:r>
+      <w:proofErr w:type="spellStart"/>
+      <w:r>
+        <w:rPr>
+          <w:rFonts w:ascii="Times New Roman" w:eastAsia="Times New Roman" w:hAnsi="Times New Roman" w:cs="Times New Roman"/>
+          <w:kern w:val="0"/>
+          <w:lang w:val="tr-TR"/>
+          <w14:ligatures w14:val="none"/>
+        </w:rPr>
+        <w:t>analyzing</w:t>
+      </w:r>
+      <w:proofErr w:type="spellEnd"/>
+      <w:r>
+        <w:rPr>
+          <w:rFonts w:ascii="Times New Roman" w:eastAsia="Times New Roman" w:hAnsi="Times New Roman" w:cs="Times New Roman"/>
+          <w:kern w:val="0"/>
+          <w:lang w:val="tr-TR"/>
+          <w14:ligatures w14:val="none"/>
+        </w:rPr>
+        <w:t xml:space="preserve"> </w:t>
+      </w:r>
+      <w:proofErr w:type="spellStart"/>
+      <w:r>
+        <w:rPr>
+          <w:rFonts w:ascii="Times New Roman" w:eastAsia="Times New Roman" w:hAnsi="Times New Roman" w:cs="Times New Roman"/>
+          <w:kern w:val="0"/>
+          <w:lang w:val="tr-TR"/>
+          <w14:ligatures w14:val="none"/>
+        </w:rPr>
+        <w:t>traffic</w:t>
+      </w:r>
+      <w:proofErr w:type="spellEnd"/>
+      <w:r>
+        <w:rPr>
+          <w:rFonts w:ascii="Times New Roman" w:eastAsia="Times New Roman" w:hAnsi="Times New Roman" w:cs="Times New Roman"/>
+          <w:kern w:val="0"/>
+          <w:lang w:val="tr-TR"/>
+          <w14:ligatures w14:val="none"/>
+        </w:rPr>
+        <w:t xml:space="preserve"> </w:t>
+      </w:r>
+      <w:proofErr w:type="spellStart"/>
+      <w:r>
+        <w:rPr>
+          <w:rFonts w:ascii="Times New Roman" w:eastAsia="Times New Roman" w:hAnsi="Times New Roman" w:cs="Times New Roman"/>
+          <w:kern w:val="0"/>
+          <w:lang w:val="tr-TR"/>
+          <w14:ligatures w14:val="none"/>
+        </w:rPr>
+        <w:t>flow</w:t>
+      </w:r>
+      <w:proofErr w:type="spellEnd"/>
+      <w:r>
+        <w:rPr>
+          <w:rFonts w:ascii="Times New Roman" w:eastAsia="Times New Roman" w:hAnsi="Times New Roman" w:cs="Times New Roman"/>
+          <w:kern w:val="0"/>
+          <w:lang w:val="tr-TR"/>
+          <w14:ligatures w14:val="none"/>
+        </w:rPr>
+        <w:t xml:space="preserve"> </w:t>
+      </w:r>
+      <w:proofErr w:type="spellStart"/>
+      <w:r>
+        <w:rPr>
+          <w:rFonts w:ascii="Times New Roman" w:eastAsia="Times New Roman" w:hAnsi="Times New Roman" w:cs="Times New Roman"/>
+          <w:kern w:val="0"/>
+          <w:lang w:val="tr-TR"/>
+          <w14:ligatures w14:val="none"/>
+        </w:rPr>
+        <w:t>efficiency</w:t>
+      </w:r>
+      <w:proofErr w:type="spellEnd"/>
+      <w:r>
+        <w:rPr>
+          <w:rFonts w:ascii="Times New Roman" w:eastAsia="Times New Roman" w:hAnsi="Times New Roman" w:cs="Times New Roman"/>
+          <w:kern w:val="0"/>
+          <w:lang w:val="tr-TR"/>
+          <w14:ligatures w14:val="none"/>
+        </w:rPr>
+        <w:t xml:space="preserve"> </w:t>
+      </w:r>
+      <w:proofErr w:type="spellStart"/>
+      <w:r>
+        <w:rPr>
+          <w:rFonts w:ascii="Times New Roman" w:eastAsia="Times New Roman" w:hAnsi="Times New Roman" w:cs="Times New Roman"/>
+          <w:kern w:val="0"/>
+          <w:lang w:val="tr-TR"/>
+          <w14:ligatures w14:val="none"/>
+        </w:rPr>
+        <w:t>and</w:t>
+      </w:r>
+      <w:proofErr w:type="spellEnd"/>
+      <w:r>
+        <w:rPr>
+          <w:rFonts w:ascii="Times New Roman" w:eastAsia="Times New Roman" w:hAnsi="Times New Roman" w:cs="Times New Roman"/>
+          <w:kern w:val="0"/>
+          <w:lang w:val="tr-TR"/>
+          <w14:ligatures w14:val="none"/>
+        </w:rPr>
+        <w:t xml:space="preserve"> </w:t>
+      </w:r>
+      <w:proofErr w:type="spellStart"/>
+      <w:r>
+        <w:rPr>
+          <w:rFonts w:ascii="Times New Roman" w:eastAsia="Times New Roman" w:hAnsi="Times New Roman" w:cs="Times New Roman"/>
+          <w:kern w:val="0"/>
+          <w:lang w:val="tr-TR"/>
+          <w14:ligatures w14:val="none"/>
+        </w:rPr>
+        <w:t>congestion</w:t>
+      </w:r>
+      <w:proofErr w:type="spellEnd"/>
+      <w:r>
+        <w:rPr>
+          <w:rFonts w:ascii="Times New Roman" w:eastAsia="Times New Roman" w:hAnsi="Times New Roman" w:cs="Times New Roman"/>
+          <w:kern w:val="0"/>
+          <w:lang w:val="tr-TR"/>
+          <w14:ligatures w14:val="none"/>
+        </w:rPr>
+        <w:t>.</w:t>
       </w:r>
     </w:p>
     <w:p>
@@ -767,14 +1554,885 @@
           <w14:ligatures w14:val="none"/>
         </w:rPr>
       </w:pPr>
-      <w:r>
-        <w:rPr>
-          <w:rFonts w:ascii="Times New Roman" w:eastAsia="Times New Roman" w:hAnsi="Times New Roman" w:cs="Times New Roman"/>
-          <w:kern w:val="0"/>
-          <w:lang w:val="tr-TR"/>
-          <w14:ligatures w14:val="none"/>
-        </w:rPr>
-        <w:t>The objective of this project is to model and simulate one-lane traffic flow using the Nagel–Schreckenberg model with the Cell-DEVS in the Cadmium simulation framework. The simulation focuses on vehicle movement along a one-dimensional road, where each vehicle follows simple update rules based on its speed and the distance to the car in front.</w:t>
+      <w:proofErr w:type="spellStart"/>
+      <w:r>
+        <w:rPr>
+          <w:rFonts w:ascii="Times New Roman" w:eastAsia="Times New Roman" w:hAnsi="Times New Roman" w:cs="Times New Roman"/>
+          <w:kern w:val="0"/>
+          <w:lang w:val="tr-TR"/>
+          <w14:ligatures w14:val="none"/>
+        </w:rPr>
+        <w:t>The</w:t>
+      </w:r>
+      <w:proofErr w:type="spellEnd"/>
+      <w:r>
+        <w:rPr>
+          <w:rFonts w:ascii="Times New Roman" w:eastAsia="Times New Roman" w:hAnsi="Times New Roman" w:cs="Times New Roman"/>
+          <w:kern w:val="0"/>
+          <w:lang w:val="tr-TR"/>
+          <w14:ligatures w14:val="none"/>
+        </w:rPr>
+        <w:t xml:space="preserve"> </w:t>
+      </w:r>
+      <w:proofErr w:type="spellStart"/>
+      <w:r>
+        <w:rPr>
+          <w:rFonts w:ascii="Times New Roman" w:eastAsia="Times New Roman" w:hAnsi="Times New Roman" w:cs="Times New Roman"/>
+          <w:kern w:val="0"/>
+          <w:lang w:val="tr-TR"/>
+          <w14:ligatures w14:val="none"/>
+        </w:rPr>
+        <w:t>objective</w:t>
+      </w:r>
+      <w:proofErr w:type="spellEnd"/>
+      <w:r>
+        <w:rPr>
+          <w:rFonts w:ascii="Times New Roman" w:eastAsia="Times New Roman" w:hAnsi="Times New Roman" w:cs="Times New Roman"/>
+          <w:kern w:val="0"/>
+          <w:lang w:val="tr-TR"/>
+          <w14:ligatures w14:val="none"/>
+        </w:rPr>
+        <w:t xml:space="preserve"> of </w:t>
+      </w:r>
+      <w:proofErr w:type="spellStart"/>
+      <w:r>
+        <w:rPr>
+          <w:rFonts w:ascii="Times New Roman" w:eastAsia="Times New Roman" w:hAnsi="Times New Roman" w:cs="Times New Roman"/>
+          <w:kern w:val="0"/>
+          <w:lang w:val="tr-TR"/>
+          <w14:ligatures w14:val="none"/>
+        </w:rPr>
+        <w:t>this</w:t>
+      </w:r>
+      <w:proofErr w:type="spellEnd"/>
+      <w:r>
+        <w:rPr>
+          <w:rFonts w:ascii="Times New Roman" w:eastAsia="Times New Roman" w:hAnsi="Times New Roman" w:cs="Times New Roman"/>
+          <w:kern w:val="0"/>
+          <w:lang w:val="tr-TR"/>
+          <w14:ligatures w14:val="none"/>
+        </w:rPr>
+        <w:t xml:space="preserve"> </w:t>
+      </w:r>
+      <w:proofErr w:type="spellStart"/>
+      <w:r>
+        <w:rPr>
+          <w:rFonts w:ascii="Times New Roman" w:eastAsia="Times New Roman" w:hAnsi="Times New Roman" w:cs="Times New Roman"/>
+          <w:kern w:val="0"/>
+          <w:lang w:val="tr-TR"/>
+          <w14:ligatures w14:val="none"/>
+        </w:rPr>
+        <w:t>project</w:t>
+      </w:r>
+      <w:proofErr w:type="spellEnd"/>
+      <w:r>
+        <w:rPr>
+          <w:rFonts w:ascii="Times New Roman" w:eastAsia="Times New Roman" w:hAnsi="Times New Roman" w:cs="Times New Roman"/>
+          <w:kern w:val="0"/>
+          <w:lang w:val="tr-TR"/>
+          <w14:ligatures w14:val="none"/>
+        </w:rPr>
+        <w:t xml:space="preserve"> is </w:t>
+      </w:r>
+      <w:proofErr w:type="spellStart"/>
+      <w:r>
+        <w:rPr>
+          <w:rFonts w:ascii="Times New Roman" w:eastAsia="Times New Roman" w:hAnsi="Times New Roman" w:cs="Times New Roman"/>
+          <w:kern w:val="0"/>
+          <w:lang w:val="tr-TR"/>
+          <w14:ligatures w14:val="none"/>
+        </w:rPr>
+        <w:t>to</w:t>
+      </w:r>
+      <w:proofErr w:type="spellEnd"/>
+      <w:r>
+        <w:rPr>
+          <w:rFonts w:ascii="Times New Roman" w:eastAsia="Times New Roman" w:hAnsi="Times New Roman" w:cs="Times New Roman"/>
+          <w:kern w:val="0"/>
+          <w:lang w:val="tr-TR"/>
+          <w14:ligatures w14:val="none"/>
+        </w:rPr>
+        <w:t xml:space="preserve"> model </w:t>
+      </w:r>
+      <w:proofErr w:type="spellStart"/>
+      <w:r>
+        <w:rPr>
+          <w:rFonts w:ascii="Times New Roman" w:eastAsia="Times New Roman" w:hAnsi="Times New Roman" w:cs="Times New Roman"/>
+          <w:kern w:val="0"/>
+          <w:lang w:val="tr-TR"/>
+          <w14:ligatures w14:val="none"/>
+        </w:rPr>
+        <w:t>and</w:t>
+      </w:r>
+      <w:proofErr w:type="spellEnd"/>
+      <w:r>
+        <w:rPr>
+          <w:rFonts w:ascii="Times New Roman" w:eastAsia="Times New Roman" w:hAnsi="Times New Roman" w:cs="Times New Roman"/>
+          <w:kern w:val="0"/>
+          <w:lang w:val="tr-TR"/>
+          <w14:ligatures w14:val="none"/>
+        </w:rPr>
+        <w:t xml:space="preserve"> </w:t>
+      </w:r>
+      <w:proofErr w:type="spellStart"/>
+      <w:r>
+        <w:rPr>
+          <w:rFonts w:ascii="Times New Roman" w:eastAsia="Times New Roman" w:hAnsi="Times New Roman" w:cs="Times New Roman"/>
+          <w:kern w:val="0"/>
+          <w:lang w:val="tr-TR"/>
+          <w14:ligatures w14:val="none"/>
+        </w:rPr>
+        <w:t>simulate</w:t>
+      </w:r>
+      <w:proofErr w:type="spellEnd"/>
+      <w:r>
+        <w:rPr>
+          <w:rFonts w:ascii="Times New Roman" w:eastAsia="Times New Roman" w:hAnsi="Times New Roman" w:cs="Times New Roman"/>
+          <w:kern w:val="0"/>
+          <w:lang w:val="tr-TR"/>
+          <w14:ligatures w14:val="none"/>
+        </w:rPr>
+        <w:t xml:space="preserve"> </w:t>
+      </w:r>
+      <w:proofErr w:type="spellStart"/>
+      <w:r>
+        <w:rPr>
+          <w:rFonts w:ascii="Times New Roman" w:eastAsia="Times New Roman" w:hAnsi="Times New Roman" w:cs="Times New Roman"/>
+          <w:kern w:val="0"/>
+          <w:lang w:val="tr-TR"/>
+          <w14:ligatures w14:val="none"/>
+        </w:rPr>
+        <w:t>one-lane</w:t>
+      </w:r>
+      <w:proofErr w:type="spellEnd"/>
+      <w:r>
+        <w:rPr>
+          <w:rFonts w:ascii="Times New Roman" w:eastAsia="Times New Roman" w:hAnsi="Times New Roman" w:cs="Times New Roman"/>
+          <w:kern w:val="0"/>
+          <w:lang w:val="tr-TR"/>
+          <w14:ligatures w14:val="none"/>
+        </w:rPr>
+        <w:t xml:space="preserve"> </w:t>
+      </w:r>
+      <w:proofErr w:type="spellStart"/>
+      <w:r>
+        <w:rPr>
+          <w:rFonts w:ascii="Times New Roman" w:eastAsia="Times New Roman" w:hAnsi="Times New Roman" w:cs="Times New Roman"/>
+          <w:kern w:val="0"/>
+          <w:lang w:val="tr-TR"/>
+          <w14:ligatures w14:val="none"/>
+        </w:rPr>
+        <w:t>traffic</w:t>
+      </w:r>
+      <w:proofErr w:type="spellEnd"/>
+      <w:r>
+        <w:rPr>
+          <w:rFonts w:ascii="Times New Roman" w:eastAsia="Times New Roman" w:hAnsi="Times New Roman" w:cs="Times New Roman"/>
+          <w:kern w:val="0"/>
+          <w:lang w:val="tr-TR"/>
+          <w14:ligatures w14:val="none"/>
+        </w:rPr>
+        <w:t xml:space="preserve"> </w:t>
+      </w:r>
+      <w:proofErr w:type="spellStart"/>
+      <w:r>
+        <w:rPr>
+          <w:rFonts w:ascii="Times New Roman" w:eastAsia="Times New Roman" w:hAnsi="Times New Roman" w:cs="Times New Roman"/>
+          <w:kern w:val="0"/>
+          <w:lang w:val="tr-TR"/>
+          <w14:ligatures w14:val="none"/>
+        </w:rPr>
+        <w:t>flow</w:t>
+      </w:r>
+      <w:proofErr w:type="spellEnd"/>
+      <w:r>
+        <w:rPr>
+          <w:rFonts w:ascii="Times New Roman" w:eastAsia="Times New Roman" w:hAnsi="Times New Roman" w:cs="Times New Roman"/>
+          <w:kern w:val="0"/>
+          <w:lang w:val="tr-TR"/>
+          <w14:ligatures w14:val="none"/>
+        </w:rPr>
+        <w:t xml:space="preserve"> </w:t>
+      </w:r>
+      <w:proofErr w:type="spellStart"/>
+      <w:r>
+        <w:rPr>
+          <w:rFonts w:ascii="Times New Roman" w:eastAsia="Times New Roman" w:hAnsi="Times New Roman" w:cs="Times New Roman"/>
+          <w:kern w:val="0"/>
+          <w:lang w:val="tr-TR"/>
+          <w14:ligatures w14:val="none"/>
+        </w:rPr>
+        <w:t>using</w:t>
+      </w:r>
+      <w:proofErr w:type="spellEnd"/>
+      <w:r>
+        <w:rPr>
+          <w:rFonts w:ascii="Times New Roman" w:eastAsia="Times New Roman" w:hAnsi="Times New Roman" w:cs="Times New Roman"/>
+          <w:kern w:val="0"/>
+          <w:lang w:val="tr-TR"/>
+          <w14:ligatures w14:val="none"/>
+        </w:rPr>
+        <w:t xml:space="preserve"> </w:t>
+      </w:r>
+      <w:proofErr w:type="spellStart"/>
+      <w:r>
+        <w:rPr>
+          <w:rFonts w:ascii="Times New Roman" w:eastAsia="Times New Roman" w:hAnsi="Times New Roman" w:cs="Times New Roman"/>
+          <w:kern w:val="0"/>
+          <w:lang w:val="tr-TR"/>
+          <w14:ligatures w14:val="none"/>
+        </w:rPr>
+        <w:t>the</w:t>
+      </w:r>
+      <w:proofErr w:type="spellEnd"/>
+      <w:r>
+        <w:rPr>
+          <w:rFonts w:ascii="Times New Roman" w:eastAsia="Times New Roman" w:hAnsi="Times New Roman" w:cs="Times New Roman"/>
+          <w:kern w:val="0"/>
+          <w:lang w:val="tr-TR"/>
+          <w14:ligatures w14:val="none"/>
+        </w:rPr>
+        <w:t xml:space="preserve"> </w:t>
+      </w:r>
+      <w:proofErr w:type="spellStart"/>
+      <w:r>
+        <w:rPr>
+          <w:rFonts w:ascii="Times New Roman" w:eastAsia="Times New Roman" w:hAnsi="Times New Roman" w:cs="Times New Roman"/>
+          <w:kern w:val="0"/>
+          <w:lang w:val="tr-TR"/>
+          <w14:ligatures w14:val="none"/>
+        </w:rPr>
+        <w:t>Nagel</w:t>
+      </w:r>
+      <w:proofErr w:type="spellEnd"/>
+      <w:r>
+        <w:rPr>
+          <w:rFonts w:ascii="Times New Roman" w:eastAsia="Times New Roman" w:hAnsi="Times New Roman" w:cs="Times New Roman"/>
+          <w:kern w:val="0"/>
+          <w:lang w:val="tr-TR"/>
+          <w14:ligatures w14:val="none"/>
+        </w:rPr>
+        <w:t>–</w:t>
+      </w:r>
+      <w:proofErr w:type="spellStart"/>
+      <w:r>
+        <w:rPr>
+          <w:rFonts w:ascii="Times New Roman" w:eastAsia="Times New Roman" w:hAnsi="Times New Roman" w:cs="Times New Roman"/>
+          <w:kern w:val="0"/>
+          <w:lang w:val="tr-TR"/>
+          <w14:ligatures w14:val="none"/>
+        </w:rPr>
+        <w:t>Schreckenberg</w:t>
+      </w:r>
+      <w:proofErr w:type="spellEnd"/>
+      <w:r>
+        <w:rPr>
+          <w:rFonts w:ascii="Times New Roman" w:eastAsia="Times New Roman" w:hAnsi="Times New Roman" w:cs="Times New Roman"/>
+          <w:kern w:val="0"/>
+          <w:lang w:val="tr-TR"/>
+          <w14:ligatures w14:val="none"/>
+        </w:rPr>
+        <w:t xml:space="preserve"> model </w:t>
+      </w:r>
+      <w:proofErr w:type="spellStart"/>
+      <w:r>
+        <w:rPr>
+          <w:rFonts w:ascii="Times New Roman" w:eastAsia="Times New Roman" w:hAnsi="Times New Roman" w:cs="Times New Roman"/>
+          <w:kern w:val="0"/>
+          <w:lang w:val="tr-TR"/>
+          <w14:ligatures w14:val="none"/>
+        </w:rPr>
+        <w:t>with</w:t>
+      </w:r>
+      <w:proofErr w:type="spellEnd"/>
+      <w:r>
+        <w:rPr>
+          <w:rFonts w:ascii="Times New Roman" w:eastAsia="Times New Roman" w:hAnsi="Times New Roman" w:cs="Times New Roman"/>
+          <w:kern w:val="0"/>
+          <w:lang w:val="tr-TR"/>
+          <w14:ligatures w14:val="none"/>
+        </w:rPr>
+        <w:t xml:space="preserve"> </w:t>
+      </w:r>
+      <w:proofErr w:type="spellStart"/>
+      <w:r>
+        <w:rPr>
+          <w:rFonts w:ascii="Times New Roman" w:eastAsia="Times New Roman" w:hAnsi="Times New Roman" w:cs="Times New Roman"/>
+          <w:kern w:val="0"/>
+          <w:lang w:val="tr-TR"/>
+          <w14:ligatures w14:val="none"/>
+        </w:rPr>
+        <w:t>the</w:t>
+      </w:r>
+      <w:proofErr w:type="spellEnd"/>
+      <w:r>
+        <w:rPr>
+          <w:rFonts w:ascii="Times New Roman" w:eastAsia="Times New Roman" w:hAnsi="Times New Roman" w:cs="Times New Roman"/>
+          <w:kern w:val="0"/>
+          <w:lang w:val="tr-TR"/>
+          <w14:ligatures w14:val="none"/>
+        </w:rPr>
+        <w:t xml:space="preserve"> Cell-DEVS in </w:t>
+      </w:r>
+      <w:proofErr w:type="spellStart"/>
+      <w:r>
+        <w:rPr>
+          <w:rFonts w:ascii="Times New Roman" w:eastAsia="Times New Roman" w:hAnsi="Times New Roman" w:cs="Times New Roman"/>
+          <w:kern w:val="0"/>
+          <w:lang w:val="tr-TR"/>
+          <w14:ligatures w14:val="none"/>
+        </w:rPr>
+        <w:t>the</w:t>
+      </w:r>
+      <w:proofErr w:type="spellEnd"/>
+      <w:r>
+        <w:rPr>
+          <w:rFonts w:ascii="Times New Roman" w:eastAsia="Times New Roman" w:hAnsi="Times New Roman" w:cs="Times New Roman"/>
+          <w:kern w:val="0"/>
+          <w:lang w:val="tr-TR"/>
+          <w14:ligatures w14:val="none"/>
+        </w:rPr>
+        <w:t xml:space="preserve"> </w:t>
+      </w:r>
+      <w:proofErr w:type="spellStart"/>
+      <w:r>
+        <w:rPr>
+          <w:rFonts w:ascii="Times New Roman" w:eastAsia="Times New Roman" w:hAnsi="Times New Roman" w:cs="Times New Roman"/>
+          <w:kern w:val="0"/>
+          <w:lang w:val="tr-TR"/>
+          <w14:ligatures w14:val="none"/>
+        </w:rPr>
+        <w:t>Cadmium</w:t>
+      </w:r>
+      <w:proofErr w:type="spellEnd"/>
+      <w:r>
+        <w:rPr>
+          <w:rFonts w:ascii="Times New Roman" w:eastAsia="Times New Roman" w:hAnsi="Times New Roman" w:cs="Times New Roman"/>
+          <w:kern w:val="0"/>
+          <w:lang w:val="tr-TR"/>
+          <w14:ligatures w14:val="none"/>
+        </w:rPr>
+        <w:t xml:space="preserve"> </w:t>
+      </w:r>
+      <w:proofErr w:type="spellStart"/>
+      <w:r>
+        <w:rPr>
+          <w:rFonts w:ascii="Times New Roman" w:eastAsia="Times New Roman" w:hAnsi="Times New Roman" w:cs="Times New Roman"/>
+          <w:kern w:val="0"/>
+          <w:lang w:val="tr-TR"/>
+          <w14:ligatures w14:val="none"/>
+        </w:rPr>
+        <w:t>simulation</w:t>
+      </w:r>
+      <w:proofErr w:type="spellEnd"/>
+      <w:r>
+        <w:rPr>
+          <w:rFonts w:ascii="Times New Roman" w:eastAsia="Times New Roman" w:hAnsi="Times New Roman" w:cs="Times New Roman"/>
+          <w:kern w:val="0"/>
+          <w:lang w:val="tr-TR"/>
+          <w14:ligatures w14:val="none"/>
+        </w:rPr>
+        <w:t xml:space="preserve"> </w:t>
+      </w:r>
+      <w:proofErr w:type="spellStart"/>
+      <w:r>
+        <w:rPr>
+          <w:rFonts w:ascii="Times New Roman" w:eastAsia="Times New Roman" w:hAnsi="Times New Roman" w:cs="Times New Roman"/>
+          <w:kern w:val="0"/>
+          <w:lang w:val="tr-TR"/>
+          <w14:ligatures w14:val="none"/>
+        </w:rPr>
+        <w:t>framework</w:t>
+      </w:r>
+      <w:proofErr w:type="spellEnd"/>
+      <w:r>
+        <w:rPr>
+          <w:rFonts w:ascii="Times New Roman" w:eastAsia="Times New Roman" w:hAnsi="Times New Roman" w:cs="Times New Roman"/>
+          <w:kern w:val="0"/>
+          <w:lang w:val="tr-TR"/>
+          <w14:ligatures w14:val="none"/>
+        </w:rPr>
+        <w:t xml:space="preserve">. </w:t>
+      </w:r>
+      <w:proofErr w:type="spellStart"/>
+      <w:r>
+        <w:rPr>
+          <w:rFonts w:ascii="Times New Roman" w:eastAsia="Times New Roman" w:hAnsi="Times New Roman" w:cs="Times New Roman"/>
+          <w:kern w:val="0"/>
+          <w:lang w:val="tr-TR"/>
+          <w14:ligatures w14:val="none"/>
+        </w:rPr>
+        <w:t>The</w:t>
+      </w:r>
+      <w:proofErr w:type="spellEnd"/>
+      <w:r>
+        <w:rPr>
+          <w:rFonts w:ascii="Times New Roman" w:eastAsia="Times New Roman" w:hAnsi="Times New Roman" w:cs="Times New Roman"/>
+          <w:kern w:val="0"/>
+          <w:lang w:val="tr-TR"/>
+          <w14:ligatures w14:val="none"/>
+        </w:rPr>
+        <w:t xml:space="preserve"> </w:t>
+      </w:r>
+      <w:proofErr w:type="spellStart"/>
+      <w:r>
+        <w:rPr>
+          <w:rFonts w:ascii="Times New Roman" w:eastAsia="Times New Roman" w:hAnsi="Times New Roman" w:cs="Times New Roman"/>
+          <w:kern w:val="0"/>
+          <w:lang w:val="tr-TR"/>
+          <w14:ligatures w14:val="none"/>
+        </w:rPr>
+        <w:t>simulation</w:t>
+      </w:r>
+      <w:proofErr w:type="spellEnd"/>
+      <w:r>
+        <w:rPr>
+          <w:rFonts w:ascii="Times New Roman" w:eastAsia="Times New Roman" w:hAnsi="Times New Roman" w:cs="Times New Roman"/>
+          <w:kern w:val="0"/>
+          <w:lang w:val="tr-TR"/>
+          <w14:ligatures w14:val="none"/>
+        </w:rPr>
+        <w:t xml:space="preserve"> </w:t>
+      </w:r>
+      <w:proofErr w:type="spellStart"/>
+      <w:r>
+        <w:rPr>
+          <w:rFonts w:ascii="Times New Roman" w:eastAsia="Times New Roman" w:hAnsi="Times New Roman" w:cs="Times New Roman"/>
+          <w:kern w:val="0"/>
+          <w:lang w:val="tr-TR"/>
+          <w14:ligatures w14:val="none"/>
+        </w:rPr>
+        <w:t>focuses</w:t>
+      </w:r>
+      <w:proofErr w:type="spellEnd"/>
+      <w:r>
+        <w:rPr>
+          <w:rFonts w:ascii="Times New Roman" w:eastAsia="Times New Roman" w:hAnsi="Times New Roman" w:cs="Times New Roman"/>
+          <w:kern w:val="0"/>
+          <w:lang w:val="tr-TR"/>
+          <w14:ligatures w14:val="none"/>
+        </w:rPr>
+        <w:t xml:space="preserve"> on </w:t>
+      </w:r>
+      <w:proofErr w:type="spellStart"/>
+      <w:r>
+        <w:rPr>
+          <w:rFonts w:ascii="Times New Roman" w:eastAsia="Times New Roman" w:hAnsi="Times New Roman" w:cs="Times New Roman"/>
+          <w:kern w:val="0"/>
+          <w:lang w:val="tr-TR"/>
+          <w14:ligatures w14:val="none"/>
+        </w:rPr>
+        <w:t>vehicle</w:t>
+      </w:r>
+      <w:proofErr w:type="spellEnd"/>
+      <w:r>
+        <w:rPr>
+          <w:rFonts w:ascii="Times New Roman" w:eastAsia="Times New Roman" w:hAnsi="Times New Roman" w:cs="Times New Roman"/>
+          <w:kern w:val="0"/>
+          <w:lang w:val="tr-TR"/>
+          <w14:ligatures w14:val="none"/>
+        </w:rPr>
+        <w:t xml:space="preserve"> </w:t>
+      </w:r>
+      <w:proofErr w:type="spellStart"/>
+      <w:r>
+        <w:rPr>
+          <w:rFonts w:ascii="Times New Roman" w:eastAsia="Times New Roman" w:hAnsi="Times New Roman" w:cs="Times New Roman"/>
+          <w:kern w:val="0"/>
+          <w:lang w:val="tr-TR"/>
+          <w14:ligatures w14:val="none"/>
+        </w:rPr>
+        <w:t>movement</w:t>
+      </w:r>
+      <w:proofErr w:type="spellEnd"/>
+      <w:r>
+        <w:rPr>
+          <w:rFonts w:ascii="Times New Roman" w:eastAsia="Times New Roman" w:hAnsi="Times New Roman" w:cs="Times New Roman"/>
+          <w:kern w:val="0"/>
+          <w:lang w:val="tr-TR"/>
+          <w14:ligatures w14:val="none"/>
+        </w:rPr>
+        <w:t xml:space="preserve"> </w:t>
+      </w:r>
+      <w:proofErr w:type="spellStart"/>
+      <w:r>
+        <w:rPr>
+          <w:rFonts w:ascii="Times New Roman" w:eastAsia="Times New Roman" w:hAnsi="Times New Roman" w:cs="Times New Roman"/>
+          <w:kern w:val="0"/>
+          <w:lang w:val="tr-TR"/>
+          <w14:ligatures w14:val="none"/>
+        </w:rPr>
+        <w:t>along</w:t>
+      </w:r>
+      <w:proofErr w:type="spellEnd"/>
+      <w:r>
+        <w:rPr>
+          <w:rFonts w:ascii="Times New Roman" w:eastAsia="Times New Roman" w:hAnsi="Times New Roman" w:cs="Times New Roman"/>
+          <w:kern w:val="0"/>
+          <w:lang w:val="tr-TR"/>
+          <w14:ligatures w14:val="none"/>
+        </w:rPr>
+        <w:t xml:space="preserve"> a </w:t>
+      </w:r>
+      <w:proofErr w:type="spellStart"/>
+      <w:r>
+        <w:rPr>
+          <w:rFonts w:ascii="Times New Roman" w:eastAsia="Times New Roman" w:hAnsi="Times New Roman" w:cs="Times New Roman"/>
+          <w:kern w:val="0"/>
+          <w:lang w:val="tr-TR"/>
+          <w14:ligatures w14:val="none"/>
+        </w:rPr>
+        <w:t>one-dimensional</w:t>
+      </w:r>
+      <w:proofErr w:type="spellEnd"/>
+      <w:r>
+        <w:rPr>
+          <w:rFonts w:ascii="Times New Roman" w:eastAsia="Times New Roman" w:hAnsi="Times New Roman" w:cs="Times New Roman"/>
+          <w:kern w:val="0"/>
+          <w:lang w:val="tr-TR"/>
+          <w14:ligatures w14:val="none"/>
+        </w:rPr>
+        <w:t xml:space="preserve"> </w:t>
+      </w:r>
+      <w:proofErr w:type="spellStart"/>
+      <w:r>
+        <w:rPr>
+          <w:rFonts w:ascii="Times New Roman" w:eastAsia="Times New Roman" w:hAnsi="Times New Roman" w:cs="Times New Roman"/>
+          <w:kern w:val="0"/>
+          <w:lang w:val="tr-TR"/>
+          <w14:ligatures w14:val="none"/>
+        </w:rPr>
+        <w:t>road</w:t>
+      </w:r>
+      <w:proofErr w:type="spellEnd"/>
+      <w:r>
+        <w:rPr>
+          <w:rFonts w:ascii="Times New Roman" w:eastAsia="Times New Roman" w:hAnsi="Times New Roman" w:cs="Times New Roman"/>
+          <w:kern w:val="0"/>
+          <w:lang w:val="tr-TR"/>
+          <w14:ligatures w14:val="none"/>
+        </w:rPr>
+        <w:t xml:space="preserve">, </w:t>
+      </w:r>
+      <w:proofErr w:type="spellStart"/>
+      <w:r>
+        <w:rPr>
+          <w:rFonts w:ascii="Times New Roman" w:eastAsia="Times New Roman" w:hAnsi="Times New Roman" w:cs="Times New Roman"/>
+          <w:kern w:val="0"/>
+          <w:lang w:val="tr-TR"/>
+          <w14:ligatures w14:val="none"/>
+        </w:rPr>
+        <w:t>where</w:t>
+      </w:r>
+      <w:proofErr w:type="spellEnd"/>
+      <w:r>
+        <w:rPr>
+          <w:rFonts w:ascii="Times New Roman" w:eastAsia="Times New Roman" w:hAnsi="Times New Roman" w:cs="Times New Roman"/>
+          <w:kern w:val="0"/>
+          <w:lang w:val="tr-TR"/>
+          <w14:ligatures w14:val="none"/>
+        </w:rPr>
+        <w:t xml:space="preserve"> </w:t>
+      </w:r>
+      <w:proofErr w:type="spellStart"/>
+      <w:r>
+        <w:rPr>
+          <w:rFonts w:ascii="Times New Roman" w:eastAsia="Times New Roman" w:hAnsi="Times New Roman" w:cs="Times New Roman"/>
+          <w:kern w:val="0"/>
+          <w:lang w:val="tr-TR"/>
+          <w14:ligatures w14:val="none"/>
+        </w:rPr>
+        <w:t>each</w:t>
+      </w:r>
+      <w:proofErr w:type="spellEnd"/>
+      <w:r>
+        <w:rPr>
+          <w:rFonts w:ascii="Times New Roman" w:eastAsia="Times New Roman" w:hAnsi="Times New Roman" w:cs="Times New Roman"/>
+          <w:kern w:val="0"/>
+          <w:lang w:val="tr-TR"/>
+          <w14:ligatures w14:val="none"/>
+        </w:rPr>
+        <w:t xml:space="preserve"> </w:t>
+      </w:r>
+      <w:proofErr w:type="spellStart"/>
+      <w:r>
+        <w:rPr>
+          <w:rFonts w:ascii="Times New Roman" w:eastAsia="Times New Roman" w:hAnsi="Times New Roman" w:cs="Times New Roman"/>
+          <w:kern w:val="0"/>
+          <w:lang w:val="tr-TR"/>
+          <w14:ligatures w14:val="none"/>
+        </w:rPr>
+        <w:t>vehicle</w:t>
+      </w:r>
+      <w:proofErr w:type="spellEnd"/>
+      <w:r>
+        <w:rPr>
+          <w:rFonts w:ascii="Times New Roman" w:eastAsia="Times New Roman" w:hAnsi="Times New Roman" w:cs="Times New Roman"/>
+          <w:kern w:val="0"/>
+          <w:lang w:val="tr-TR"/>
+          <w14:ligatures w14:val="none"/>
+        </w:rPr>
+        <w:t xml:space="preserve"> </w:t>
+      </w:r>
+      <w:proofErr w:type="spellStart"/>
+      <w:r>
+        <w:rPr>
+          <w:rFonts w:ascii="Times New Roman" w:eastAsia="Times New Roman" w:hAnsi="Times New Roman" w:cs="Times New Roman"/>
+          <w:kern w:val="0"/>
+          <w:lang w:val="tr-TR"/>
+          <w14:ligatures w14:val="none"/>
+        </w:rPr>
+        <w:t>follows</w:t>
+      </w:r>
+      <w:proofErr w:type="spellEnd"/>
+      <w:r>
+        <w:rPr>
+          <w:rFonts w:ascii="Times New Roman" w:eastAsia="Times New Roman" w:hAnsi="Times New Roman" w:cs="Times New Roman"/>
+          <w:kern w:val="0"/>
+          <w:lang w:val="tr-TR"/>
+          <w14:ligatures w14:val="none"/>
+        </w:rPr>
+        <w:t xml:space="preserve"> </w:t>
+      </w:r>
+      <w:proofErr w:type="spellStart"/>
+      <w:r>
+        <w:rPr>
+          <w:rFonts w:ascii="Times New Roman" w:eastAsia="Times New Roman" w:hAnsi="Times New Roman" w:cs="Times New Roman"/>
+          <w:kern w:val="0"/>
+          <w:lang w:val="tr-TR"/>
+          <w14:ligatures w14:val="none"/>
+        </w:rPr>
+        <w:t>simple</w:t>
+      </w:r>
+      <w:proofErr w:type="spellEnd"/>
+      <w:r>
+        <w:rPr>
+          <w:rFonts w:ascii="Times New Roman" w:eastAsia="Times New Roman" w:hAnsi="Times New Roman" w:cs="Times New Roman"/>
+          <w:kern w:val="0"/>
+          <w:lang w:val="tr-TR"/>
+          <w14:ligatures w14:val="none"/>
+        </w:rPr>
+        <w:t xml:space="preserve"> </w:t>
+      </w:r>
+      <w:proofErr w:type="spellStart"/>
+      <w:r>
+        <w:rPr>
+          <w:rFonts w:ascii="Times New Roman" w:eastAsia="Times New Roman" w:hAnsi="Times New Roman" w:cs="Times New Roman"/>
+          <w:kern w:val="0"/>
+          <w:lang w:val="tr-TR"/>
+          <w14:ligatures w14:val="none"/>
+        </w:rPr>
+        <w:t>update</w:t>
+      </w:r>
+      <w:proofErr w:type="spellEnd"/>
+      <w:r>
+        <w:rPr>
+          <w:rFonts w:ascii="Times New Roman" w:eastAsia="Times New Roman" w:hAnsi="Times New Roman" w:cs="Times New Roman"/>
+          <w:kern w:val="0"/>
+          <w:lang w:val="tr-TR"/>
+          <w14:ligatures w14:val="none"/>
+        </w:rPr>
+        <w:t xml:space="preserve"> </w:t>
+      </w:r>
+      <w:proofErr w:type="spellStart"/>
+      <w:r>
+        <w:rPr>
+          <w:rFonts w:ascii="Times New Roman" w:eastAsia="Times New Roman" w:hAnsi="Times New Roman" w:cs="Times New Roman"/>
+          <w:kern w:val="0"/>
+          <w:lang w:val="tr-TR"/>
+          <w14:ligatures w14:val="none"/>
+        </w:rPr>
+        <w:t>rules</w:t>
+      </w:r>
+      <w:proofErr w:type="spellEnd"/>
+      <w:r>
+        <w:rPr>
+          <w:rFonts w:ascii="Times New Roman" w:eastAsia="Times New Roman" w:hAnsi="Times New Roman" w:cs="Times New Roman"/>
+          <w:kern w:val="0"/>
+          <w:lang w:val="tr-TR"/>
+          <w14:ligatures w14:val="none"/>
+        </w:rPr>
+        <w:t xml:space="preserve"> </w:t>
+      </w:r>
+      <w:proofErr w:type="spellStart"/>
+      <w:r>
+        <w:rPr>
+          <w:rFonts w:ascii="Times New Roman" w:eastAsia="Times New Roman" w:hAnsi="Times New Roman" w:cs="Times New Roman"/>
+          <w:kern w:val="0"/>
+          <w:lang w:val="tr-TR"/>
+          <w14:ligatures w14:val="none"/>
+        </w:rPr>
+        <w:t>based</w:t>
+      </w:r>
+      <w:proofErr w:type="spellEnd"/>
+      <w:r>
+        <w:rPr>
+          <w:rFonts w:ascii="Times New Roman" w:eastAsia="Times New Roman" w:hAnsi="Times New Roman" w:cs="Times New Roman"/>
+          <w:kern w:val="0"/>
+          <w:lang w:val="tr-TR"/>
+          <w14:ligatures w14:val="none"/>
+        </w:rPr>
+        <w:t xml:space="preserve"> on </w:t>
+      </w:r>
+      <w:proofErr w:type="spellStart"/>
+      <w:r>
+        <w:rPr>
+          <w:rFonts w:ascii="Times New Roman" w:eastAsia="Times New Roman" w:hAnsi="Times New Roman" w:cs="Times New Roman"/>
+          <w:kern w:val="0"/>
+          <w:lang w:val="tr-TR"/>
+          <w14:ligatures w14:val="none"/>
+        </w:rPr>
+        <w:t>its</w:t>
+      </w:r>
+      <w:proofErr w:type="spellEnd"/>
+      <w:r>
+        <w:rPr>
+          <w:rFonts w:ascii="Times New Roman" w:eastAsia="Times New Roman" w:hAnsi="Times New Roman" w:cs="Times New Roman"/>
+          <w:kern w:val="0"/>
+          <w:lang w:val="tr-TR"/>
+          <w14:ligatures w14:val="none"/>
+        </w:rPr>
+        <w:t xml:space="preserve"> </w:t>
+      </w:r>
+      <w:proofErr w:type="spellStart"/>
+      <w:r>
+        <w:rPr>
+          <w:rFonts w:ascii="Times New Roman" w:eastAsia="Times New Roman" w:hAnsi="Times New Roman" w:cs="Times New Roman"/>
+          <w:kern w:val="0"/>
+          <w:lang w:val="tr-TR"/>
+          <w14:ligatures w14:val="none"/>
+        </w:rPr>
+        <w:t>speed</w:t>
+      </w:r>
+      <w:proofErr w:type="spellEnd"/>
+      <w:r>
+        <w:rPr>
+          <w:rFonts w:ascii="Times New Roman" w:eastAsia="Times New Roman" w:hAnsi="Times New Roman" w:cs="Times New Roman"/>
+          <w:kern w:val="0"/>
+          <w:lang w:val="tr-TR"/>
+          <w14:ligatures w14:val="none"/>
+        </w:rPr>
+        <w:t xml:space="preserve"> </w:t>
+      </w:r>
+      <w:proofErr w:type="spellStart"/>
+      <w:r>
+        <w:rPr>
+          <w:rFonts w:ascii="Times New Roman" w:eastAsia="Times New Roman" w:hAnsi="Times New Roman" w:cs="Times New Roman"/>
+          <w:kern w:val="0"/>
+          <w:lang w:val="tr-TR"/>
+          <w14:ligatures w14:val="none"/>
+        </w:rPr>
+        <w:t>and</w:t>
+      </w:r>
+      <w:proofErr w:type="spellEnd"/>
+      <w:r>
+        <w:rPr>
+          <w:rFonts w:ascii="Times New Roman" w:eastAsia="Times New Roman" w:hAnsi="Times New Roman" w:cs="Times New Roman"/>
+          <w:kern w:val="0"/>
+          <w:lang w:val="tr-TR"/>
+          <w14:ligatures w14:val="none"/>
+        </w:rPr>
+        <w:t xml:space="preserve"> </w:t>
+      </w:r>
+      <w:proofErr w:type="spellStart"/>
+      <w:r>
+        <w:rPr>
+          <w:rFonts w:ascii="Times New Roman" w:eastAsia="Times New Roman" w:hAnsi="Times New Roman" w:cs="Times New Roman"/>
+          <w:kern w:val="0"/>
+          <w:lang w:val="tr-TR"/>
+          <w14:ligatures w14:val="none"/>
+        </w:rPr>
+        <w:t>the</w:t>
+      </w:r>
+      <w:proofErr w:type="spellEnd"/>
+      <w:r>
+        <w:rPr>
+          <w:rFonts w:ascii="Times New Roman" w:eastAsia="Times New Roman" w:hAnsi="Times New Roman" w:cs="Times New Roman"/>
+          <w:kern w:val="0"/>
+          <w:lang w:val="tr-TR"/>
+          <w14:ligatures w14:val="none"/>
+        </w:rPr>
+        <w:t xml:space="preserve"> </w:t>
+      </w:r>
+      <w:proofErr w:type="spellStart"/>
+      <w:r>
+        <w:rPr>
+          <w:rFonts w:ascii="Times New Roman" w:eastAsia="Times New Roman" w:hAnsi="Times New Roman" w:cs="Times New Roman"/>
+          <w:kern w:val="0"/>
+          <w:lang w:val="tr-TR"/>
+          <w14:ligatures w14:val="none"/>
+        </w:rPr>
+        <w:t>distance</w:t>
+      </w:r>
+      <w:proofErr w:type="spellEnd"/>
+      <w:r>
+        <w:rPr>
+          <w:rFonts w:ascii="Times New Roman" w:eastAsia="Times New Roman" w:hAnsi="Times New Roman" w:cs="Times New Roman"/>
+          <w:kern w:val="0"/>
+          <w:lang w:val="tr-TR"/>
+          <w14:ligatures w14:val="none"/>
+        </w:rPr>
+        <w:t xml:space="preserve"> </w:t>
+      </w:r>
+      <w:proofErr w:type="spellStart"/>
+      <w:r>
+        <w:rPr>
+          <w:rFonts w:ascii="Times New Roman" w:eastAsia="Times New Roman" w:hAnsi="Times New Roman" w:cs="Times New Roman"/>
+          <w:kern w:val="0"/>
+          <w:lang w:val="tr-TR"/>
+          <w14:ligatures w14:val="none"/>
+        </w:rPr>
+        <w:t>to</w:t>
+      </w:r>
+      <w:proofErr w:type="spellEnd"/>
+      <w:r>
+        <w:rPr>
+          <w:rFonts w:ascii="Times New Roman" w:eastAsia="Times New Roman" w:hAnsi="Times New Roman" w:cs="Times New Roman"/>
+          <w:kern w:val="0"/>
+          <w:lang w:val="tr-TR"/>
+          <w14:ligatures w14:val="none"/>
+        </w:rPr>
+        <w:t xml:space="preserve"> </w:t>
+      </w:r>
+      <w:proofErr w:type="spellStart"/>
+      <w:r>
+        <w:rPr>
+          <w:rFonts w:ascii="Times New Roman" w:eastAsia="Times New Roman" w:hAnsi="Times New Roman" w:cs="Times New Roman"/>
+          <w:kern w:val="0"/>
+          <w:lang w:val="tr-TR"/>
+          <w14:ligatures w14:val="none"/>
+        </w:rPr>
+        <w:t>the</w:t>
+      </w:r>
+      <w:proofErr w:type="spellEnd"/>
+      <w:r>
+        <w:rPr>
+          <w:rFonts w:ascii="Times New Roman" w:eastAsia="Times New Roman" w:hAnsi="Times New Roman" w:cs="Times New Roman"/>
+          <w:kern w:val="0"/>
+          <w:lang w:val="tr-TR"/>
+          <w14:ligatures w14:val="none"/>
+        </w:rPr>
+        <w:t xml:space="preserve"> car in </w:t>
+      </w:r>
+      <w:proofErr w:type="spellStart"/>
+      <w:r>
+        <w:rPr>
+          <w:rFonts w:ascii="Times New Roman" w:eastAsia="Times New Roman" w:hAnsi="Times New Roman" w:cs="Times New Roman"/>
+          <w:kern w:val="0"/>
+          <w:lang w:val="tr-TR"/>
+          <w14:ligatures w14:val="none"/>
+        </w:rPr>
+        <w:t>front</w:t>
+      </w:r>
+      <w:proofErr w:type="spellEnd"/>
+      <w:r>
+        <w:rPr>
+          <w:rFonts w:ascii="Times New Roman" w:eastAsia="Times New Roman" w:hAnsi="Times New Roman" w:cs="Times New Roman"/>
+          <w:kern w:val="0"/>
+          <w:lang w:val="tr-TR"/>
+          <w14:ligatures w14:val="none"/>
+        </w:rPr>
+        <w:t>.</w:t>
       </w:r>
       <w:r>
         <w:rPr>
@@ -890,14 +2548,1445 @@
           <w14:ligatures w14:val="none"/>
         </w:rPr>
       </w:pPr>
-      <w:r>
-        <w:rPr>
-          <w:rFonts w:ascii="Times New Roman" w:eastAsia="Times New Roman" w:hAnsi="Times New Roman" w:cs="Times New Roman"/>
-          <w:kern w:val="0"/>
-          <w:lang w:val="tr-TR"/>
-          <w14:ligatures w14:val="none"/>
-        </w:rPr>
-        <w:t>The Nagel–Schreckenberg model is a well-known cellular automata model used to simulate traffic flow on a road. In this model, the road is divided into discrete cells, and each cell can either be empty or occupied by one vehicle. Each vehicle has a discrete speed, and its behavior is updated at each simulation step using simple rules such as acceleration, checking the gap to the vehicle ahead, and movement. Although the rules are simple, the model can still represent important traffic behaviors such as smooth flow, slowing down, and congestion.</w:t>
+      <w:proofErr w:type="spellStart"/>
+      <w:r>
+        <w:rPr>
+          <w:rFonts w:ascii="Times New Roman" w:eastAsia="Times New Roman" w:hAnsi="Times New Roman" w:cs="Times New Roman"/>
+          <w:kern w:val="0"/>
+          <w:lang w:val="tr-TR"/>
+          <w14:ligatures w14:val="none"/>
+        </w:rPr>
+        <w:t>The</w:t>
+      </w:r>
+      <w:proofErr w:type="spellEnd"/>
+      <w:r>
+        <w:rPr>
+          <w:rFonts w:ascii="Times New Roman" w:eastAsia="Times New Roman" w:hAnsi="Times New Roman" w:cs="Times New Roman"/>
+          <w:kern w:val="0"/>
+          <w:lang w:val="tr-TR"/>
+          <w14:ligatures w14:val="none"/>
+        </w:rPr>
+        <w:t xml:space="preserve"> </w:t>
+      </w:r>
+      <w:proofErr w:type="spellStart"/>
+      <w:r>
+        <w:rPr>
+          <w:rFonts w:ascii="Times New Roman" w:eastAsia="Times New Roman" w:hAnsi="Times New Roman" w:cs="Times New Roman"/>
+          <w:kern w:val="0"/>
+          <w:lang w:val="tr-TR"/>
+          <w14:ligatures w14:val="none"/>
+        </w:rPr>
+        <w:t>Nagel</w:t>
+      </w:r>
+      <w:proofErr w:type="spellEnd"/>
+      <w:r>
+        <w:rPr>
+          <w:rFonts w:ascii="Times New Roman" w:eastAsia="Times New Roman" w:hAnsi="Times New Roman" w:cs="Times New Roman"/>
+          <w:kern w:val="0"/>
+          <w:lang w:val="tr-TR"/>
+          <w14:ligatures w14:val="none"/>
+        </w:rPr>
+        <w:t>–</w:t>
+      </w:r>
+      <w:proofErr w:type="spellStart"/>
+      <w:r>
+        <w:rPr>
+          <w:rFonts w:ascii="Times New Roman" w:eastAsia="Times New Roman" w:hAnsi="Times New Roman" w:cs="Times New Roman"/>
+          <w:kern w:val="0"/>
+          <w:lang w:val="tr-TR"/>
+          <w14:ligatures w14:val="none"/>
+        </w:rPr>
+        <w:t>Schreckenberg</w:t>
+      </w:r>
+      <w:proofErr w:type="spellEnd"/>
+      <w:r>
+        <w:rPr>
+          <w:rFonts w:ascii="Times New Roman" w:eastAsia="Times New Roman" w:hAnsi="Times New Roman" w:cs="Times New Roman"/>
+          <w:kern w:val="0"/>
+          <w:lang w:val="tr-TR"/>
+          <w14:ligatures w14:val="none"/>
+        </w:rPr>
+        <w:t xml:space="preserve"> model is a </w:t>
+      </w:r>
+      <w:proofErr w:type="spellStart"/>
+      <w:r>
+        <w:rPr>
+          <w:rFonts w:ascii="Times New Roman" w:eastAsia="Times New Roman" w:hAnsi="Times New Roman" w:cs="Times New Roman"/>
+          <w:kern w:val="0"/>
+          <w:lang w:val="tr-TR"/>
+          <w14:ligatures w14:val="none"/>
+        </w:rPr>
+        <w:t>well-known</w:t>
+      </w:r>
+      <w:proofErr w:type="spellEnd"/>
+      <w:r>
+        <w:rPr>
+          <w:rFonts w:ascii="Times New Roman" w:eastAsia="Times New Roman" w:hAnsi="Times New Roman" w:cs="Times New Roman"/>
+          <w:kern w:val="0"/>
+          <w:lang w:val="tr-TR"/>
+          <w14:ligatures w14:val="none"/>
+        </w:rPr>
+        <w:t xml:space="preserve"> </w:t>
+      </w:r>
+      <w:proofErr w:type="spellStart"/>
+      <w:r>
+        <w:rPr>
+          <w:rFonts w:ascii="Times New Roman" w:eastAsia="Times New Roman" w:hAnsi="Times New Roman" w:cs="Times New Roman"/>
+          <w:kern w:val="0"/>
+          <w:lang w:val="tr-TR"/>
+          <w14:ligatures w14:val="none"/>
+        </w:rPr>
+        <w:t>cellular</w:t>
+      </w:r>
+      <w:proofErr w:type="spellEnd"/>
+      <w:r>
+        <w:rPr>
+          <w:rFonts w:ascii="Times New Roman" w:eastAsia="Times New Roman" w:hAnsi="Times New Roman" w:cs="Times New Roman"/>
+          <w:kern w:val="0"/>
+          <w:lang w:val="tr-TR"/>
+          <w14:ligatures w14:val="none"/>
+        </w:rPr>
+        <w:t xml:space="preserve"> </w:t>
+      </w:r>
+      <w:proofErr w:type="spellStart"/>
+      <w:r>
+        <w:rPr>
+          <w:rFonts w:ascii="Times New Roman" w:eastAsia="Times New Roman" w:hAnsi="Times New Roman" w:cs="Times New Roman"/>
+          <w:kern w:val="0"/>
+          <w:lang w:val="tr-TR"/>
+          <w14:ligatures w14:val="none"/>
+        </w:rPr>
+        <w:t>automata</w:t>
+      </w:r>
+      <w:proofErr w:type="spellEnd"/>
+      <w:r>
+        <w:rPr>
+          <w:rFonts w:ascii="Times New Roman" w:eastAsia="Times New Roman" w:hAnsi="Times New Roman" w:cs="Times New Roman"/>
+          <w:kern w:val="0"/>
+          <w:lang w:val="tr-TR"/>
+          <w14:ligatures w14:val="none"/>
+        </w:rPr>
+        <w:t xml:space="preserve"> model </w:t>
+      </w:r>
+      <w:proofErr w:type="spellStart"/>
+      <w:r>
+        <w:rPr>
+          <w:rFonts w:ascii="Times New Roman" w:eastAsia="Times New Roman" w:hAnsi="Times New Roman" w:cs="Times New Roman"/>
+          <w:kern w:val="0"/>
+          <w:lang w:val="tr-TR"/>
+          <w14:ligatures w14:val="none"/>
+        </w:rPr>
+        <w:t>used</w:t>
+      </w:r>
+      <w:proofErr w:type="spellEnd"/>
+      <w:r>
+        <w:rPr>
+          <w:rFonts w:ascii="Times New Roman" w:eastAsia="Times New Roman" w:hAnsi="Times New Roman" w:cs="Times New Roman"/>
+          <w:kern w:val="0"/>
+          <w:lang w:val="tr-TR"/>
+          <w14:ligatures w14:val="none"/>
+        </w:rPr>
+        <w:t xml:space="preserve"> </w:t>
+      </w:r>
+      <w:proofErr w:type="spellStart"/>
+      <w:r>
+        <w:rPr>
+          <w:rFonts w:ascii="Times New Roman" w:eastAsia="Times New Roman" w:hAnsi="Times New Roman" w:cs="Times New Roman"/>
+          <w:kern w:val="0"/>
+          <w:lang w:val="tr-TR"/>
+          <w14:ligatures w14:val="none"/>
+        </w:rPr>
+        <w:t>to</w:t>
+      </w:r>
+      <w:proofErr w:type="spellEnd"/>
+      <w:r>
+        <w:rPr>
+          <w:rFonts w:ascii="Times New Roman" w:eastAsia="Times New Roman" w:hAnsi="Times New Roman" w:cs="Times New Roman"/>
+          <w:kern w:val="0"/>
+          <w:lang w:val="tr-TR"/>
+          <w14:ligatures w14:val="none"/>
+        </w:rPr>
+        <w:t xml:space="preserve"> </w:t>
+      </w:r>
+      <w:proofErr w:type="spellStart"/>
+      <w:r>
+        <w:rPr>
+          <w:rFonts w:ascii="Times New Roman" w:eastAsia="Times New Roman" w:hAnsi="Times New Roman" w:cs="Times New Roman"/>
+          <w:kern w:val="0"/>
+          <w:lang w:val="tr-TR"/>
+          <w14:ligatures w14:val="none"/>
+        </w:rPr>
+        <w:t>simulate</w:t>
+      </w:r>
+      <w:proofErr w:type="spellEnd"/>
+      <w:r>
+        <w:rPr>
+          <w:rFonts w:ascii="Times New Roman" w:eastAsia="Times New Roman" w:hAnsi="Times New Roman" w:cs="Times New Roman"/>
+          <w:kern w:val="0"/>
+          <w:lang w:val="tr-TR"/>
+          <w14:ligatures w14:val="none"/>
+        </w:rPr>
+        <w:t xml:space="preserve"> </w:t>
+      </w:r>
+      <w:proofErr w:type="spellStart"/>
+      <w:r>
+        <w:rPr>
+          <w:rFonts w:ascii="Times New Roman" w:eastAsia="Times New Roman" w:hAnsi="Times New Roman" w:cs="Times New Roman"/>
+          <w:kern w:val="0"/>
+          <w:lang w:val="tr-TR"/>
+          <w14:ligatures w14:val="none"/>
+        </w:rPr>
+        <w:t>traffic</w:t>
+      </w:r>
+      <w:proofErr w:type="spellEnd"/>
+      <w:r>
+        <w:rPr>
+          <w:rFonts w:ascii="Times New Roman" w:eastAsia="Times New Roman" w:hAnsi="Times New Roman" w:cs="Times New Roman"/>
+          <w:kern w:val="0"/>
+          <w:lang w:val="tr-TR"/>
+          <w14:ligatures w14:val="none"/>
+        </w:rPr>
+        <w:t xml:space="preserve"> </w:t>
+      </w:r>
+      <w:proofErr w:type="spellStart"/>
+      <w:r>
+        <w:rPr>
+          <w:rFonts w:ascii="Times New Roman" w:eastAsia="Times New Roman" w:hAnsi="Times New Roman" w:cs="Times New Roman"/>
+          <w:kern w:val="0"/>
+          <w:lang w:val="tr-TR"/>
+          <w14:ligatures w14:val="none"/>
+        </w:rPr>
+        <w:t>flow</w:t>
+      </w:r>
+      <w:proofErr w:type="spellEnd"/>
+      <w:r>
+        <w:rPr>
+          <w:rFonts w:ascii="Times New Roman" w:eastAsia="Times New Roman" w:hAnsi="Times New Roman" w:cs="Times New Roman"/>
+          <w:kern w:val="0"/>
+          <w:lang w:val="tr-TR"/>
+          <w14:ligatures w14:val="none"/>
+        </w:rPr>
+        <w:t xml:space="preserve"> on a </w:t>
+      </w:r>
+      <w:proofErr w:type="spellStart"/>
+      <w:r>
+        <w:rPr>
+          <w:rFonts w:ascii="Times New Roman" w:eastAsia="Times New Roman" w:hAnsi="Times New Roman" w:cs="Times New Roman"/>
+          <w:kern w:val="0"/>
+          <w:lang w:val="tr-TR"/>
+          <w14:ligatures w14:val="none"/>
+        </w:rPr>
+        <w:t>road</w:t>
+      </w:r>
+      <w:proofErr w:type="spellEnd"/>
+      <w:r>
+        <w:rPr>
+          <w:rFonts w:ascii="Times New Roman" w:eastAsia="Times New Roman" w:hAnsi="Times New Roman" w:cs="Times New Roman"/>
+          <w:kern w:val="0"/>
+          <w:lang w:val="tr-TR"/>
+          <w14:ligatures w14:val="none"/>
+        </w:rPr>
+        <w:t xml:space="preserve">. </w:t>
+      </w:r>
+      <w:proofErr w:type="spellStart"/>
+      <w:r>
+        <w:rPr>
+          <w:rFonts w:ascii="Times New Roman" w:eastAsia="Times New Roman" w:hAnsi="Times New Roman" w:cs="Times New Roman"/>
+          <w:kern w:val="0"/>
+          <w:lang w:val="tr-TR"/>
+          <w14:ligatures w14:val="none"/>
+        </w:rPr>
+        <w:t>In</w:t>
+      </w:r>
+      <w:proofErr w:type="spellEnd"/>
+      <w:r>
+        <w:rPr>
+          <w:rFonts w:ascii="Times New Roman" w:eastAsia="Times New Roman" w:hAnsi="Times New Roman" w:cs="Times New Roman"/>
+          <w:kern w:val="0"/>
+          <w:lang w:val="tr-TR"/>
+          <w14:ligatures w14:val="none"/>
+        </w:rPr>
+        <w:t xml:space="preserve"> </w:t>
+      </w:r>
+      <w:proofErr w:type="spellStart"/>
+      <w:r>
+        <w:rPr>
+          <w:rFonts w:ascii="Times New Roman" w:eastAsia="Times New Roman" w:hAnsi="Times New Roman" w:cs="Times New Roman"/>
+          <w:kern w:val="0"/>
+          <w:lang w:val="tr-TR"/>
+          <w14:ligatures w14:val="none"/>
+        </w:rPr>
+        <w:t>this</w:t>
+      </w:r>
+      <w:proofErr w:type="spellEnd"/>
+      <w:r>
+        <w:rPr>
+          <w:rFonts w:ascii="Times New Roman" w:eastAsia="Times New Roman" w:hAnsi="Times New Roman" w:cs="Times New Roman"/>
+          <w:kern w:val="0"/>
+          <w:lang w:val="tr-TR"/>
+          <w14:ligatures w14:val="none"/>
+        </w:rPr>
+        <w:t xml:space="preserve"> model, </w:t>
+      </w:r>
+      <w:proofErr w:type="spellStart"/>
+      <w:r>
+        <w:rPr>
+          <w:rFonts w:ascii="Times New Roman" w:eastAsia="Times New Roman" w:hAnsi="Times New Roman" w:cs="Times New Roman"/>
+          <w:kern w:val="0"/>
+          <w:lang w:val="tr-TR"/>
+          <w14:ligatures w14:val="none"/>
+        </w:rPr>
+        <w:t>the</w:t>
+      </w:r>
+      <w:proofErr w:type="spellEnd"/>
+      <w:r>
+        <w:rPr>
+          <w:rFonts w:ascii="Times New Roman" w:eastAsia="Times New Roman" w:hAnsi="Times New Roman" w:cs="Times New Roman"/>
+          <w:kern w:val="0"/>
+          <w:lang w:val="tr-TR"/>
+          <w14:ligatures w14:val="none"/>
+        </w:rPr>
+        <w:t xml:space="preserve"> </w:t>
+      </w:r>
+      <w:proofErr w:type="spellStart"/>
+      <w:r>
+        <w:rPr>
+          <w:rFonts w:ascii="Times New Roman" w:eastAsia="Times New Roman" w:hAnsi="Times New Roman" w:cs="Times New Roman"/>
+          <w:kern w:val="0"/>
+          <w:lang w:val="tr-TR"/>
+          <w14:ligatures w14:val="none"/>
+        </w:rPr>
+        <w:t>road</w:t>
+      </w:r>
+      <w:proofErr w:type="spellEnd"/>
+      <w:r>
+        <w:rPr>
+          <w:rFonts w:ascii="Times New Roman" w:eastAsia="Times New Roman" w:hAnsi="Times New Roman" w:cs="Times New Roman"/>
+          <w:kern w:val="0"/>
+          <w:lang w:val="tr-TR"/>
+          <w14:ligatures w14:val="none"/>
+        </w:rPr>
+        <w:t xml:space="preserve"> is </w:t>
+      </w:r>
+      <w:proofErr w:type="spellStart"/>
+      <w:r>
+        <w:rPr>
+          <w:rFonts w:ascii="Times New Roman" w:eastAsia="Times New Roman" w:hAnsi="Times New Roman" w:cs="Times New Roman"/>
+          <w:kern w:val="0"/>
+          <w:lang w:val="tr-TR"/>
+          <w14:ligatures w14:val="none"/>
+        </w:rPr>
+        <w:t>divided</w:t>
+      </w:r>
+      <w:proofErr w:type="spellEnd"/>
+      <w:r>
+        <w:rPr>
+          <w:rFonts w:ascii="Times New Roman" w:eastAsia="Times New Roman" w:hAnsi="Times New Roman" w:cs="Times New Roman"/>
+          <w:kern w:val="0"/>
+          <w:lang w:val="tr-TR"/>
+          <w14:ligatures w14:val="none"/>
+        </w:rPr>
+        <w:t xml:space="preserve"> </w:t>
+      </w:r>
+      <w:proofErr w:type="spellStart"/>
+      <w:r>
+        <w:rPr>
+          <w:rFonts w:ascii="Times New Roman" w:eastAsia="Times New Roman" w:hAnsi="Times New Roman" w:cs="Times New Roman"/>
+          <w:kern w:val="0"/>
+          <w:lang w:val="tr-TR"/>
+          <w14:ligatures w14:val="none"/>
+        </w:rPr>
+        <w:t>into</w:t>
+      </w:r>
+      <w:proofErr w:type="spellEnd"/>
+      <w:r>
+        <w:rPr>
+          <w:rFonts w:ascii="Times New Roman" w:eastAsia="Times New Roman" w:hAnsi="Times New Roman" w:cs="Times New Roman"/>
+          <w:kern w:val="0"/>
+          <w:lang w:val="tr-TR"/>
+          <w14:ligatures w14:val="none"/>
+        </w:rPr>
+        <w:t xml:space="preserve"> </w:t>
+      </w:r>
+      <w:proofErr w:type="spellStart"/>
+      <w:r>
+        <w:rPr>
+          <w:rFonts w:ascii="Times New Roman" w:eastAsia="Times New Roman" w:hAnsi="Times New Roman" w:cs="Times New Roman"/>
+          <w:kern w:val="0"/>
+          <w:lang w:val="tr-TR"/>
+          <w14:ligatures w14:val="none"/>
+        </w:rPr>
+        <w:t>discrete</w:t>
+      </w:r>
+      <w:proofErr w:type="spellEnd"/>
+      <w:r>
+        <w:rPr>
+          <w:rFonts w:ascii="Times New Roman" w:eastAsia="Times New Roman" w:hAnsi="Times New Roman" w:cs="Times New Roman"/>
+          <w:kern w:val="0"/>
+          <w:lang w:val="tr-TR"/>
+          <w14:ligatures w14:val="none"/>
+        </w:rPr>
+        <w:t xml:space="preserve"> </w:t>
+      </w:r>
+      <w:proofErr w:type="spellStart"/>
+      <w:r>
+        <w:rPr>
+          <w:rFonts w:ascii="Times New Roman" w:eastAsia="Times New Roman" w:hAnsi="Times New Roman" w:cs="Times New Roman"/>
+          <w:kern w:val="0"/>
+          <w:lang w:val="tr-TR"/>
+          <w14:ligatures w14:val="none"/>
+        </w:rPr>
+        <w:t>cells</w:t>
+      </w:r>
+      <w:proofErr w:type="spellEnd"/>
+      <w:r>
+        <w:rPr>
+          <w:rFonts w:ascii="Times New Roman" w:eastAsia="Times New Roman" w:hAnsi="Times New Roman" w:cs="Times New Roman"/>
+          <w:kern w:val="0"/>
+          <w:lang w:val="tr-TR"/>
+          <w14:ligatures w14:val="none"/>
+        </w:rPr>
+        <w:t xml:space="preserve">, </w:t>
+      </w:r>
+      <w:proofErr w:type="spellStart"/>
+      <w:r>
+        <w:rPr>
+          <w:rFonts w:ascii="Times New Roman" w:eastAsia="Times New Roman" w:hAnsi="Times New Roman" w:cs="Times New Roman"/>
+          <w:kern w:val="0"/>
+          <w:lang w:val="tr-TR"/>
+          <w14:ligatures w14:val="none"/>
+        </w:rPr>
+        <w:t>and</w:t>
+      </w:r>
+      <w:proofErr w:type="spellEnd"/>
+      <w:r>
+        <w:rPr>
+          <w:rFonts w:ascii="Times New Roman" w:eastAsia="Times New Roman" w:hAnsi="Times New Roman" w:cs="Times New Roman"/>
+          <w:kern w:val="0"/>
+          <w:lang w:val="tr-TR"/>
+          <w14:ligatures w14:val="none"/>
+        </w:rPr>
+        <w:t xml:space="preserve"> </w:t>
+      </w:r>
+      <w:proofErr w:type="spellStart"/>
+      <w:r>
+        <w:rPr>
+          <w:rFonts w:ascii="Times New Roman" w:eastAsia="Times New Roman" w:hAnsi="Times New Roman" w:cs="Times New Roman"/>
+          <w:kern w:val="0"/>
+          <w:lang w:val="tr-TR"/>
+          <w14:ligatures w14:val="none"/>
+        </w:rPr>
+        <w:t>each</w:t>
+      </w:r>
+      <w:proofErr w:type="spellEnd"/>
+      <w:r>
+        <w:rPr>
+          <w:rFonts w:ascii="Times New Roman" w:eastAsia="Times New Roman" w:hAnsi="Times New Roman" w:cs="Times New Roman"/>
+          <w:kern w:val="0"/>
+          <w:lang w:val="tr-TR"/>
+          <w14:ligatures w14:val="none"/>
+        </w:rPr>
+        <w:t xml:space="preserve"> </w:t>
+      </w:r>
+      <w:proofErr w:type="spellStart"/>
+      <w:r>
+        <w:rPr>
+          <w:rFonts w:ascii="Times New Roman" w:eastAsia="Times New Roman" w:hAnsi="Times New Roman" w:cs="Times New Roman"/>
+          <w:kern w:val="0"/>
+          <w:lang w:val="tr-TR"/>
+          <w14:ligatures w14:val="none"/>
+        </w:rPr>
+        <w:t>cell</w:t>
+      </w:r>
+      <w:proofErr w:type="spellEnd"/>
+      <w:r>
+        <w:rPr>
+          <w:rFonts w:ascii="Times New Roman" w:eastAsia="Times New Roman" w:hAnsi="Times New Roman" w:cs="Times New Roman"/>
+          <w:kern w:val="0"/>
+          <w:lang w:val="tr-TR"/>
+          <w14:ligatures w14:val="none"/>
+        </w:rPr>
+        <w:t xml:space="preserve"> can </w:t>
+      </w:r>
+      <w:proofErr w:type="spellStart"/>
+      <w:r>
+        <w:rPr>
+          <w:rFonts w:ascii="Times New Roman" w:eastAsia="Times New Roman" w:hAnsi="Times New Roman" w:cs="Times New Roman"/>
+          <w:kern w:val="0"/>
+          <w:lang w:val="tr-TR"/>
+          <w14:ligatures w14:val="none"/>
+        </w:rPr>
+        <w:t>either</w:t>
+      </w:r>
+      <w:proofErr w:type="spellEnd"/>
+      <w:r>
+        <w:rPr>
+          <w:rFonts w:ascii="Times New Roman" w:eastAsia="Times New Roman" w:hAnsi="Times New Roman" w:cs="Times New Roman"/>
+          <w:kern w:val="0"/>
+          <w:lang w:val="tr-TR"/>
+          <w14:ligatures w14:val="none"/>
+        </w:rPr>
+        <w:t xml:space="preserve"> be </w:t>
+      </w:r>
+      <w:proofErr w:type="spellStart"/>
+      <w:r>
+        <w:rPr>
+          <w:rFonts w:ascii="Times New Roman" w:eastAsia="Times New Roman" w:hAnsi="Times New Roman" w:cs="Times New Roman"/>
+          <w:kern w:val="0"/>
+          <w:lang w:val="tr-TR"/>
+          <w14:ligatures w14:val="none"/>
+        </w:rPr>
+        <w:t>empty</w:t>
+      </w:r>
+      <w:proofErr w:type="spellEnd"/>
+      <w:r>
+        <w:rPr>
+          <w:rFonts w:ascii="Times New Roman" w:eastAsia="Times New Roman" w:hAnsi="Times New Roman" w:cs="Times New Roman"/>
+          <w:kern w:val="0"/>
+          <w:lang w:val="tr-TR"/>
+          <w14:ligatures w14:val="none"/>
+        </w:rPr>
+        <w:t xml:space="preserve"> </w:t>
+      </w:r>
+      <w:proofErr w:type="spellStart"/>
+      <w:r>
+        <w:rPr>
+          <w:rFonts w:ascii="Times New Roman" w:eastAsia="Times New Roman" w:hAnsi="Times New Roman" w:cs="Times New Roman"/>
+          <w:kern w:val="0"/>
+          <w:lang w:val="tr-TR"/>
+          <w14:ligatures w14:val="none"/>
+        </w:rPr>
+        <w:t>or</w:t>
+      </w:r>
+      <w:proofErr w:type="spellEnd"/>
+      <w:r>
+        <w:rPr>
+          <w:rFonts w:ascii="Times New Roman" w:eastAsia="Times New Roman" w:hAnsi="Times New Roman" w:cs="Times New Roman"/>
+          <w:kern w:val="0"/>
+          <w:lang w:val="tr-TR"/>
+          <w14:ligatures w14:val="none"/>
+        </w:rPr>
+        <w:t xml:space="preserve"> </w:t>
+      </w:r>
+      <w:proofErr w:type="spellStart"/>
+      <w:r>
+        <w:rPr>
+          <w:rFonts w:ascii="Times New Roman" w:eastAsia="Times New Roman" w:hAnsi="Times New Roman" w:cs="Times New Roman"/>
+          <w:kern w:val="0"/>
+          <w:lang w:val="tr-TR"/>
+          <w14:ligatures w14:val="none"/>
+        </w:rPr>
+        <w:t>occupied</w:t>
+      </w:r>
+      <w:proofErr w:type="spellEnd"/>
+      <w:r>
+        <w:rPr>
+          <w:rFonts w:ascii="Times New Roman" w:eastAsia="Times New Roman" w:hAnsi="Times New Roman" w:cs="Times New Roman"/>
+          <w:kern w:val="0"/>
+          <w:lang w:val="tr-TR"/>
+          <w14:ligatures w14:val="none"/>
+        </w:rPr>
+        <w:t xml:space="preserve"> </w:t>
+      </w:r>
+      <w:proofErr w:type="spellStart"/>
+      <w:r>
+        <w:rPr>
+          <w:rFonts w:ascii="Times New Roman" w:eastAsia="Times New Roman" w:hAnsi="Times New Roman" w:cs="Times New Roman"/>
+          <w:kern w:val="0"/>
+          <w:lang w:val="tr-TR"/>
+          <w14:ligatures w14:val="none"/>
+        </w:rPr>
+        <w:t>by</w:t>
+      </w:r>
+      <w:proofErr w:type="spellEnd"/>
+      <w:r>
+        <w:rPr>
+          <w:rFonts w:ascii="Times New Roman" w:eastAsia="Times New Roman" w:hAnsi="Times New Roman" w:cs="Times New Roman"/>
+          <w:kern w:val="0"/>
+          <w:lang w:val="tr-TR"/>
+          <w14:ligatures w14:val="none"/>
+        </w:rPr>
+        <w:t xml:space="preserve"> </w:t>
+      </w:r>
+      <w:proofErr w:type="spellStart"/>
+      <w:r>
+        <w:rPr>
+          <w:rFonts w:ascii="Times New Roman" w:eastAsia="Times New Roman" w:hAnsi="Times New Roman" w:cs="Times New Roman"/>
+          <w:kern w:val="0"/>
+          <w:lang w:val="tr-TR"/>
+          <w14:ligatures w14:val="none"/>
+        </w:rPr>
+        <w:t>one</w:t>
+      </w:r>
+      <w:proofErr w:type="spellEnd"/>
+      <w:r>
+        <w:rPr>
+          <w:rFonts w:ascii="Times New Roman" w:eastAsia="Times New Roman" w:hAnsi="Times New Roman" w:cs="Times New Roman"/>
+          <w:kern w:val="0"/>
+          <w:lang w:val="tr-TR"/>
+          <w14:ligatures w14:val="none"/>
+        </w:rPr>
+        <w:t xml:space="preserve"> </w:t>
+      </w:r>
+      <w:proofErr w:type="spellStart"/>
+      <w:r>
+        <w:rPr>
+          <w:rFonts w:ascii="Times New Roman" w:eastAsia="Times New Roman" w:hAnsi="Times New Roman" w:cs="Times New Roman"/>
+          <w:kern w:val="0"/>
+          <w:lang w:val="tr-TR"/>
+          <w14:ligatures w14:val="none"/>
+        </w:rPr>
+        <w:t>vehicle</w:t>
+      </w:r>
+      <w:proofErr w:type="spellEnd"/>
+      <w:r>
+        <w:rPr>
+          <w:rFonts w:ascii="Times New Roman" w:eastAsia="Times New Roman" w:hAnsi="Times New Roman" w:cs="Times New Roman"/>
+          <w:kern w:val="0"/>
+          <w:lang w:val="tr-TR"/>
+          <w14:ligatures w14:val="none"/>
+        </w:rPr>
+        <w:t xml:space="preserve">. </w:t>
+      </w:r>
+      <w:proofErr w:type="spellStart"/>
+      <w:r>
+        <w:rPr>
+          <w:rFonts w:ascii="Times New Roman" w:eastAsia="Times New Roman" w:hAnsi="Times New Roman" w:cs="Times New Roman"/>
+          <w:kern w:val="0"/>
+          <w:lang w:val="tr-TR"/>
+          <w14:ligatures w14:val="none"/>
+        </w:rPr>
+        <w:t>Each</w:t>
+      </w:r>
+      <w:proofErr w:type="spellEnd"/>
+      <w:r>
+        <w:rPr>
+          <w:rFonts w:ascii="Times New Roman" w:eastAsia="Times New Roman" w:hAnsi="Times New Roman" w:cs="Times New Roman"/>
+          <w:kern w:val="0"/>
+          <w:lang w:val="tr-TR"/>
+          <w14:ligatures w14:val="none"/>
+        </w:rPr>
+        <w:t xml:space="preserve"> </w:t>
+      </w:r>
+      <w:proofErr w:type="spellStart"/>
+      <w:r>
+        <w:rPr>
+          <w:rFonts w:ascii="Times New Roman" w:eastAsia="Times New Roman" w:hAnsi="Times New Roman" w:cs="Times New Roman"/>
+          <w:kern w:val="0"/>
+          <w:lang w:val="tr-TR"/>
+          <w14:ligatures w14:val="none"/>
+        </w:rPr>
+        <w:t>vehicle</w:t>
+      </w:r>
+      <w:proofErr w:type="spellEnd"/>
+      <w:r>
+        <w:rPr>
+          <w:rFonts w:ascii="Times New Roman" w:eastAsia="Times New Roman" w:hAnsi="Times New Roman" w:cs="Times New Roman"/>
+          <w:kern w:val="0"/>
+          <w:lang w:val="tr-TR"/>
+          <w14:ligatures w14:val="none"/>
+        </w:rPr>
+        <w:t xml:space="preserve"> has a </w:t>
+      </w:r>
+      <w:proofErr w:type="spellStart"/>
+      <w:r>
+        <w:rPr>
+          <w:rFonts w:ascii="Times New Roman" w:eastAsia="Times New Roman" w:hAnsi="Times New Roman" w:cs="Times New Roman"/>
+          <w:kern w:val="0"/>
+          <w:lang w:val="tr-TR"/>
+          <w14:ligatures w14:val="none"/>
+        </w:rPr>
+        <w:t>discrete</w:t>
+      </w:r>
+      <w:proofErr w:type="spellEnd"/>
+      <w:r>
+        <w:rPr>
+          <w:rFonts w:ascii="Times New Roman" w:eastAsia="Times New Roman" w:hAnsi="Times New Roman" w:cs="Times New Roman"/>
+          <w:kern w:val="0"/>
+          <w:lang w:val="tr-TR"/>
+          <w14:ligatures w14:val="none"/>
+        </w:rPr>
+        <w:t xml:space="preserve"> </w:t>
+      </w:r>
+      <w:proofErr w:type="spellStart"/>
+      <w:r>
+        <w:rPr>
+          <w:rFonts w:ascii="Times New Roman" w:eastAsia="Times New Roman" w:hAnsi="Times New Roman" w:cs="Times New Roman"/>
+          <w:kern w:val="0"/>
+          <w:lang w:val="tr-TR"/>
+          <w14:ligatures w14:val="none"/>
+        </w:rPr>
+        <w:t>speed</w:t>
+      </w:r>
+      <w:proofErr w:type="spellEnd"/>
+      <w:r>
+        <w:rPr>
+          <w:rFonts w:ascii="Times New Roman" w:eastAsia="Times New Roman" w:hAnsi="Times New Roman" w:cs="Times New Roman"/>
+          <w:kern w:val="0"/>
+          <w:lang w:val="tr-TR"/>
+          <w14:ligatures w14:val="none"/>
+        </w:rPr>
+        <w:t xml:space="preserve">, </w:t>
+      </w:r>
+      <w:proofErr w:type="spellStart"/>
+      <w:r>
+        <w:rPr>
+          <w:rFonts w:ascii="Times New Roman" w:eastAsia="Times New Roman" w:hAnsi="Times New Roman" w:cs="Times New Roman"/>
+          <w:kern w:val="0"/>
+          <w:lang w:val="tr-TR"/>
+          <w14:ligatures w14:val="none"/>
+        </w:rPr>
+        <w:t>and</w:t>
+      </w:r>
+      <w:proofErr w:type="spellEnd"/>
+      <w:r>
+        <w:rPr>
+          <w:rFonts w:ascii="Times New Roman" w:eastAsia="Times New Roman" w:hAnsi="Times New Roman" w:cs="Times New Roman"/>
+          <w:kern w:val="0"/>
+          <w:lang w:val="tr-TR"/>
+          <w14:ligatures w14:val="none"/>
+        </w:rPr>
+        <w:t xml:space="preserve"> </w:t>
+      </w:r>
+      <w:proofErr w:type="spellStart"/>
+      <w:r>
+        <w:rPr>
+          <w:rFonts w:ascii="Times New Roman" w:eastAsia="Times New Roman" w:hAnsi="Times New Roman" w:cs="Times New Roman"/>
+          <w:kern w:val="0"/>
+          <w:lang w:val="tr-TR"/>
+          <w14:ligatures w14:val="none"/>
+        </w:rPr>
+        <w:t>its</w:t>
+      </w:r>
+      <w:proofErr w:type="spellEnd"/>
+      <w:r>
+        <w:rPr>
+          <w:rFonts w:ascii="Times New Roman" w:eastAsia="Times New Roman" w:hAnsi="Times New Roman" w:cs="Times New Roman"/>
+          <w:kern w:val="0"/>
+          <w:lang w:val="tr-TR"/>
+          <w14:ligatures w14:val="none"/>
+        </w:rPr>
+        <w:t xml:space="preserve"> </w:t>
+      </w:r>
+      <w:proofErr w:type="spellStart"/>
+      <w:r>
+        <w:rPr>
+          <w:rFonts w:ascii="Times New Roman" w:eastAsia="Times New Roman" w:hAnsi="Times New Roman" w:cs="Times New Roman"/>
+          <w:kern w:val="0"/>
+          <w:lang w:val="tr-TR"/>
+          <w14:ligatures w14:val="none"/>
+        </w:rPr>
+        <w:t>behavior</w:t>
+      </w:r>
+      <w:proofErr w:type="spellEnd"/>
+      <w:r>
+        <w:rPr>
+          <w:rFonts w:ascii="Times New Roman" w:eastAsia="Times New Roman" w:hAnsi="Times New Roman" w:cs="Times New Roman"/>
+          <w:kern w:val="0"/>
+          <w:lang w:val="tr-TR"/>
+          <w14:ligatures w14:val="none"/>
+        </w:rPr>
+        <w:t xml:space="preserve"> is </w:t>
+      </w:r>
+      <w:proofErr w:type="spellStart"/>
+      <w:r>
+        <w:rPr>
+          <w:rFonts w:ascii="Times New Roman" w:eastAsia="Times New Roman" w:hAnsi="Times New Roman" w:cs="Times New Roman"/>
+          <w:kern w:val="0"/>
+          <w:lang w:val="tr-TR"/>
+          <w14:ligatures w14:val="none"/>
+        </w:rPr>
+        <w:t>updated</w:t>
+      </w:r>
+      <w:proofErr w:type="spellEnd"/>
+      <w:r>
+        <w:rPr>
+          <w:rFonts w:ascii="Times New Roman" w:eastAsia="Times New Roman" w:hAnsi="Times New Roman" w:cs="Times New Roman"/>
+          <w:kern w:val="0"/>
+          <w:lang w:val="tr-TR"/>
+          <w14:ligatures w14:val="none"/>
+        </w:rPr>
+        <w:t xml:space="preserve"> at </w:t>
+      </w:r>
+      <w:proofErr w:type="spellStart"/>
+      <w:r>
+        <w:rPr>
+          <w:rFonts w:ascii="Times New Roman" w:eastAsia="Times New Roman" w:hAnsi="Times New Roman" w:cs="Times New Roman"/>
+          <w:kern w:val="0"/>
+          <w:lang w:val="tr-TR"/>
+          <w14:ligatures w14:val="none"/>
+        </w:rPr>
+        <w:t>each</w:t>
+      </w:r>
+      <w:proofErr w:type="spellEnd"/>
+      <w:r>
+        <w:rPr>
+          <w:rFonts w:ascii="Times New Roman" w:eastAsia="Times New Roman" w:hAnsi="Times New Roman" w:cs="Times New Roman"/>
+          <w:kern w:val="0"/>
+          <w:lang w:val="tr-TR"/>
+          <w14:ligatures w14:val="none"/>
+        </w:rPr>
+        <w:t xml:space="preserve"> </w:t>
+      </w:r>
+      <w:proofErr w:type="spellStart"/>
+      <w:r>
+        <w:rPr>
+          <w:rFonts w:ascii="Times New Roman" w:eastAsia="Times New Roman" w:hAnsi="Times New Roman" w:cs="Times New Roman"/>
+          <w:kern w:val="0"/>
+          <w:lang w:val="tr-TR"/>
+          <w14:ligatures w14:val="none"/>
+        </w:rPr>
+        <w:t>simulation</w:t>
+      </w:r>
+      <w:proofErr w:type="spellEnd"/>
+      <w:r>
+        <w:rPr>
+          <w:rFonts w:ascii="Times New Roman" w:eastAsia="Times New Roman" w:hAnsi="Times New Roman" w:cs="Times New Roman"/>
+          <w:kern w:val="0"/>
+          <w:lang w:val="tr-TR"/>
+          <w14:ligatures w14:val="none"/>
+        </w:rPr>
+        <w:t xml:space="preserve"> step </w:t>
+      </w:r>
+      <w:proofErr w:type="spellStart"/>
+      <w:r>
+        <w:rPr>
+          <w:rFonts w:ascii="Times New Roman" w:eastAsia="Times New Roman" w:hAnsi="Times New Roman" w:cs="Times New Roman"/>
+          <w:kern w:val="0"/>
+          <w:lang w:val="tr-TR"/>
+          <w14:ligatures w14:val="none"/>
+        </w:rPr>
+        <w:t>using</w:t>
+      </w:r>
+      <w:proofErr w:type="spellEnd"/>
+      <w:r>
+        <w:rPr>
+          <w:rFonts w:ascii="Times New Roman" w:eastAsia="Times New Roman" w:hAnsi="Times New Roman" w:cs="Times New Roman"/>
+          <w:kern w:val="0"/>
+          <w:lang w:val="tr-TR"/>
+          <w14:ligatures w14:val="none"/>
+        </w:rPr>
+        <w:t xml:space="preserve"> </w:t>
+      </w:r>
+      <w:proofErr w:type="spellStart"/>
+      <w:r>
+        <w:rPr>
+          <w:rFonts w:ascii="Times New Roman" w:eastAsia="Times New Roman" w:hAnsi="Times New Roman" w:cs="Times New Roman"/>
+          <w:kern w:val="0"/>
+          <w:lang w:val="tr-TR"/>
+          <w14:ligatures w14:val="none"/>
+        </w:rPr>
+        <w:t>simple</w:t>
+      </w:r>
+      <w:proofErr w:type="spellEnd"/>
+      <w:r>
+        <w:rPr>
+          <w:rFonts w:ascii="Times New Roman" w:eastAsia="Times New Roman" w:hAnsi="Times New Roman" w:cs="Times New Roman"/>
+          <w:kern w:val="0"/>
+          <w:lang w:val="tr-TR"/>
+          <w14:ligatures w14:val="none"/>
+        </w:rPr>
+        <w:t xml:space="preserve"> </w:t>
+      </w:r>
+      <w:proofErr w:type="spellStart"/>
+      <w:r>
+        <w:rPr>
+          <w:rFonts w:ascii="Times New Roman" w:eastAsia="Times New Roman" w:hAnsi="Times New Roman" w:cs="Times New Roman"/>
+          <w:kern w:val="0"/>
+          <w:lang w:val="tr-TR"/>
+          <w14:ligatures w14:val="none"/>
+        </w:rPr>
+        <w:t>rules</w:t>
+      </w:r>
+      <w:proofErr w:type="spellEnd"/>
+      <w:r>
+        <w:rPr>
+          <w:rFonts w:ascii="Times New Roman" w:eastAsia="Times New Roman" w:hAnsi="Times New Roman" w:cs="Times New Roman"/>
+          <w:kern w:val="0"/>
+          <w:lang w:val="tr-TR"/>
+          <w14:ligatures w14:val="none"/>
+        </w:rPr>
+        <w:t xml:space="preserve"> </w:t>
+      </w:r>
+      <w:proofErr w:type="spellStart"/>
+      <w:r>
+        <w:rPr>
+          <w:rFonts w:ascii="Times New Roman" w:eastAsia="Times New Roman" w:hAnsi="Times New Roman" w:cs="Times New Roman"/>
+          <w:kern w:val="0"/>
+          <w:lang w:val="tr-TR"/>
+          <w14:ligatures w14:val="none"/>
+        </w:rPr>
+        <w:t>such</w:t>
+      </w:r>
+      <w:proofErr w:type="spellEnd"/>
+      <w:r>
+        <w:rPr>
+          <w:rFonts w:ascii="Times New Roman" w:eastAsia="Times New Roman" w:hAnsi="Times New Roman" w:cs="Times New Roman"/>
+          <w:kern w:val="0"/>
+          <w:lang w:val="tr-TR"/>
+          <w14:ligatures w14:val="none"/>
+        </w:rPr>
+        <w:t xml:space="preserve"> as </w:t>
+      </w:r>
+      <w:proofErr w:type="spellStart"/>
+      <w:r>
+        <w:rPr>
+          <w:rFonts w:ascii="Times New Roman" w:eastAsia="Times New Roman" w:hAnsi="Times New Roman" w:cs="Times New Roman"/>
+          <w:kern w:val="0"/>
+          <w:lang w:val="tr-TR"/>
+          <w14:ligatures w14:val="none"/>
+        </w:rPr>
+        <w:t>acceleration</w:t>
+      </w:r>
+      <w:proofErr w:type="spellEnd"/>
+      <w:r>
+        <w:rPr>
+          <w:rFonts w:ascii="Times New Roman" w:eastAsia="Times New Roman" w:hAnsi="Times New Roman" w:cs="Times New Roman"/>
+          <w:kern w:val="0"/>
+          <w:lang w:val="tr-TR"/>
+          <w14:ligatures w14:val="none"/>
+        </w:rPr>
+        <w:t xml:space="preserve">, </w:t>
+      </w:r>
+      <w:proofErr w:type="spellStart"/>
+      <w:r>
+        <w:rPr>
+          <w:rFonts w:ascii="Times New Roman" w:eastAsia="Times New Roman" w:hAnsi="Times New Roman" w:cs="Times New Roman"/>
+          <w:kern w:val="0"/>
+          <w:lang w:val="tr-TR"/>
+          <w14:ligatures w14:val="none"/>
+        </w:rPr>
+        <w:t>checking</w:t>
+      </w:r>
+      <w:proofErr w:type="spellEnd"/>
+      <w:r>
+        <w:rPr>
+          <w:rFonts w:ascii="Times New Roman" w:eastAsia="Times New Roman" w:hAnsi="Times New Roman" w:cs="Times New Roman"/>
+          <w:kern w:val="0"/>
+          <w:lang w:val="tr-TR"/>
+          <w14:ligatures w14:val="none"/>
+        </w:rPr>
+        <w:t xml:space="preserve"> </w:t>
+      </w:r>
+      <w:proofErr w:type="spellStart"/>
+      <w:r>
+        <w:rPr>
+          <w:rFonts w:ascii="Times New Roman" w:eastAsia="Times New Roman" w:hAnsi="Times New Roman" w:cs="Times New Roman"/>
+          <w:kern w:val="0"/>
+          <w:lang w:val="tr-TR"/>
+          <w14:ligatures w14:val="none"/>
+        </w:rPr>
+        <w:t>the</w:t>
+      </w:r>
+      <w:proofErr w:type="spellEnd"/>
+      <w:r>
+        <w:rPr>
+          <w:rFonts w:ascii="Times New Roman" w:eastAsia="Times New Roman" w:hAnsi="Times New Roman" w:cs="Times New Roman"/>
+          <w:kern w:val="0"/>
+          <w:lang w:val="tr-TR"/>
+          <w14:ligatures w14:val="none"/>
+        </w:rPr>
+        <w:t xml:space="preserve"> </w:t>
+      </w:r>
+      <w:proofErr w:type="spellStart"/>
+      <w:r>
+        <w:rPr>
+          <w:rFonts w:ascii="Times New Roman" w:eastAsia="Times New Roman" w:hAnsi="Times New Roman" w:cs="Times New Roman"/>
+          <w:kern w:val="0"/>
+          <w:lang w:val="tr-TR"/>
+          <w14:ligatures w14:val="none"/>
+        </w:rPr>
+        <w:t>gap</w:t>
+      </w:r>
+      <w:proofErr w:type="spellEnd"/>
+      <w:r>
+        <w:rPr>
+          <w:rFonts w:ascii="Times New Roman" w:eastAsia="Times New Roman" w:hAnsi="Times New Roman" w:cs="Times New Roman"/>
+          <w:kern w:val="0"/>
+          <w:lang w:val="tr-TR"/>
+          <w14:ligatures w14:val="none"/>
+        </w:rPr>
+        <w:t xml:space="preserve"> </w:t>
+      </w:r>
+      <w:proofErr w:type="spellStart"/>
+      <w:r>
+        <w:rPr>
+          <w:rFonts w:ascii="Times New Roman" w:eastAsia="Times New Roman" w:hAnsi="Times New Roman" w:cs="Times New Roman"/>
+          <w:kern w:val="0"/>
+          <w:lang w:val="tr-TR"/>
+          <w14:ligatures w14:val="none"/>
+        </w:rPr>
+        <w:t>to</w:t>
+      </w:r>
+      <w:proofErr w:type="spellEnd"/>
+      <w:r>
+        <w:rPr>
+          <w:rFonts w:ascii="Times New Roman" w:eastAsia="Times New Roman" w:hAnsi="Times New Roman" w:cs="Times New Roman"/>
+          <w:kern w:val="0"/>
+          <w:lang w:val="tr-TR"/>
+          <w14:ligatures w14:val="none"/>
+        </w:rPr>
+        <w:t xml:space="preserve"> </w:t>
+      </w:r>
+      <w:proofErr w:type="spellStart"/>
+      <w:r>
+        <w:rPr>
+          <w:rFonts w:ascii="Times New Roman" w:eastAsia="Times New Roman" w:hAnsi="Times New Roman" w:cs="Times New Roman"/>
+          <w:kern w:val="0"/>
+          <w:lang w:val="tr-TR"/>
+          <w14:ligatures w14:val="none"/>
+        </w:rPr>
+        <w:t>the</w:t>
+      </w:r>
+      <w:proofErr w:type="spellEnd"/>
+      <w:r>
+        <w:rPr>
+          <w:rFonts w:ascii="Times New Roman" w:eastAsia="Times New Roman" w:hAnsi="Times New Roman" w:cs="Times New Roman"/>
+          <w:kern w:val="0"/>
+          <w:lang w:val="tr-TR"/>
+          <w14:ligatures w14:val="none"/>
+        </w:rPr>
+        <w:t xml:space="preserve"> </w:t>
+      </w:r>
+      <w:proofErr w:type="spellStart"/>
+      <w:r>
+        <w:rPr>
+          <w:rFonts w:ascii="Times New Roman" w:eastAsia="Times New Roman" w:hAnsi="Times New Roman" w:cs="Times New Roman"/>
+          <w:kern w:val="0"/>
+          <w:lang w:val="tr-TR"/>
+          <w14:ligatures w14:val="none"/>
+        </w:rPr>
+        <w:t>vehicle</w:t>
+      </w:r>
+      <w:proofErr w:type="spellEnd"/>
+      <w:r>
+        <w:rPr>
+          <w:rFonts w:ascii="Times New Roman" w:eastAsia="Times New Roman" w:hAnsi="Times New Roman" w:cs="Times New Roman"/>
+          <w:kern w:val="0"/>
+          <w:lang w:val="tr-TR"/>
+          <w14:ligatures w14:val="none"/>
+        </w:rPr>
+        <w:t xml:space="preserve"> </w:t>
+      </w:r>
+      <w:proofErr w:type="spellStart"/>
+      <w:r>
+        <w:rPr>
+          <w:rFonts w:ascii="Times New Roman" w:eastAsia="Times New Roman" w:hAnsi="Times New Roman" w:cs="Times New Roman"/>
+          <w:kern w:val="0"/>
+          <w:lang w:val="tr-TR"/>
+          <w14:ligatures w14:val="none"/>
+        </w:rPr>
+        <w:t>ahead</w:t>
+      </w:r>
+      <w:proofErr w:type="spellEnd"/>
+      <w:r>
+        <w:rPr>
+          <w:rFonts w:ascii="Times New Roman" w:eastAsia="Times New Roman" w:hAnsi="Times New Roman" w:cs="Times New Roman"/>
+          <w:kern w:val="0"/>
+          <w:lang w:val="tr-TR"/>
+          <w14:ligatures w14:val="none"/>
+        </w:rPr>
+        <w:t xml:space="preserve">, </w:t>
+      </w:r>
+      <w:proofErr w:type="spellStart"/>
+      <w:r>
+        <w:rPr>
+          <w:rFonts w:ascii="Times New Roman" w:eastAsia="Times New Roman" w:hAnsi="Times New Roman" w:cs="Times New Roman"/>
+          <w:kern w:val="0"/>
+          <w:lang w:val="tr-TR"/>
+          <w14:ligatures w14:val="none"/>
+        </w:rPr>
+        <w:t>and</w:t>
+      </w:r>
+      <w:proofErr w:type="spellEnd"/>
+      <w:r>
+        <w:rPr>
+          <w:rFonts w:ascii="Times New Roman" w:eastAsia="Times New Roman" w:hAnsi="Times New Roman" w:cs="Times New Roman"/>
+          <w:kern w:val="0"/>
+          <w:lang w:val="tr-TR"/>
+          <w14:ligatures w14:val="none"/>
+        </w:rPr>
+        <w:t xml:space="preserve"> </w:t>
+      </w:r>
+      <w:proofErr w:type="spellStart"/>
+      <w:r>
+        <w:rPr>
+          <w:rFonts w:ascii="Times New Roman" w:eastAsia="Times New Roman" w:hAnsi="Times New Roman" w:cs="Times New Roman"/>
+          <w:kern w:val="0"/>
+          <w:lang w:val="tr-TR"/>
+          <w14:ligatures w14:val="none"/>
+        </w:rPr>
+        <w:t>movement</w:t>
+      </w:r>
+      <w:proofErr w:type="spellEnd"/>
+      <w:r>
+        <w:rPr>
+          <w:rFonts w:ascii="Times New Roman" w:eastAsia="Times New Roman" w:hAnsi="Times New Roman" w:cs="Times New Roman"/>
+          <w:kern w:val="0"/>
+          <w:lang w:val="tr-TR"/>
+          <w14:ligatures w14:val="none"/>
+        </w:rPr>
+        <w:t xml:space="preserve">. </w:t>
+      </w:r>
+      <w:proofErr w:type="spellStart"/>
+      <w:r>
+        <w:rPr>
+          <w:rFonts w:ascii="Times New Roman" w:eastAsia="Times New Roman" w:hAnsi="Times New Roman" w:cs="Times New Roman"/>
+          <w:kern w:val="0"/>
+          <w:lang w:val="tr-TR"/>
+          <w14:ligatures w14:val="none"/>
+        </w:rPr>
+        <w:t>Although</w:t>
+      </w:r>
+      <w:proofErr w:type="spellEnd"/>
+      <w:r>
+        <w:rPr>
+          <w:rFonts w:ascii="Times New Roman" w:eastAsia="Times New Roman" w:hAnsi="Times New Roman" w:cs="Times New Roman"/>
+          <w:kern w:val="0"/>
+          <w:lang w:val="tr-TR"/>
+          <w14:ligatures w14:val="none"/>
+        </w:rPr>
+        <w:t xml:space="preserve"> </w:t>
+      </w:r>
+      <w:proofErr w:type="spellStart"/>
+      <w:r>
+        <w:rPr>
+          <w:rFonts w:ascii="Times New Roman" w:eastAsia="Times New Roman" w:hAnsi="Times New Roman" w:cs="Times New Roman"/>
+          <w:kern w:val="0"/>
+          <w:lang w:val="tr-TR"/>
+          <w14:ligatures w14:val="none"/>
+        </w:rPr>
+        <w:t>the</w:t>
+      </w:r>
+      <w:proofErr w:type="spellEnd"/>
+      <w:r>
+        <w:rPr>
+          <w:rFonts w:ascii="Times New Roman" w:eastAsia="Times New Roman" w:hAnsi="Times New Roman" w:cs="Times New Roman"/>
+          <w:kern w:val="0"/>
+          <w:lang w:val="tr-TR"/>
+          <w14:ligatures w14:val="none"/>
+        </w:rPr>
+        <w:t xml:space="preserve"> </w:t>
+      </w:r>
+      <w:proofErr w:type="spellStart"/>
+      <w:r>
+        <w:rPr>
+          <w:rFonts w:ascii="Times New Roman" w:eastAsia="Times New Roman" w:hAnsi="Times New Roman" w:cs="Times New Roman"/>
+          <w:kern w:val="0"/>
+          <w:lang w:val="tr-TR"/>
+          <w14:ligatures w14:val="none"/>
+        </w:rPr>
+        <w:t>rules</w:t>
+      </w:r>
+      <w:proofErr w:type="spellEnd"/>
+      <w:r>
+        <w:rPr>
+          <w:rFonts w:ascii="Times New Roman" w:eastAsia="Times New Roman" w:hAnsi="Times New Roman" w:cs="Times New Roman"/>
+          <w:kern w:val="0"/>
+          <w:lang w:val="tr-TR"/>
+          <w14:ligatures w14:val="none"/>
+        </w:rPr>
+        <w:t xml:space="preserve"> </w:t>
+      </w:r>
+      <w:proofErr w:type="spellStart"/>
+      <w:r>
+        <w:rPr>
+          <w:rFonts w:ascii="Times New Roman" w:eastAsia="Times New Roman" w:hAnsi="Times New Roman" w:cs="Times New Roman"/>
+          <w:kern w:val="0"/>
+          <w:lang w:val="tr-TR"/>
+          <w14:ligatures w14:val="none"/>
+        </w:rPr>
+        <w:t>are</w:t>
+      </w:r>
+      <w:proofErr w:type="spellEnd"/>
+      <w:r>
+        <w:rPr>
+          <w:rFonts w:ascii="Times New Roman" w:eastAsia="Times New Roman" w:hAnsi="Times New Roman" w:cs="Times New Roman"/>
+          <w:kern w:val="0"/>
+          <w:lang w:val="tr-TR"/>
+          <w14:ligatures w14:val="none"/>
+        </w:rPr>
+        <w:t xml:space="preserve"> </w:t>
+      </w:r>
+      <w:proofErr w:type="spellStart"/>
+      <w:r>
+        <w:rPr>
+          <w:rFonts w:ascii="Times New Roman" w:eastAsia="Times New Roman" w:hAnsi="Times New Roman" w:cs="Times New Roman"/>
+          <w:kern w:val="0"/>
+          <w:lang w:val="tr-TR"/>
+          <w14:ligatures w14:val="none"/>
+        </w:rPr>
+        <w:t>simple</w:t>
+      </w:r>
+      <w:proofErr w:type="spellEnd"/>
+      <w:r>
+        <w:rPr>
+          <w:rFonts w:ascii="Times New Roman" w:eastAsia="Times New Roman" w:hAnsi="Times New Roman" w:cs="Times New Roman"/>
+          <w:kern w:val="0"/>
+          <w:lang w:val="tr-TR"/>
+          <w14:ligatures w14:val="none"/>
+        </w:rPr>
+        <w:t xml:space="preserve">, </w:t>
+      </w:r>
+      <w:proofErr w:type="spellStart"/>
+      <w:r>
+        <w:rPr>
+          <w:rFonts w:ascii="Times New Roman" w:eastAsia="Times New Roman" w:hAnsi="Times New Roman" w:cs="Times New Roman"/>
+          <w:kern w:val="0"/>
+          <w:lang w:val="tr-TR"/>
+          <w14:ligatures w14:val="none"/>
+        </w:rPr>
+        <w:t>the</w:t>
+      </w:r>
+      <w:proofErr w:type="spellEnd"/>
+      <w:r>
+        <w:rPr>
+          <w:rFonts w:ascii="Times New Roman" w:eastAsia="Times New Roman" w:hAnsi="Times New Roman" w:cs="Times New Roman"/>
+          <w:kern w:val="0"/>
+          <w:lang w:val="tr-TR"/>
+          <w14:ligatures w14:val="none"/>
+        </w:rPr>
+        <w:t xml:space="preserve"> model can </w:t>
+      </w:r>
+      <w:proofErr w:type="spellStart"/>
+      <w:r>
+        <w:rPr>
+          <w:rFonts w:ascii="Times New Roman" w:eastAsia="Times New Roman" w:hAnsi="Times New Roman" w:cs="Times New Roman"/>
+          <w:kern w:val="0"/>
+          <w:lang w:val="tr-TR"/>
+          <w14:ligatures w14:val="none"/>
+        </w:rPr>
+        <w:t>still</w:t>
+      </w:r>
+      <w:proofErr w:type="spellEnd"/>
+      <w:r>
+        <w:rPr>
+          <w:rFonts w:ascii="Times New Roman" w:eastAsia="Times New Roman" w:hAnsi="Times New Roman" w:cs="Times New Roman"/>
+          <w:kern w:val="0"/>
+          <w:lang w:val="tr-TR"/>
+          <w14:ligatures w14:val="none"/>
+        </w:rPr>
+        <w:t xml:space="preserve"> </w:t>
+      </w:r>
+      <w:proofErr w:type="spellStart"/>
+      <w:r>
+        <w:rPr>
+          <w:rFonts w:ascii="Times New Roman" w:eastAsia="Times New Roman" w:hAnsi="Times New Roman" w:cs="Times New Roman"/>
+          <w:kern w:val="0"/>
+          <w:lang w:val="tr-TR"/>
+          <w14:ligatures w14:val="none"/>
+        </w:rPr>
+        <w:t>represent</w:t>
+      </w:r>
+      <w:proofErr w:type="spellEnd"/>
+      <w:r>
+        <w:rPr>
+          <w:rFonts w:ascii="Times New Roman" w:eastAsia="Times New Roman" w:hAnsi="Times New Roman" w:cs="Times New Roman"/>
+          <w:kern w:val="0"/>
+          <w:lang w:val="tr-TR"/>
+          <w14:ligatures w14:val="none"/>
+        </w:rPr>
+        <w:t xml:space="preserve"> </w:t>
+      </w:r>
+      <w:proofErr w:type="spellStart"/>
+      <w:r>
+        <w:rPr>
+          <w:rFonts w:ascii="Times New Roman" w:eastAsia="Times New Roman" w:hAnsi="Times New Roman" w:cs="Times New Roman"/>
+          <w:kern w:val="0"/>
+          <w:lang w:val="tr-TR"/>
+          <w14:ligatures w14:val="none"/>
+        </w:rPr>
+        <w:t>important</w:t>
+      </w:r>
+      <w:proofErr w:type="spellEnd"/>
+      <w:r>
+        <w:rPr>
+          <w:rFonts w:ascii="Times New Roman" w:eastAsia="Times New Roman" w:hAnsi="Times New Roman" w:cs="Times New Roman"/>
+          <w:kern w:val="0"/>
+          <w:lang w:val="tr-TR"/>
+          <w14:ligatures w14:val="none"/>
+        </w:rPr>
+        <w:t xml:space="preserve"> </w:t>
+      </w:r>
+      <w:proofErr w:type="spellStart"/>
+      <w:r>
+        <w:rPr>
+          <w:rFonts w:ascii="Times New Roman" w:eastAsia="Times New Roman" w:hAnsi="Times New Roman" w:cs="Times New Roman"/>
+          <w:kern w:val="0"/>
+          <w:lang w:val="tr-TR"/>
+          <w14:ligatures w14:val="none"/>
+        </w:rPr>
+        <w:t>traffic</w:t>
+      </w:r>
+      <w:proofErr w:type="spellEnd"/>
+      <w:r>
+        <w:rPr>
+          <w:rFonts w:ascii="Times New Roman" w:eastAsia="Times New Roman" w:hAnsi="Times New Roman" w:cs="Times New Roman"/>
+          <w:kern w:val="0"/>
+          <w:lang w:val="tr-TR"/>
+          <w14:ligatures w14:val="none"/>
+        </w:rPr>
+        <w:t xml:space="preserve"> </w:t>
+      </w:r>
+      <w:proofErr w:type="spellStart"/>
+      <w:r>
+        <w:rPr>
+          <w:rFonts w:ascii="Times New Roman" w:eastAsia="Times New Roman" w:hAnsi="Times New Roman" w:cs="Times New Roman"/>
+          <w:kern w:val="0"/>
+          <w:lang w:val="tr-TR"/>
+          <w14:ligatures w14:val="none"/>
+        </w:rPr>
+        <w:t>behaviors</w:t>
+      </w:r>
+      <w:proofErr w:type="spellEnd"/>
+      <w:r>
+        <w:rPr>
+          <w:rFonts w:ascii="Times New Roman" w:eastAsia="Times New Roman" w:hAnsi="Times New Roman" w:cs="Times New Roman"/>
+          <w:kern w:val="0"/>
+          <w:lang w:val="tr-TR"/>
+          <w14:ligatures w14:val="none"/>
+        </w:rPr>
+        <w:t xml:space="preserve"> </w:t>
+      </w:r>
+      <w:proofErr w:type="spellStart"/>
+      <w:r>
+        <w:rPr>
+          <w:rFonts w:ascii="Times New Roman" w:eastAsia="Times New Roman" w:hAnsi="Times New Roman" w:cs="Times New Roman"/>
+          <w:kern w:val="0"/>
+          <w:lang w:val="tr-TR"/>
+          <w14:ligatures w14:val="none"/>
+        </w:rPr>
+        <w:t>such</w:t>
+      </w:r>
+      <w:proofErr w:type="spellEnd"/>
+      <w:r>
+        <w:rPr>
+          <w:rFonts w:ascii="Times New Roman" w:eastAsia="Times New Roman" w:hAnsi="Times New Roman" w:cs="Times New Roman"/>
+          <w:kern w:val="0"/>
+          <w:lang w:val="tr-TR"/>
+          <w14:ligatures w14:val="none"/>
+        </w:rPr>
+        <w:t xml:space="preserve"> as </w:t>
+      </w:r>
+      <w:proofErr w:type="spellStart"/>
+      <w:r>
+        <w:rPr>
+          <w:rFonts w:ascii="Times New Roman" w:eastAsia="Times New Roman" w:hAnsi="Times New Roman" w:cs="Times New Roman"/>
+          <w:kern w:val="0"/>
+          <w:lang w:val="tr-TR"/>
+          <w14:ligatures w14:val="none"/>
+        </w:rPr>
+        <w:t>smooth</w:t>
+      </w:r>
+      <w:proofErr w:type="spellEnd"/>
+      <w:r>
+        <w:rPr>
+          <w:rFonts w:ascii="Times New Roman" w:eastAsia="Times New Roman" w:hAnsi="Times New Roman" w:cs="Times New Roman"/>
+          <w:kern w:val="0"/>
+          <w:lang w:val="tr-TR"/>
+          <w14:ligatures w14:val="none"/>
+        </w:rPr>
+        <w:t xml:space="preserve"> </w:t>
+      </w:r>
+      <w:proofErr w:type="spellStart"/>
+      <w:r>
+        <w:rPr>
+          <w:rFonts w:ascii="Times New Roman" w:eastAsia="Times New Roman" w:hAnsi="Times New Roman" w:cs="Times New Roman"/>
+          <w:kern w:val="0"/>
+          <w:lang w:val="tr-TR"/>
+          <w14:ligatures w14:val="none"/>
+        </w:rPr>
+        <w:t>flow</w:t>
+      </w:r>
+      <w:proofErr w:type="spellEnd"/>
+      <w:r>
+        <w:rPr>
+          <w:rFonts w:ascii="Times New Roman" w:eastAsia="Times New Roman" w:hAnsi="Times New Roman" w:cs="Times New Roman"/>
+          <w:kern w:val="0"/>
+          <w:lang w:val="tr-TR"/>
+          <w14:ligatures w14:val="none"/>
+        </w:rPr>
+        <w:t xml:space="preserve">, </w:t>
+      </w:r>
+      <w:proofErr w:type="spellStart"/>
+      <w:r>
+        <w:rPr>
+          <w:rFonts w:ascii="Times New Roman" w:eastAsia="Times New Roman" w:hAnsi="Times New Roman" w:cs="Times New Roman"/>
+          <w:kern w:val="0"/>
+          <w:lang w:val="tr-TR"/>
+          <w14:ligatures w14:val="none"/>
+        </w:rPr>
+        <w:t>slowing</w:t>
+      </w:r>
+      <w:proofErr w:type="spellEnd"/>
+      <w:r>
+        <w:rPr>
+          <w:rFonts w:ascii="Times New Roman" w:eastAsia="Times New Roman" w:hAnsi="Times New Roman" w:cs="Times New Roman"/>
+          <w:kern w:val="0"/>
+          <w:lang w:val="tr-TR"/>
+          <w14:ligatures w14:val="none"/>
+        </w:rPr>
+        <w:t xml:space="preserve"> </w:t>
+      </w:r>
+      <w:proofErr w:type="spellStart"/>
+      <w:r>
+        <w:rPr>
+          <w:rFonts w:ascii="Times New Roman" w:eastAsia="Times New Roman" w:hAnsi="Times New Roman" w:cs="Times New Roman"/>
+          <w:kern w:val="0"/>
+          <w:lang w:val="tr-TR"/>
+          <w14:ligatures w14:val="none"/>
+        </w:rPr>
+        <w:t>down</w:t>
+      </w:r>
+      <w:proofErr w:type="spellEnd"/>
+      <w:r>
+        <w:rPr>
+          <w:rFonts w:ascii="Times New Roman" w:eastAsia="Times New Roman" w:hAnsi="Times New Roman" w:cs="Times New Roman"/>
+          <w:kern w:val="0"/>
+          <w:lang w:val="tr-TR"/>
+          <w14:ligatures w14:val="none"/>
+        </w:rPr>
+        <w:t xml:space="preserve">, </w:t>
+      </w:r>
+      <w:proofErr w:type="spellStart"/>
+      <w:r>
+        <w:rPr>
+          <w:rFonts w:ascii="Times New Roman" w:eastAsia="Times New Roman" w:hAnsi="Times New Roman" w:cs="Times New Roman"/>
+          <w:kern w:val="0"/>
+          <w:lang w:val="tr-TR"/>
+          <w14:ligatures w14:val="none"/>
+        </w:rPr>
+        <w:t>and</w:t>
+      </w:r>
+      <w:proofErr w:type="spellEnd"/>
+      <w:r>
+        <w:rPr>
+          <w:rFonts w:ascii="Times New Roman" w:eastAsia="Times New Roman" w:hAnsi="Times New Roman" w:cs="Times New Roman"/>
+          <w:kern w:val="0"/>
+          <w:lang w:val="tr-TR"/>
+          <w14:ligatures w14:val="none"/>
+        </w:rPr>
+        <w:t xml:space="preserve"> </w:t>
+      </w:r>
+      <w:proofErr w:type="spellStart"/>
+      <w:r>
+        <w:rPr>
+          <w:rFonts w:ascii="Times New Roman" w:eastAsia="Times New Roman" w:hAnsi="Times New Roman" w:cs="Times New Roman"/>
+          <w:kern w:val="0"/>
+          <w:lang w:val="tr-TR"/>
+          <w14:ligatures w14:val="none"/>
+        </w:rPr>
+        <w:t>congestion</w:t>
+      </w:r>
+      <w:proofErr w:type="spellEnd"/>
+      <w:r>
+        <w:rPr>
+          <w:rFonts w:ascii="Times New Roman" w:eastAsia="Times New Roman" w:hAnsi="Times New Roman" w:cs="Times New Roman"/>
+          <w:kern w:val="0"/>
+          <w:lang w:val="tr-TR"/>
+          <w14:ligatures w14:val="none"/>
+        </w:rPr>
+        <w:t>.</w:t>
       </w:r>
     </w:p>
     <w:p>
@@ -923,14 +4012,1185 @@
           <w14:ligatures w14:val="none"/>
         </w:rPr>
       </w:pPr>
-      <w:r>
-        <w:rPr>
-          <w:rFonts w:ascii="Times New Roman" w:eastAsia="Times New Roman" w:hAnsi="Times New Roman" w:cs="Times New Roman"/>
-          <w:kern w:val="0"/>
-          <w:lang w:val="tr-TR"/>
-          <w14:ligatures w14:val="none"/>
-        </w:rPr>
-        <w:t>The model follows a step-by-step update process. At each step, a vehicle first checks its current speed and tries to accelerate. It then checks the gap to the vehicle ahead and reduces its speed if necessary to avoid collision. After that, it moves to its new position. Because of this simple structure, the Nagel–Schreckenberg model is a suitable choice for studying traffic flow and congestion in a one-lane traffic system.</w:t>
+      <w:proofErr w:type="spellStart"/>
+      <w:r>
+        <w:rPr>
+          <w:rFonts w:ascii="Times New Roman" w:eastAsia="Times New Roman" w:hAnsi="Times New Roman" w:cs="Times New Roman"/>
+          <w:kern w:val="0"/>
+          <w:lang w:val="tr-TR"/>
+          <w14:ligatures w14:val="none"/>
+        </w:rPr>
+        <w:t>The</w:t>
+      </w:r>
+      <w:proofErr w:type="spellEnd"/>
+      <w:r>
+        <w:rPr>
+          <w:rFonts w:ascii="Times New Roman" w:eastAsia="Times New Roman" w:hAnsi="Times New Roman" w:cs="Times New Roman"/>
+          <w:kern w:val="0"/>
+          <w:lang w:val="tr-TR"/>
+          <w14:ligatures w14:val="none"/>
+        </w:rPr>
+        <w:t xml:space="preserve"> model </w:t>
+      </w:r>
+      <w:proofErr w:type="spellStart"/>
+      <w:r>
+        <w:rPr>
+          <w:rFonts w:ascii="Times New Roman" w:eastAsia="Times New Roman" w:hAnsi="Times New Roman" w:cs="Times New Roman"/>
+          <w:kern w:val="0"/>
+          <w:lang w:val="tr-TR"/>
+          <w14:ligatures w14:val="none"/>
+        </w:rPr>
+        <w:t>follows</w:t>
+      </w:r>
+      <w:proofErr w:type="spellEnd"/>
+      <w:r>
+        <w:rPr>
+          <w:rFonts w:ascii="Times New Roman" w:eastAsia="Times New Roman" w:hAnsi="Times New Roman" w:cs="Times New Roman"/>
+          <w:kern w:val="0"/>
+          <w:lang w:val="tr-TR"/>
+          <w14:ligatures w14:val="none"/>
+        </w:rPr>
+        <w:t xml:space="preserve"> a step-</w:t>
+      </w:r>
+      <w:proofErr w:type="spellStart"/>
+      <w:r>
+        <w:rPr>
+          <w:rFonts w:ascii="Times New Roman" w:eastAsia="Times New Roman" w:hAnsi="Times New Roman" w:cs="Times New Roman"/>
+          <w:kern w:val="0"/>
+          <w:lang w:val="tr-TR"/>
+          <w14:ligatures w14:val="none"/>
+        </w:rPr>
+        <w:t>by</w:t>
+      </w:r>
+      <w:proofErr w:type="spellEnd"/>
+      <w:r>
+        <w:rPr>
+          <w:rFonts w:ascii="Times New Roman" w:eastAsia="Times New Roman" w:hAnsi="Times New Roman" w:cs="Times New Roman"/>
+          <w:kern w:val="0"/>
+          <w:lang w:val="tr-TR"/>
+          <w14:ligatures w14:val="none"/>
+        </w:rPr>
+        <w:t xml:space="preserve">-step </w:t>
+      </w:r>
+      <w:proofErr w:type="spellStart"/>
+      <w:r>
+        <w:rPr>
+          <w:rFonts w:ascii="Times New Roman" w:eastAsia="Times New Roman" w:hAnsi="Times New Roman" w:cs="Times New Roman"/>
+          <w:kern w:val="0"/>
+          <w:lang w:val="tr-TR"/>
+          <w14:ligatures w14:val="none"/>
+        </w:rPr>
+        <w:t>update</w:t>
+      </w:r>
+      <w:proofErr w:type="spellEnd"/>
+      <w:r>
+        <w:rPr>
+          <w:rFonts w:ascii="Times New Roman" w:eastAsia="Times New Roman" w:hAnsi="Times New Roman" w:cs="Times New Roman"/>
+          <w:kern w:val="0"/>
+          <w:lang w:val="tr-TR"/>
+          <w14:ligatures w14:val="none"/>
+        </w:rPr>
+        <w:t xml:space="preserve"> </w:t>
+      </w:r>
+      <w:proofErr w:type="spellStart"/>
+      <w:r>
+        <w:rPr>
+          <w:rFonts w:ascii="Times New Roman" w:eastAsia="Times New Roman" w:hAnsi="Times New Roman" w:cs="Times New Roman"/>
+          <w:kern w:val="0"/>
+          <w:lang w:val="tr-TR"/>
+          <w14:ligatures w14:val="none"/>
+        </w:rPr>
+        <w:t>process</w:t>
+      </w:r>
+      <w:proofErr w:type="spellEnd"/>
+      <w:r>
+        <w:rPr>
+          <w:rFonts w:ascii="Times New Roman" w:eastAsia="Times New Roman" w:hAnsi="Times New Roman" w:cs="Times New Roman"/>
+          <w:kern w:val="0"/>
+          <w:lang w:val="tr-TR"/>
+          <w14:ligatures w14:val="none"/>
+        </w:rPr>
+        <w:t xml:space="preserve">. At </w:t>
+      </w:r>
+      <w:proofErr w:type="spellStart"/>
+      <w:r>
+        <w:rPr>
+          <w:rFonts w:ascii="Times New Roman" w:eastAsia="Times New Roman" w:hAnsi="Times New Roman" w:cs="Times New Roman"/>
+          <w:kern w:val="0"/>
+          <w:lang w:val="tr-TR"/>
+          <w14:ligatures w14:val="none"/>
+        </w:rPr>
+        <w:t>each</w:t>
+      </w:r>
+      <w:proofErr w:type="spellEnd"/>
+      <w:r>
+        <w:rPr>
+          <w:rFonts w:ascii="Times New Roman" w:eastAsia="Times New Roman" w:hAnsi="Times New Roman" w:cs="Times New Roman"/>
+          <w:kern w:val="0"/>
+          <w:lang w:val="tr-TR"/>
+          <w14:ligatures w14:val="none"/>
+        </w:rPr>
+        <w:t xml:space="preserve"> step, a </w:t>
+      </w:r>
+      <w:proofErr w:type="spellStart"/>
+      <w:r>
+        <w:rPr>
+          <w:rFonts w:ascii="Times New Roman" w:eastAsia="Times New Roman" w:hAnsi="Times New Roman" w:cs="Times New Roman"/>
+          <w:kern w:val="0"/>
+          <w:lang w:val="tr-TR"/>
+          <w14:ligatures w14:val="none"/>
+        </w:rPr>
+        <w:t>vehicle</w:t>
+      </w:r>
+      <w:proofErr w:type="spellEnd"/>
+      <w:r>
+        <w:rPr>
+          <w:rFonts w:ascii="Times New Roman" w:eastAsia="Times New Roman" w:hAnsi="Times New Roman" w:cs="Times New Roman"/>
+          <w:kern w:val="0"/>
+          <w:lang w:val="tr-TR"/>
+          <w14:ligatures w14:val="none"/>
+        </w:rPr>
+        <w:t xml:space="preserve"> </w:t>
+      </w:r>
+      <w:proofErr w:type="spellStart"/>
+      <w:r>
+        <w:rPr>
+          <w:rFonts w:ascii="Times New Roman" w:eastAsia="Times New Roman" w:hAnsi="Times New Roman" w:cs="Times New Roman"/>
+          <w:kern w:val="0"/>
+          <w:lang w:val="tr-TR"/>
+          <w14:ligatures w14:val="none"/>
+        </w:rPr>
+        <w:t>first</w:t>
+      </w:r>
+      <w:proofErr w:type="spellEnd"/>
+      <w:r>
+        <w:rPr>
+          <w:rFonts w:ascii="Times New Roman" w:eastAsia="Times New Roman" w:hAnsi="Times New Roman" w:cs="Times New Roman"/>
+          <w:kern w:val="0"/>
+          <w:lang w:val="tr-TR"/>
+          <w14:ligatures w14:val="none"/>
+        </w:rPr>
+        <w:t xml:space="preserve"> </w:t>
+      </w:r>
+      <w:proofErr w:type="spellStart"/>
+      <w:r>
+        <w:rPr>
+          <w:rFonts w:ascii="Times New Roman" w:eastAsia="Times New Roman" w:hAnsi="Times New Roman" w:cs="Times New Roman"/>
+          <w:kern w:val="0"/>
+          <w:lang w:val="tr-TR"/>
+          <w14:ligatures w14:val="none"/>
+        </w:rPr>
+        <w:t>checks</w:t>
+      </w:r>
+      <w:proofErr w:type="spellEnd"/>
+      <w:r>
+        <w:rPr>
+          <w:rFonts w:ascii="Times New Roman" w:eastAsia="Times New Roman" w:hAnsi="Times New Roman" w:cs="Times New Roman"/>
+          <w:kern w:val="0"/>
+          <w:lang w:val="tr-TR"/>
+          <w14:ligatures w14:val="none"/>
+        </w:rPr>
+        <w:t xml:space="preserve"> </w:t>
+      </w:r>
+      <w:proofErr w:type="spellStart"/>
+      <w:r>
+        <w:rPr>
+          <w:rFonts w:ascii="Times New Roman" w:eastAsia="Times New Roman" w:hAnsi="Times New Roman" w:cs="Times New Roman"/>
+          <w:kern w:val="0"/>
+          <w:lang w:val="tr-TR"/>
+          <w14:ligatures w14:val="none"/>
+        </w:rPr>
+        <w:t>its</w:t>
+      </w:r>
+      <w:proofErr w:type="spellEnd"/>
+      <w:r>
+        <w:rPr>
+          <w:rFonts w:ascii="Times New Roman" w:eastAsia="Times New Roman" w:hAnsi="Times New Roman" w:cs="Times New Roman"/>
+          <w:kern w:val="0"/>
+          <w:lang w:val="tr-TR"/>
+          <w14:ligatures w14:val="none"/>
+        </w:rPr>
+        <w:t xml:space="preserve"> </w:t>
+      </w:r>
+      <w:proofErr w:type="spellStart"/>
+      <w:r>
+        <w:rPr>
+          <w:rFonts w:ascii="Times New Roman" w:eastAsia="Times New Roman" w:hAnsi="Times New Roman" w:cs="Times New Roman"/>
+          <w:kern w:val="0"/>
+          <w:lang w:val="tr-TR"/>
+          <w14:ligatures w14:val="none"/>
+        </w:rPr>
+        <w:t>current</w:t>
+      </w:r>
+      <w:proofErr w:type="spellEnd"/>
+      <w:r>
+        <w:rPr>
+          <w:rFonts w:ascii="Times New Roman" w:eastAsia="Times New Roman" w:hAnsi="Times New Roman" w:cs="Times New Roman"/>
+          <w:kern w:val="0"/>
+          <w:lang w:val="tr-TR"/>
+          <w14:ligatures w14:val="none"/>
+        </w:rPr>
+        <w:t xml:space="preserve"> </w:t>
+      </w:r>
+      <w:proofErr w:type="spellStart"/>
+      <w:r>
+        <w:rPr>
+          <w:rFonts w:ascii="Times New Roman" w:eastAsia="Times New Roman" w:hAnsi="Times New Roman" w:cs="Times New Roman"/>
+          <w:kern w:val="0"/>
+          <w:lang w:val="tr-TR"/>
+          <w14:ligatures w14:val="none"/>
+        </w:rPr>
+        <w:t>speed</w:t>
+      </w:r>
+      <w:proofErr w:type="spellEnd"/>
+      <w:r>
+        <w:rPr>
+          <w:rFonts w:ascii="Times New Roman" w:eastAsia="Times New Roman" w:hAnsi="Times New Roman" w:cs="Times New Roman"/>
+          <w:kern w:val="0"/>
+          <w:lang w:val="tr-TR"/>
+          <w14:ligatures w14:val="none"/>
+        </w:rPr>
+        <w:t xml:space="preserve"> </w:t>
+      </w:r>
+      <w:proofErr w:type="spellStart"/>
+      <w:r>
+        <w:rPr>
+          <w:rFonts w:ascii="Times New Roman" w:eastAsia="Times New Roman" w:hAnsi="Times New Roman" w:cs="Times New Roman"/>
+          <w:kern w:val="0"/>
+          <w:lang w:val="tr-TR"/>
+          <w14:ligatures w14:val="none"/>
+        </w:rPr>
+        <w:t>and</w:t>
+      </w:r>
+      <w:proofErr w:type="spellEnd"/>
+      <w:r>
+        <w:rPr>
+          <w:rFonts w:ascii="Times New Roman" w:eastAsia="Times New Roman" w:hAnsi="Times New Roman" w:cs="Times New Roman"/>
+          <w:kern w:val="0"/>
+          <w:lang w:val="tr-TR"/>
+          <w14:ligatures w14:val="none"/>
+        </w:rPr>
+        <w:t xml:space="preserve"> </w:t>
+      </w:r>
+      <w:proofErr w:type="spellStart"/>
+      <w:r>
+        <w:rPr>
+          <w:rFonts w:ascii="Times New Roman" w:eastAsia="Times New Roman" w:hAnsi="Times New Roman" w:cs="Times New Roman"/>
+          <w:kern w:val="0"/>
+          <w:lang w:val="tr-TR"/>
+          <w14:ligatures w14:val="none"/>
+        </w:rPr>
+        <w:t>tries</w:t>
+      </w:r>
+      <w:proofErr w:type="spellEnd"/>
+      <w:r>
+        <w:rPr>
+          <w:rFonts w:ascii="Times New Roman" w:eastAsia="Times New Roman" w:hAnsi="Times New Roman" w:cs="Times New Roman"/>
+          <w:kern w:val="0"/>
+          <w:lang w:val="tr-TR"/>
+          <w14:ligatures w14:val="none"/>
+        </w:rPr>
+        <w:t xml:space="preserve"> </w:t>
+      </w:r>
+      <w:proofErr w:type="spellStart"/>
+      <w:r>
+        <w:rPr>
+          <w:rFonts w:ascii="Times New Roman" w:eastAsia="Times New Roman" w:hAnsi="Times New Roman" w:cs="Times New Roman"/>
+          <w:kern w:val="0"/>
+          <w:lang w:val="tr-TR"/>
+          <w14:ligatures w14:val="none"/>
+        </w:rPr>
+        <w:t>to</w:t>
+      </w:r>
+      <w:proofErr w:type="spellEnd"/>
+      <w:r>
+        <w:rPr>
+          <w:rFonts w:ascii="Times New Roman" w:eastAsia="Times New Roman" w:hAnsi="Times New Roman" w:cs="Times New Roman"/>
+          <w:kern w:val="0"/>
+          <w:lang w:val="tr-TR"/>
+          <w14:ligatures w14:val="none"/>
+        </w:rPr>
+        <w:t xml:space="preserve"> </w:t>
+      </w:r>
+      <w:proofErr w:type="spellStart"/>
+      <w:r>
+        <w:rPr>
+          <w:rFonts w:ascii="Times New Roman" w:eastAsia="Times New Roman" w:hAnsi="Times New Roman" w:cs="Times New Roman"/>
+          <w:kern w:val="0"/>
+          <w:lang w:val="tr-TR"/>
+          <w14:ligatures w14:val="none"/>
+        </w:rPr>
+        <w:t>accelerate</w:t>
+      </w:r>
+      <w:proofErr w:type="spellEnd"/>
+      <w:r>
+        <w:rPr>
+          <w:rFonts w:ascii="Times New Roman" w:eastAsia="Times New Roman" w:hAnsi="Times New Roman" w:cs="Times New Roman"/>
+          <w:kern w:val="0"/>
+          <w:lang w:val="tr-TR"/>
+          <w14:ligatures w14:val="none"/>
+        </w:rPr>
+        <w:t xml:space="preserve">. </w:t>
+      </w:r>
+      <w:proofErr w:type="spellStart"/>
+      <w:r>
+        <w:rPr>
+          <w:rFonts w:ascii="Times New Roman" w:eastAsia="Times New Roman" w:hAnsi="Times New Roman" w:cs="Times New Roman"/>
+          <w:kern w:val="0"/>
+          <w:lang w:val="tr-TR"/>
+          <w14:ligatures w14:val="none"/>
+        </w:rPr>
+        <w:t>It</w:t>
+      </w:r>
+      <w:proofErr w:type="spellEnd"/>
+      <w:r>
+        <w:rPr>
+          <w:rFonts w:ascii="Times New Roman" w:eastAsia="Times New Roman" w:hAnsi="Times New Roman" w:cs="Times New Roman"/>
+          <w:kern w:val="0"/>
+          <w:lang w:val="tr-TR"/>
+          <w14:ligatures w14:val="none"/>
+        </w:rPr>
+        <w:t xml:space="preserve"> </w:t>
+      </w:r>
+      <w:proofErr w:type="spellStart"/>
+      <w:r>
+        <w:rPr>
+          <w:rFonts w:ascii="Times New Roman" w:eastAsia="Times New Roman" w:hAnsi="Times New Roman" w:cs="Times New Roman"/>
+          <w:kern w:val="0"/>
+          <w:lang w:val="tr-TR"/>
+          <w14:ligatures w14:val="none"/>
+        </w:rPr>
+        <w:t>then</w:t>
+      </w:r>
+      <w:proofErr w:type="spellEnd"/>
+      <w:r>
+        <w:rPr>
+          <w:rFonts w:ascii="Times New Roman" w:eastAsia="Times New Roman" w:hAnsi="Times New Roman" w:cs="Times New Roman"/>
+          <w:kern w:val="0"/>
+          <w:lang w:val="tr-TR"/>
+          <w14:ligatures w14:val="none"/>
+        </w:rPr>
+        <w:t xml:space="preserve"> </w:t>
+      </w:r>
+      <w:proofErr w:type="spellStart"/>
+      <w:r>
+        <w:rPr>
+          <w:rFonts w:ascii="Times New Roman" w:eastAsia="Times New Roman" w:hAnsi="Times New Roman" w:cs="Times New Roman"/>
+          <w:kern w:val="0"/>
+          <w:lang w:val="tr-TR"/>
+          <w14:ligatures w14:val="none"/>
+        </w:rPr>
+        <w:t>checks</w:t>
+      </w:r>
+      <w:proofErr w:type="spellEnd"/>
+      <w:r>
+        <w:rPr>
+          <w:rFonts w:ascii="Times New Roman" w:eastAsia="Times New Roman" w:hAnsi="Times New Roman" w:cs="Times New Roman"/>
+          <w:kern w:val="0"/>
+          <w:lang w:val="tr-TR"/>
+          <w14:ligatures w14:val="none"/>
+        </w:rPr>
+        <w:t xml:space="preserve"> </w:t>
+      </w:r>
+      <w:proofErr w:type="spellStart"/>
+      <w:r>
+        <w:rPr>
+          <w:rFonts w:ascii="Times New Roman" w:eastAsia="Times New Roman" w:hAnsi="Times New Roman" w:cs="Times New Roman"/>
+          <w:kern w:val="0"/>
+          <w:lang w:val="tr-TR"/>
+          <w14:ligatures w14:val="none"/>
+        </w:rPr>
+        <w:t>the</w:t>
+      </w:r>
+      <w:proofErr w:type="spellEnd"/>
+      <w:r>
+        <w:rPr>
+          <w:rFonts w:ascii="Times New Roman" w:eastAsia="Times New Roman" w:hAnsi="Times New Roman" w:cs="Times New Roman"/>
+          <w:kern w:val="0"/>
+          <w:lang w:val="tr-TR"/>
+          <w14:ligatures w14:val="none"/>
+        </w:rPr>
+        <w:t xml:space="preserve"> </w:t>
+      </w:r>
+      <w:proofErr w:type="spellStart"/>
+      <w:r>
+        <w:rPr>
+          <w:rFonts w:ascii="Times New Roman" w:eastAsia="Times New Roman" w:hAnsi="Times New Roman" w:cs="Times New Roman"/>
+          <w:kern w:val="0"/>
+          <w:lang w:val="tr-TR"/>
+          <w14:ligatures w14:val="none"/>
+        </w:rPr>
+        <w:t>gap</w:t>
+      </w:r>
+      <w:proofErr w:type="spellEnd"/>
+      <w:r>
+        <w:rPr>
+          <w:rFonts w:ascii="Times New Roman" w:eastAsia="Times New Roman" w:hAnsi="Times New Roman" w:cs="Times New Roman"/>
+          <w:kern w:val="0"/>
+          <w:lang w:val="tr-TR"/>
+          <w14:ligatures w14:val="none"/>
+        </w:rPr>
+        <w:t xml:space="preserve"> </w:t>
+      </w:r>
+      <w:proofErr w:type="spellStart"/>
+      <w:r>
+        <w:rPr>
+          <w:rFonts w:ascii="Times New Roman" w:eastAsia="Times New Roman" w:hAnsi="Times New Roman" w:cs="Times New Roman"/>
+          <w:kern w:val="0"/>
+          <w:lang w:val="tr-TR"/>
+          <w14:ligatures w14:val="none"/>
+        </w:rPr>
+        <w:t>to</w:t>
+      </w:r>
+      <w:proofErr w:type="spellEnd"/>
+      <w:r>
+        <w:rPr>
+          <w:rFonts w:ascii="Times New Roman" w:eastAsia="Times New Roman" w:hAnsi="Times New Roman" w:cs="Times New Roman"/>
+          <w:kern w:val="0"/>
+          <w:lang w:val="tr-TR"/>
+          <w14:ligatures w14:val="none"/>
+        </w:rPr>
+        <w:t xml:space="preserve"> </w:t>
+      </w:r>
+      <w:proofErr w:type="spellStart"/>
+      <w:r>
+        <w:rPr>
+          <w:rFonts w:ascii="Times New Roman" w:eastAsia="Times New Roman" w:hAnsi="Times New Roman" w:cs="Times New Roman"/>
+          <w:kern w:val="0"/>
+          <w:lang w:val="tr-TR"/>
+          <w14:ligatures w14:val="none"/>
+        </w:rPr>
+        <w:t>the</w:t>
+      </w:r>
+      <w:proofErr w:type="spellEnd"/>
+      <w:r>
+        <w:rPr>
+          <w:rFonts w:ascii="Times New Roman" w:eastAsia="Times New Roman" w:hAnsi="Times New Roman" w:cs="Times New Roman"/>
+          <w:kern w:val="0"/>
+          <w:lang w:val="tr-TR"/>
+          <w14:ligatures w14:val="none"/>
+        </w:rPr>
+        <w:t xml:space="preserve"> </w:t>
+      </w:r>
+      <w:proofErr w:type="spellStart"/>
+      <w:r>
+        <w:rPr>
+          <w:rFonts w:ascii="Times New Roman" w:eastAsia="Times New Roman" w:hAnsi="Times New Roman" w:cs="Times New Roman"/>
+          <w:kern w:val="0"/>
+          <w:lang w:val="tr-TR"/>
+          <w14:ligatures w14:val="none"/>
+        </w:rPr>
+        <w:t>vehicle</w:t>
+      </w:r>
+      <w:proofErr w:type="spellEnd"/>
+      <w:r>
+        <w:rPr>
+          <w:rFonts w:ascii="Times New Roman" w:eastAsia="Times New Roman" w:hAnsi="Times New Roman" w:cs="Times New Roman"/>
+          <w:kern w:val="0"/>
+          <w:lang w:val="tr-TR"/>
+          <w14:ligatures w14:val="none"/>
+        </w:rPr>
+        <w:t xml:space="preserve"> </w:t>
+      </w:r>
+      <w:proofErr w:type="spellStart"/>
+      <w:r>
+        <w:rPr>
+          <w:rFonts w:ascii="Times New Roman" w:eastAsia="Times New Roman" w:hAnsi="Times New Roman" w:cs="Times New Roman"/>
+          <w:kern w:val="0"/>
+          <w:lang w:val="tr-TR"/>
+          <w14:ligatures w14:val="none"/>
+        </w:rPr>
+        <w:t>ahead</w:t>
+      </w:r>
+      <w:proofErr w:type="spellEnd"/>
+      <w:r>
+        <w:rPr>
+          <w:rFonts w:ascii="Times New Roman" w:eastAsia="Times New Roman" w:hAnsi="Times New Roman" w:cs="Times New Roman"/>
+          <w:kern w:val="0"/>
+          <w:lang w:val="tr-TR"/>
+          <w14:ligatures w14:val="none"/>
+        </w:rPr>
+        <w:t xml:space="preserve"> </w:t>
+      </w:r>
+      <w:proofErr w:type="spellStart"/>
+      <w:r>
+        <w:rPr>
+          <w:rFonts w:ascii="Times New Roman" w:eastAsia="Times New Roman" w:hAnsi="Times New Roman" w:cs="Times New Roman"/>
+          <w:kern w:val="0"/>
+          <w:lang w:val="tr-TR"/>
+          <w14:ligatures w14:val="none"/>
+        </w:rPr>
+        <w:t>and</w:t>
+      </w:r>
+      <w:proofErr w:type="spellEnd"/>
+      <w:r>
+        <w:rPr>
+          <w:rFonts w:ascii="Times New Roman" w:eastAsia="Times New Roman" w:hAnsi="Times New Roman" w:cs="Times New Roman"/>
+          <w:kern w:val="0"/>
+          <w:lang w:val="tr-TR"/>
+          <w14:ligatures w14:val="none"/>
+        </w:rPr>
+        <w:t xml:space="preserve"> </w:t>
+      </w:r>
+      <w:proofErr w:type="spellStart"/>
+      <w:r>
+        <w:rPr>
+          <w:rFonts w:ascii="Times New Roman" w:eastAsia="Times New Roman" w:hAnsi="Times New Roman" w:cs="Times New Roman"/>
+          <w:kern w:val="0"/>
+          <w:lang w:val="tr-TR"/>
+          <w14:ligatures w14:val="none"/>
+        </w:rPr>
+        <w:t>reduces</w:t>
+      </w:r>
+      <w:proofErr w:type="spellEnd"/>
+      <w:r>
+        <w:rPr>
+          <w:rFonts w:ascii="Times New Roman" w:eastAsia="Times New Roman" w:hAnsi="Times New Roman" w:cs="Times New Roman"/>
+          <w:kern w:val="0"/>
+          <w:lang w:val="tr-TR"/>
+          <w14:ligatures w14:val="none"/>
+        </w:rPr>
+        <w:t xml:space="preserve"> </w:t>
+      </w:r>
+      <w:proofErr w:type="spellStart"/>
+      <w:r>
+        <w:rPr>
+          <w:rFonts w:ascii="Times New Roman" w:eastAsia="Times New Roman" w:hAnsi="Times New Roman" w:cs="Times New Roman"/>
+          <w:kern w:val="0"/>
+          <w:lang w:val="tr-TR"/>
+          <w14:ligatures w14:val="none"/>
+        </w:rPr>
+        <w:t>its</w:t>
+      </w:r>
+      <w:proofErr w:type="spellEnd"/>
+      <w:r>
+        <w:rPr>
+          <w:rFonts w:ascii="Times New Roman" w:eastAsia="Times New Roman" w:hAnsi="Times New Roman" w:cs="Times New Roman"/>
+          <w:kern w:val="0"/>
+          <w:lang w:val="tr-TR"/>
+          <w14:ligatures w14:val="none"/>
+        </w:rPr>
+        <w:t xml:space="preserve"> </w:t>
+      </w:r>
+      <w:proofErr w:type="spellStart"/>
+      <w:r>
+        <w:rPr>
+          <w:rFonts w:ascii="Times New Roman" w:eastAsia="Times New Roman" w:hAnsi="Times New Roman" w:cs="Times New Roman"/>
+          <w:kern w:val="0"/>
+          <w:lang w:val="tr-TR"/>
+          <w14:ligatures w14:val="none"/>
+        </w:rPr>
+        <w:t>speed</w:t>
+      </w:r>
+      <w:proofErr w:type="spellEnd"/>
+      <w:r>
+        <w:rPr>
+          <w:rFonts w:ascii="Times New Roman" w:eastAsia="Times New Roman" w:hAnsi="Times New Roman" w:cs="Times New Roman"/>
+          <w:kern w:val="0"/>
+          <w:lang w:val="tr-TR"/>
+          <w14:ligatures w14:val="none"/>
+        </w:rPr>
+        <w:t xml:space="preserve"> </w:t>
+      </w:r>
+      <w:proofErr w:type="spellStart"/>
+      <w:r>
+        <w:rPr>
+          <w:rFonts w:ascii="Times New Roman" w:eastAsia="Times New Roman" w:hAnsi="Times New Roman" w:cs="Times New Roman"/>
+          <w:kern w:val="0"/>
+          <w:lang w:val="tr-TR"/>
+          <w14:ligatures w14:val="none"/>
+        </w:rPr>
+        <w:t>if</w:t>
+      </w:r>
+      <w:proofErr w:type="spellEnd"/>
+      <w:r>
+        <w:rPr>
+          <w:rFonts w:ascii="Times New Roman" w:eastAsia="Times New Roman" w:hAnsi="Times New Roman" w:cs="Times New Roman"/>
+          <w:kern w:val="0"/>
+          <w:lang w:val="tr-TR"/>
+          <w14:ligatures w14:val="none"/>
+        </w:rPr>
+        <w:t xml:space="preserve"> </w:t>
+      </w:r>
+      <w:proofErr w:type="spellStart"/>
+      <w:r>
+        <w:rPr>
+          <w:rFonts w:ascii="Times New Roman" w:eastAsia="Times New Roman" w:hAnsi="Times New Roman" w:cs="Times New Roman"/>
+          <w:kern w:val="0"/>
+          <w:lang w:val="tr-TR"/>
+          <w14:ligatures w14:val="none"/>
+        </w:rPr>
+        <w:t>necessary</w:t>
+      </w:r>
+      <w:proofErr w:type="spellEnd"/>
+      <w:r>
+        <w:rPr>
+          <w:rFonts w:ascii="Times New Roman" w:eastAsia="Times New Roman" w:hAnsi="Times New Roman" w:cs="Times New Roman"/>
+          <w:kern w:val="0"/>
+          <w:lang w:val="tr-TR"/>
+          <w14:ligatures w14:val="none"/>
+        </w:rPr>
+        <w:t xml:space="preserve"> </w:t>
+      </w:r>
+      <w:proofErr w:type="spellStart"/>
+      <w:r>
+        <w:rPr>
+          <w:rFonts w:ascii="Times New Roman" w:eastAsia="Times New Roman" w:hAnsi="Times New Roman" w:cs="Times New Roman"/>
+          <w:kern w:val="0"/>
+          <w:lang w:val="tr-TR"/>
+          <w14:ligatures w14:val="none"/>
+        </w:rPr>
+        <w:t>to</w:t>
+      </w:r>
+      <w:proofErr w:type="spellEnd"/>
+      <w:r>
+        <w:rPr>
+          <w:rFonts w:ascii="Times New Roman" w:eastAsia="Times New Roman" w:hAnsi="Times New Roman" w:cs="Times New Roman"/>
+          <w:kern w:val="0"/>
+          <w:lang w:val="tr-TR"/>
+          <w14:ligatures w14:val="none"/>
+        </w:rPr>
+        <w:t xml:space="preserve"> </w:t>
+      </w:r>
+      <w:proofErr w:type="spellStart"/>
+      <w:r>
+        <w:rPr>
+          <w:rFonts w:ascii="Times New Roman" w:eastAsia="Times New Roman" w:hAnsi="Times New Roman" w:cs="Times New Roman"/>
+          <w:kern w:val="0"/>
+          <w:lang w:val="tr-TR"/>
+          <w14:ligatures w14:val="none"/>
+        </w:rPr>
+        <w:t>avoid</w:t>
+      </w:r>
+      <w:proofErr w:type="spellEnd"/>
+      <w:r>
+        <w:rPr>
+          <w:rFonts w:ascii="Times New Roman" w:eastAsia="Times New Roman" w:hAnsi="Times New Roman" w:cs="Times New Roman"/>
+          <w:kern w:val="0"/>
+          <w:lang w:val="tr-TR"/>
+          <w14:ligatures w14:val="none"/>
+        </w:rPr>
+        <w:t xml:space="preserve"> </w:t>
+      </w:r>
+      <w:proofErr w:type="spellStart"/>
+      <w:r>
+        <w:rPr>
+          <w:rFonts w:ascii="Times New Roman" w:eastAsia="Times New Roman" w:hAnsi="Times New Roman" w:cs="Times New Roman"/>
+          <w:kern w:val="0"/>
+          <w:lang w:val="tr-TR"/>
+          <w14:ligatures w14:val="none"/>
+        </w:rPr>
+        <w:t>collision</w:t>
+      </w:r>
+      <w:proofErr w:type="spellEnd"/>
+      <w:r>
+        <w:rPr>
+          <w:rFonts w:ascii="Times New Roman" w:eastAsia="Times New Roman" w:hAnsi="Times New Roman" w:cs="Times New Roman"/>
+          <w:kern w:val="0"/>
+          <w:lang w:val="tr-TR"/>
+          <w14:ligatures w14:val="none"/>
+        </w:rPr>
+        <w:t xml:space="preserve">. </w:t>
+      </w:r>
+      <w:proofErr w:type="spellStart"/>
+      <w:r>
+        <w:rPr>
+          <w:rFonts w:ascii="Times New Roman" w:eastAsia="Times New Roman" w:hAnsi="Times New Roman" w:cs="Times New Roman"/>
+          <w:kern w:val="0"/>
+          <w:lang w:val="tr-TR"/>
+          <w14:ligatures w14:val="none"/>
+        </w:rPr>
+        <w:t>After</w:t>
+      </w:r>
+      <w:proofErr w:type="spellEnd"/>
+      <w:r>
+        <w:rPr>
+          <w:rFonts w:ascii="Times New Roman" w:eastAsia="Times New Roman" w:hAnsi="Times New Roman" w:cs="Times New Roman"/>
+          <w:kern w:val="0"/>
+          <w:lang w:val="tr-TR"/>
+          <w14:ligatures w14:val="none"/>
+        </w:rPr>
+        <w:t xml:space="preserve"> </w:t>
+      </w:r>
+      <w:proofErr w:type="spellStart"/>
+      <w:r>
+        <w:rPr>
+          <w:rFonts w:ascii="Times New Roman" w:eastAsia="Times New Roman" w:hAnsi="Times New Roman" w:cs="Times New Roman"/>
+          <w:kern w:val="0"/>
+          <w:lang w:val="tr-TR"/>
+          <w14:ligatures w14:val="none"/>
+        </w:rPr>
+        <w:t>that</w:t>
+      </w:r>
+      <w:proofErr w:type="spellEnd"/>
+      <w:r>
+        <w:rPr>
+          <w:rFonts w:ascii="Times New Roman" w:eastAsia="Times New Roman" w:hAnsi="Times New Roman" w:cs="Times New Roman"/>
+          <w:kern w:val="0"/>
+          <w:lang w:val="tr-TR"/>
+          <w14:ligatures w14:val="none"/>
+        </w:rPr>
+        <w:t xml:space="preserve">, it </w:t>
+      </w:r>
+      <w:proofErr w:type="spellStart"/>
+      <w:r>
+        <w:rPr>
+          <w:rFonts w:ascii="Times New Roman" w:eastAsia="Times New Roman" w:hAnsi="Times New Roman" w:cs="Times New Roman"/>
+          <w:kern w:val="0"/>
+          <w:lang w:val="tr-TR"/>
+          <w14:ligatures w14:val="none"/>
+        </w:rPr>
+        <w:t>moves</w:t>
+      </w:r>
+      <w:proofErr w:type="spellEnd"/>
+      <w:r>
+        <w:rPr>
+          <w:rFonts w:ascii="Times New Roman" w:eastAsia="Times New Roman" w:hAnsi="Times New Roman" w:cs="Times New Roman"/>
+          <w:kern w:val="0"/>
+          <w:lang w:val="tr-TR"/>
+          <w14:ligatures w14:val="none"/>
+        </w:rPr>
+        <w:t xml:space="preserve"> </w:t>
+      </w:r>
+      <w:proofErr w:type="spellStart"/>
+      <w:r>
+        <w:rPr>
+          <w:rFonts w:ascii="Times New Roman" w:eastAsia="Times New Roman" w:hAnsi="Times New Roman" w:cs="Times New Roman"/>
+          <w:kern w:val="0"/>
+          <w:lang w:val="tr-TR"/>
+          <w14:ligatures w14:val="none"/>
+        </w:rPr>
+        <w:t>to</w:t>
+      </w:r>
+      <w:proofErr w:type="spellEnd"/>
+      <w:r>
+        <w:rPr>
+          <w:rFonts w:ascii="Times New Roman" w:eastAsia="Times New Roman" w:hAnsi="Times New Roman" w:cs="Times New Roman"/>
+          <w:kern w:val="0"/>
+          <w:lang w:val="tr-TR"/>
+          <w14:ligatures w14:val="none"/>
+        </w:rPr>
+        <w:t xml:space="preserve"> </w:t>
+      </w:r>
+      <w:proofErr w:type="spellStart"/>
+      <w:r>
+        <w:rPr>
+          <w:rFonts w:ascii="Times New Roman" w:eastAsia="Times New Roman" w:hAnsi="Times New Roman" w:cs="Times New Roman"/>
+          <w:kern w:val="0"/>
+          <w:lang w:val="tr-TR"/>
+          <w14:ligatures w14:val="none"/>
+        </w:rPr>
+        <w:t>its</w:t>
+      </w:r>
+      <w:proofErr w:type="spellEnd"/>
+      <w:r>
+        <w:rPr>
+          <w:rFonts w:ascii="Times New Roman" w:eastAsia="Times New Roman" w:hAnsi="Times New Roman" w:cs="Times New Roman"/>
+          <w:kern w:val="0"/>
+          <w:lang w:val="tr-TR"/>
+          <w14:ligatures w14:val="none"/>
+        </w:rPr>
+        <w:t xml:space="preserve"> </w:t>
+      </w:r>
+      <w:proofErr w:type="spellStart"/>
+      <w:r>
+        <w:rPr>
+          <w:rFonts w:ascii="Times New Roman" w:eastAsia="Times New Roman" w:hAnsi="Times New Roman" w:cs="Times New Roman"/>
+          <w:kern w:val="0"/>
+          <w:lang w:val="tr-TR"/>
+          <w14:ligatures w14:val="none"/>
+        </w:rPr>
+        <w:t>new</w:t>
+      </w:r>
+      <w:proofErr w:type="spellEnd"/>
+      <w:r>
+        <w:rPr>
+          <w:rFonts w:ascii="Times New Roman" w:eastAsia="Times New Roman" w:hAnsi="Times New Roman" w:cs="Times New Roman"/>
+          <w:kern w:val="0"/>
+          <w:lang w:val="tr-TR"/>
+          <w14:ligatures w14:val="none"/>
+        </w:rPr>
+        <w:t xml:space="preserve"> </w:t>
+      </w:r>
+      <w:proofErr w:type="spellStart"/>
+      <w:r>
+        <w:rPr>
+          <w:rFonts w:ascii="Times New Roman" w:eastAsia="Times New Roman" w:hAnsi="Times New Roman" w:cs="Times New Roman"/>
+          <w:kern w:val="0"/>
+          <w:lang w:val="tr-TR"/>
+          <w14:ligatures w14:val="none"/>
+        </w:rPr>
+        <w:t>position</w:t>
+      </w:r>
+      <w:proofErr w:type="spellEnd"/>
+      <w:r>
+        <w:rPr>
+          <w:rFonts w:ascii="Times New Roman" w:eastAsia="Times New Roman" w:hAnsi="Times New Roman" w:cs="Times New Roman"/>
+          <w:kern w:val="0"/>
+          <w:lang w:val="tr-TR"/>
+          <w14:ligatures w14:val="none"/>
+        </w:rPr>
+        <w:t xml:space="preserve">. </w:t>
+      </w:r>
+      <w:proofErr w:type="spellStart"/>
+      <w:r>
+        <w:rPr>
+          <w:rFonts w:ascii="Times New Roman" w:eastAsia="Times New Roman" w:hAnsi="Times New Roman" w:cs="Times New Roman"/>
+          <w:kern w:val="0"/>
+          <w:lang w:val="tr-TR"/>
+          <w14:ligatures w14:val="none"/>
+        </w:rPr>
+        <w:t>Because</w:t>
+      </w:r>
+      <w:proofErr w:type="spellEnd"/>
+      <w:r>
+        <w:rPr>
+          <w:rFonts w:ascii="Times New Roman" w:eastAsia="Times New Roman" w:hAnsi="Times New Roman" w:cs="Times New Roman"/>
+          <w:kern w:val="0"/>
+          <w:lang w:val="tr-TR"/>
+          <w14:ligatures w14:val="none"/>
+        </w:rPr>
+        <w:t xml:space="preserve"> of </w:t>
+      </w:r>
+      <w:proofErr w:type="spellStart"/>
+      <w:r>
+        <w:rPr>
+          <w:rFonts w:ascii="Times New Roman" w:eastAsia="Times New Roman" w:hAnsi="Times New Roman" w:cs="Times New Roman"/>
+          <w:kern w:val="0"/>
+          <w:lang w:val="tr-TR"/>
+          <w14:ligatures w14:val="none"/>
+        </w:rPr>
+        <w:t>this</w:t>
+      </w:r>
+      <w:proofErr w:type="spellEnd"/>
+      <w:r>
+        <w:rPr>
+          <w:rFonts w:ascii="Times New Roman" w:eastAsia="Times New Roman" w:hAnsi="Times New Roman" w:cs="Times New Roman"/>
+          <w:kern w:val="0"/>
+          <w:lang w:val="tr-TR"/>
+          <w14:ligatures w14:val="none"/>
+        </w:rPr>
+        <w:t xml:space="preserve"> </w:t>
+      </w:r>
+      <w:proofErr w:type="spellStart"/>
+      <w:r>
+        <w:rPr>
+          <w:rFonts w:ascii="Times New Roman" w:eastAsia="Times New Roman" w:hAnsi="Times New Roman" w:cs="Times New Roman"/>
+          <w:kern w:val="0"/>
+          <w:lang w:val="tr-TR"/>
+          <w14:ligatures w14:val="none"/>
+        </w:rPr>
+        <w:t>simple</w:t>
+      </w:r>
+      <w:proofErr w:type="spellEnd"/>
+      <w:r>
+        <w:rPr>
+          <w:rFonts w:ascii="Times New Roman" w:eastAsia="Times New Roman" w:hAnsi="Times New Roman" w:cs="Times New Roman"/>
+          <w:kern w:val="0"/>
+          <w:lang w:val="tr-TR"/>
+          <w14:ligatures w14:val="none"/>
+        </w:rPr>
+        <w:t xml:space="preserve"> </w:t>
+      </w:r>
+      <w:proofErr w:type="spellStart"/>
+      <w:r>
+        <w:rPr>
+          <w:rFonts w:ascii="Times New Roman" w:eastAsia="Times New Roman" w:hAnsi="Times New Roman" w:cs="Times New Roman"/>
+          <w:kern w:val="0"/>
+          <w:lang w:val="tr-TR"/>
+          <w14:ligatures w14:val="none"/>
+        </w:rPr>
+        <w:t>structure</w:t>
+      </w:r>
+      <w:proofErr w:type="spellEnd"/>
+      <w:r>
+        <w:rPr>
+          <w:rFonts w:ascii="Times New Roman" w:eastAsia="Times New Roman" w:hAnsi="Times New Roman" w:cs="Times New Roman"/>
+          <w:kern w:val="0"/>
+          <w:lang w:val="tr-TR"/>
+          <w14:ligatures w14:val="none"/>
+        </w:rPr>
+        <w:t xml:space="preserve">, </w:t>
+      </w:r>
+      <w:proofErr w:type="spellStart"/>
+      <w:r>
+        <w:rPr>
+          <w:rFonts w:ascii="Times New Roman" w:eastAsia="Times New Roman" w:hAnsi="Times New Roman" w:cs="Times New Roman"/>
+          <w:kern w:val="0"/>
+          <w:lang w:val="tr-TR"/>
+          <w14:ligatures w14:val="none"/>
+        </w:rPr>
+        <w:t>the</w:t>
+      </w:r>
+      <w:proofErr w:type="spellEnd"/>
+      <w:r>
+        <w:rPr>
+          <w:rFonts w:ascii="Times New Roman" w:eastAsia="Times New Roman" w:hAnsi="Times New Roman" w:cs="Times New Roman"/>
+          <w:kern w:val="0"/>
+          <w:lang w:val="tr-TR"/>
+          <w14:ligatures w14:val="none"/>
+        </w:rPr>
+        <w:t xml:space="preserve"> </w:t>
+      </w:r>
+      <w:proofErr w:type="spellStart"/>
+      <w:r>
+        <w:rPr>
+          <w:rFonts w:ascii="Times New Roman" w:eastAsia="Times New Roman" w:hAnsi="Times New Roman" w:cs="Times New Roman"/>
+          <w:kern w:val="0"/>
+          <w:lang w:val="tr-TR"/>
+          <w14:ligatures w14:val="none"/>
+        </w:rPr>
+        <w:t>Nagel</w:t>
+      </w:r>
+      <w:proofErr w:type="spellEnd"/>
+      <w:r>
+        <w:rPr>
+          <w:rFonts w:ascii="Times New Roman" w:eastAsia="Times New Roman" w:hAnsi="Times New Roman" w:cs="Times New Roman"/>
+          <w:kern w:val="0"/>
+          <w:lang w:val="tr-TR"/>
+          <w14:ligatures w14:val="none"/>
+        </w:rPr>
+        <w:t>–</w:t>
+      </w:r>
+      <w:proofErr w:type="spellStart"/>
+      <w:r>
+        <w:rPr>
+          <w:rFonts w:ascii="Times New Roman" w:eastAsia="Times New Roman" w:hAnsi="Times New Roman" w:cs="Times New Roman"/>
+          <w:kern w:val="0"/>
+          <w:lang w:val="tr-TR"/>
+          <w14:ligatures w14:val="none"/>
+        </w:rPr>
+        <w:t>Schreckenberg</w:t>
+      </w:r>
+      <w:proofErr w:type="spellEnd"/>
+      <w:r>
+        <w:rPr>
+          <w:rFonts w:ascii="Times New Roman" w:eastAsia="Times New Roman" w:hAnsi="Times New Roman" w:cs="Times New Roman"/>
+          <w:kern w:val="0"/>
+          <w:lang w:val="tr-TR"/>
+          <w14:ligatures w14:val="none"/>
+        </w:rPr>
+        <w:t xml:space="preserve"> model is a </w:t>
+      </w:r>
+      <w:proofErr w:type="spellStart"/>
+      <w:r>
+        <w:rPr>
+          <w:rFonts w:ascii="Times New Roman" w:eastAsia="Times New Roman" w:hAnsi="Times New Roman" w:cs="Times New Roman"/>
+          <w:kern w:val="0"/>
+          <w:lang w:val="tr-TR"/>
+          <w14:ligatures w14:val="none"/>
+        </w:rPr>
+        <w:t>suitable</w:t>
+      </w:r>
+      <w:proofErr w:type="spellEnd"/>
+      <w:r>
+        <w:rPr>
+          <w:rFonts w:ascii="Times New Roman" w:eastAsia="Times New Roman" w:hAnsi="Times New Roman" w:cs="Times New Roman"/>
+          <w:kern w:val="0"/>
+          <w:lang w:val="tr-TR"/>
+          <w14:ligatures w14:val="none"/>
+        </w:rPr>
+        <w:t xml:space="preserve"> </w:t>
+      </w:r>
+      <w:proofErr w:type="spellStart"/>
+      <w:r>
+        <w:rPr>
+          <w:rFonts w:ascii="Times New Roman" w:eastAsia="Times New Roman" w:hAnsi="Times New Roman" w:cs="Times New Roman"/>
+          <w:kern w:val="0"/>
+          <w:lang w:val="tr-TR"/>
+          <w14:ligatures w14:val="none"/>
+        </w:rPr>
+        <w:t>choice</w:t>
+      </w:r>
+      <w:proofErr w:type="spellEnd"/>
+      <w:r>
+        <w:rPr>
+          <w:rFonts w:ascii="Times New Roman" w:eastAsia="Times New Roman" w:hAnsi="Times New Roman" w:cs="Times New Roman"/>
+          <w:kern w:val="0"/>
+          <w:lang w:val="tr-TR"/>
+          <w14:ligatures w14:val="none"/>
+        </w:rPr>
+        <w:t xml:space="preserve"> </w:t>
+      </w:r>
+      <w:proofErr w:type="spellStart"/>
+      <w:r>
+        <w:rPr>
+          <w:rFonts w:ascii="Times New Roman" w:eastAsia="Times New Roman" w:hAnsi="Times New Roman" w:cs="Times New Roman"/>
+          <w:kern w:val="0"/>
+          <w:lang w:val="tr-TR"/>
+          <w14:ligatures w14:val="none"/>
+        </w:rPr>
+        <w:t>for</w:t>
+      </w:r>
+      <w:proofErr w:type="spellEnd"/>
+      <w:r>
+        <w:rPr>
+          <w:rFonts w:ascii="Times New Roman" w:eastAsia="Times New Roman" w:hAnsi="Times New Roman" w:cs="Times New Roman"/>
+          <w:kern w:val="0"/>
+          <w:lang w:val="tr-TR"/>
+          <w14:ligatures w14:val="none"/>
+        </w:rPr>
+        <w:t xml:space="preserve"> </w:t>
+      </w:r>
+      <w:proofErr w:type="spellStart"/>
+      <w:r>
+        <w:rPr>
+          <w:rFonts w:ascii="Times New Roman" w:eastAsia="Times New Roman" w:hAnsi="Times New Roman" w:cs="Times New Roman"/>
+          <w:kern w:val="0"/>
+          <w:lang w:val="tr-TR"/>
+          <w14:ligatures w14:val="none"/>
+        </w:rPr>
+        <w:t>studying</w:t>
+      </w:r>
+      <w:proofErr w:type="spellEnd"/>
+      <w:r>
+        <w:rPr>
+          <w:rFonts w:ascii="Times New Roman" w:eastAsia="Times New Roman" w:hAnsi="Times New Roman" w:cs="Times New Roman"/>
+          <w:kern w:val="0"/>
+          <w:lang w:val="tr-TR"/>
+          <w14:ligatures w14:val="none"/>
+        </w:rPr>
+        <w:t xml:space="preserve"> </w:t>
+      </w:r>
+      <w:proofErr w:type="spellStart"/>
+      <w:r>
+        <w:rPr>
+          <w:rFonts w:ascii="Times New Roman" w:eastAsia="Times New Roman" w:hAnsi="Times New Roman" w:cs="Times New Roman"/>
+          <w:kern w:val="0"/>
+          <w:lang w:val="tr-TR"/>
+          <w14:ligatures w14:val="none"/>
+        </w:rPr>
+        <w:t>traffic</w:t>
+      </w:r>
+      <w:proofErr w:type="spellEnd"/>
+      <w:r>
+        <w:rPr>
+          <w:rFonts w:ascii="Times New Roman" w:eastAsia="Times New Roman" w:hAnsi="Times New Roman" w:cs="Times New Roman"/>
+          <w:kern w:val="0"/>
+          <w:lang w:val="tr-TR"/>
+          <w14:ligatures w14:val="none"/>
+        </w:rPr>
+        <w:t xml:space="preserve"> </w:t>
+      </w:r>
+      <w:proofErr w:type="spellStart"/>
+      <w:r>
+        <w:rPr>
+          <w:rFonts w:ascii="Times New Roman" w:eastAsia="Times New Roman" w:hAnsi="Times New Roman" w:cs="Times New Roman"/>
+          <w:kern w:val="0"/>
+          <w:lang w:val="tr-TR"/>
+          <w14:ligatures w14:val="none"/>
+        </w:rPr>
+        <w:t>flow</w:t>
+      </w:r>
+      <w:proofErr w:type="spellEnd"/>
+      <w:r>
+        <w:rPr>
+          <w:rFonts w:ascii="Times New Roman" w:eastAsia="Times New Roman" w:hAnsi="Times New Roman" w:cs="Times New Roman"/>
+          <w:kern w:val="0"/>
+          <w:lang w:val="tr-TR"/>
+          <w14:ligatures w14:val="none"/>
+        </w:rPr>
+        <w:t xml:space="preserve"> </w:t>
+      </w:r>
+      <w:proofErr w:type="spellStart"/>
+      <w:r>
+        <w:rPr>
+          <w:rFonts w:ascii="Times New Roman" w:eastAsia="Times New Roman" w:hAnsi="Times New Roman" w:cs="Times New Roman"/>
+          <w:kern w:val="0"/>
+          <w:lang w:val="tr-TR"/>
+          <w14:ligatures w14:val="none"/>
+        </w:rPr>
+        <w:t>and</w:t>
+      </w:r>
+      <w:proofErr w:type="spellEnd"/>
+      <w:r>
+        <w:rPr>
+          <w:rFonts w:ascii="Times New Roman" w:eastAsia="Times New Roman" w:hAnsi="Times New Roman" w:cs="Times New Roman"/>
+          <w:kern w:val="0"/>
+          <w:lang w:val="tr-TR"/>
+          <w14:ligatures w14:val="none"/>
+        </w:rPr>
+        <w:t xml:space="preserve"> </w:t>
+      </w:r>
+      <w:proofErr w:type="spellStart"/>
+      <w:r>
+        <w:rPr>
+          <w:rFonts w:ascii="Times New Roman" w:eastAsia="Times New Roman" w:hAnsi="Times New Roman" w:cs="Times New Roman"/>
+          <w:kern w:val="0"/>
+          <w:lang w:val="tr-TR"/>
+          <w14:ligatures w14:val="none"/>
+        </w:rPr>
+        <w:t>congestion</w:t>
+      </w:r>
+      <w:proofErr w:type="spellEnd"/>
+      <w:r>
+        <w:rPr>
+          <w:rFonts w:ascii="Times New Roman" w:eastAsia="Times New Roman" w:hAnsi="Times New Roman" w:cs="Times New Roman"/>
+          <w:kern w:val="0"/>
+          <w:lang w:val="tr-TR"/>
+          <w14:ligatures w14:val="none"/>
+        </w:rPr>
+        <w:t xml:space="preserve"> in a </w:t>
+      </w:r>
+      <w:proofErr w:type="spellStart"/>
+      <w:r>
+        <w:rPr>
+          <w:rFonts w:ascii="Times New Roman" w:eastAsia="Times New Roman" w:hAnsi="Times New Roman" w:cs="Times New Roman"/>
+          <w:kern w:val="0"/>
+          <w:lang w:val="tr-TR"/>
+          <w14:ligatures w14:val="none"/>
+        </w:rPr>
+        <w:t>one-lane</w:t>
+      </w:r>
+      <w:proofErr w:type="spellEnd"/>
+      <w:r>
+        <w:rPr>
+          <w:rFonts w:ascii="Times New Roman" w:eastAsia="Times New Roman" w:hAnsi="Times New Roman" w:cs="Times New Roman"/>
+          <w:kern w:val="0"/>
+          <w:lang w:val="tr-TR"/>
+          <w14:ligatures w14:val="none"/>
+        </w:rPr>
+        <w:t xml:space="preserve"> </w:t>
+      </w:r>
+      <w:proofErr w:type="spellStart"/>
+      <w:r>
+        <w:rPr>
+          <w:rFonts w:ascii="Times New Roman" w:eastAsia="Times New Roman" w:hAnsi="Times New Roman" w:cs="Times New Roman"/>
+          <w:kern w:val="0"/>
+          <w:lang w:val="tr-TR"/>
+          <w14:ligatures w14:val="none"/>
+        </w:rPr>
+        <w:t>traffic</w:t>
+      </w:r>
+      <w:proofErr w:type="spellEnd"/>
+      <w:r>
+        <w:rPr>
+          <w:rFonts w:ascii="Times New Roman" w:eastAsia="Times New Roman" w:hAnsi="Times New Roman" w:cs="Times New Roman"/>
+          <w:kern w:val="0"/>
+          <w:lang w:val="tr-TR"/>
+          <w14:ligatures w14:val="none"/>
+        </w:rPr>
+        <w:t xml:space="preserve"> </w:t>
+      </w:r>
+      <w:proofErr w:type="spellStart"/>
+      <w:r>
+        <w:rPr>
+          <w:rFonts w:ascii="Times New Roman" w:eastAsia="Times New Roman" w:hAnsi="Times New Roman" w:cs="Times New Roman"/>
+          <w:kern w:val="0"/>
+          <w:lang w:val="tr-TR"/>
+          <w14:ligatures w14:val="none"/>
+        </w:rPr>
+        <w:t>system</w:t>
+      </w:r>
+      <w:proofErr w:type="spellEnd"/>
+      <w:r>
+        <w:rPr>
+          <w:rFonts w:ascii="Times New Roman" w:eastAsia="Times New Roman" w:hAnsi="Times New Roman" w:cs="Times New Roman"/>
+          <w:kern w:val="0"/>
+          <w:lang w:val="tr-TR"/>
+          <w14:ligatures w14:val="none"/>
+        </w:rPr>
+        <w:t>.</w:t>
       </w:r>
     </w:p>
     <w:p>
@@ -1048,7 +5308,25 @@
           <w:kern w:val="0"/>
           <w14:ligatures w14:val="none"/>
         </w:rPr>
-        <w:t xml:space="preserve">. If a cell is occupied, the vehicle first accelerates and then checks whether braking is needed based on the </w:t>
+        <w:t xml:space="preserve">. If a cell is occupied, the vehicle first accelerates and then checks whether </w:t>
+      </w:r>
+      <w:proofErr w:type="gramStart"/>
+      <w:r>
+        <w:rPr>
+          <w:rFonts w:ascii="Times New Roman" w:eastAsia="Times New Roman" w:hAnsi="Times New Roman" w:cs="Times New Roman"/>
+          <w:kern w:val="0"/>
+          <w14:ligatures w14:val="none"/>
+        </w:rPr>
+        <w:t>braking</w:t>
+      </w:r>
+      <w:proofErr w:type="gramEnd"/>
+      <w:r>
+        <w:rPr>
+          <w:rFonts w:ascii="Times New Roman" w:eastAsia="Times New Roman" w:hAnsi="Times New Roman" w:cs="Times New Roman"/>
+          <w:kern w:val="0"/>
+          <w14:ligatures w14:val="none"/>
+        </w:rPr>
+        <w:t xml:space="preserve"> is needed based on the </w:t>
       </w:r>
       <w:r>
         <w:rPr>
@@ -1096,15 +5374,7 @@
           <w:kern w:val="0"/>
           <w14:ligatures w14:val="none"/>
         </w:rPr>
-        <w:t>position</w:t>
-      </w:r>
-      <w:r>
-        <w:rPr>
-          <w:rFonts w:ascii="Times New Roman" w:eastAsia="Times New Roman" w:hAnsi="Times New Roman" w:cs="Times New Roman"/>
-          <w:kern w:val="0"/>
-          <w14:ligatures w14:val="none"/>
-        </w:rPr>
-        <w:t xml:space="preserve"> can move into it, and if so, the empty cell becomes occupied by that vehicle. In this way, the model captures both vehicle departure and arrival, allowing the simulation to represent traffic movement from one road position to another.</w:t>
+        <w:t>position can move into it, and if so, the empty cell becomes occupied by that vehicle. In this way, the model captures both vehicle departure and arrival, allowing the simulation to represent traffic movement from one road position to another.</w:t>
       </w:r>
     </w:p>
     <w:p>
@@ -1129,32 +5399,1125 @@
           <w14:ligatures w14:val="none"/>
         </w:rPr>
       </w:pPr>
-      <w:r>
-        <w:rPr>
-          <w:rFonts w:ascii="Times New Roman" w:eastAsia="Times New Roman" w:hAnsi="Times New Roman" w:cs="Times New Roman"/>
-          <w:kern w:val="0"/>
-          <w:lang w:val="tr-TR"/>
-          <w14:ligatures w14:val="none"/>
-        </w:rPr>
-        <w:t xml:space="preserve">The Cell-DEVS formalism is suitable for this study because the Nagel–Schreckenberg model is based on discrete space and local interactions between nearby positions on the road. In Cell-DEVS, the system is represented as a collection of cells, where each cell corresponds to one road position and updates its state according to local rules. This makes Cell-DEVS a </w:t>
-      </w:r>
-      <w:r>
-        <w:rPr>
-          <w:rFonts w:ascii="Times New Roman" w:eastAsia="Times New Roman" w:hAnsi="Times New Roman" w:cs="Times New Roman"/>
-          <w:kern w:val="0"/>
-          <w:lang w:val="tr-TR"/>
-          <w14:ligatures w14:val="none"/>
-        </w:rPr>
-        <w:t xml:space="preserve">strong candidate </w:t>
-      </w:r>
-      <w:r>
-        <w:rPr>
-          <w:rFonts w:ascii="Times New Roman" w:eastAsia="Times New Roman" w:hAnsi="Times New Roman" w:cs="Times New Roman"/>
-          <w:kern w:val="0"/>
-          <w:lang w:val="tr-TR"/>
-          <w14:ligatures w14:val="none"/>
-        </w:rPr>
-        <w:t>to model traffic flow and observe how the system changes over time.</w:t>
+      <w:proofErr w:type="spellStart"/>
+      <w:r>
+        <w:rPr>
+          <w:rFonts w:ascii="Times New Roman" w:eastAsia="Times New Roman" w:hAnsi="Times New Roman" w:cs="Times New Roman"/>
+          <w:kern w:val="0"/>
+          <w:lang w:val="tr-TR"/>
+          <w14:ligatures w14:val="none"/>
+        </w:rPr>
+        <w:t>The</w:t>
+      </w:r>
+      <w:proofErr w:type="spellEnd"/>
+      <w:r>
+        <w:rPr>
+          <w:rFonts w:ascii="Times New Roman" w:eastAsia="Times New Roman" w:hAnsi="Times New Roman" w:cs="Times New Roman"/>
+          <w:kern w:val="0"/>
+          <w:lang w:val="tr-TR"/>
+          <w14:ligatures w14:val="none"/>
+        </w:rPr>
+        <w:t xml:space="preserve"> Cell-DEVS </w:t>
+      </w:r>
+      <w:proofErr w:type="spellStart"/>
+      <w:r>
+        <w:rPr>
+          <w:rFonts w:ascii="Times New Roman" w:eastAsia="Times New Roman" w:hAnsi="Times New Roman" w:cs="Times New Roman"/>
+          <w:kern w:val="0"/>
+          <w:lang w:val="tr-TR"/>
+          <w14:ligatures w14:val="none"/>
+        </w:rPr>
+        <w:t>formalism</w:t>
+      </w:r>
+      <w:proofErr w:type="spellEnd"/>
+      <w:r>
+        <w:rPr>
+          <w:rFonts w:ascii="Times New Roman" w:eastAsia="Times New Roman" w:hAnsi="Times New Roman" w:cs="Times New Roman"/>
+          <w:kern w:val="0"/>
+          <w:lang w:val="tr-TR"/>
+          <w14:ligatures w14:val="none"/>
+        </w:rPr>
+        <w:t xml:space="preserve"> is </w:t>
+      </w:r>
+      <w:proofErr w:type="spellStart"/>
+      <w:r>
+        <w:rPr>
+          <w:rFonts w:ascii="Times New Roman" w:eastAsia="Times New Roman" w:hAnsi="Times New Roman" w:cs="Times New Roman"/>
+          <w:kern w:val="0"/>
+          <w:lang w:val="tr-TR"/>
+          <w14:ligatures w14:val="none"/>
+        </w:rPr>
+        <w:t>suitable</w:t>
+      </w:r>
+      <w:proofErr w:type="spellEnd"/>
+      <w:r>
+        <w:rPr>
+          <w:rFonts w:ascii="Times New Roman" w:eastAsia="Times New Roman" w:hAnsi="Times New Roman" w:cs="Times New Roman"/>
+          <w:kern w:val="0"/>
+          <w:lang w:val="tr-TR"/>
+          <w14:ligatures w14:val="none"/>
+        </w:rPr>
+        <w:t xml:space="preserve"> </w:t>
+      </w:r>
+      <w:proofErr w:type="spellStart"/>
+      <w:r>
+        <w:rPr>
+          <w:rFonts w:ascii="Times New Roman" w:eastAsia="Times New Roman" w:hAnsi="Times New Roman" w:cs="Times New Roman"/>
+          <w:kern w:val="0"/>
+          <w:lang w:val="tr-TR"/>
+          <w14:ligatures w14:val="none"/>
+        </w:rPr>
+        <w:t>for</w:t>
+      </w:r>
+      <w:proofErr w:type="spellEnd"/>
+      <w:r>
+        <w:rPr>
+          <w:rFonts w:ascii="Times New Roman" w:eastAsia="Times New Roman" w:hAnsi="Times New Roman" w:cs="Times New Roman"/>
+          <w:kern w:val="0"/>
+          <w:lang w:val="tr-TR"/>
+          <w14:ligatures w14:val="none"/>
+        </w:rPr>
+        <w:t xml:space="preserve"> </w:t>
+      </w:r>
+      <w:proofErr w:type="spellStart"/>
+      <w:r>
+        <w:rPr>
+          <w:rFonts w:ascii="Times New Roman" w:eastAsia="Times New Roman" w:hAnsi="Times New Roman" w:cs="Times New Roman"/>
+          <w:kern w:val="0"/>
+          <w:lang w:val="tr-TR"/>
+          <w14:ligatures w14:val="none"/>
+        </w:rPr>
+        <w:t>this</w:t>
+      </w:r>
+      <w:proofErr w:type="spellEnd"/>
+      <w:r>
+        <w:rPr>
+          <w:rFonts w:ascii="Times New Roman" w:eastAsia="Times New Roman" w:hAnsi="Times New Roman" w:cs="Times New Roman"/>
+          <w:kern w:val="0"/>
+          <w:lang w:val="tr-TR"/>
+          <w14:ligatures w14:val="none"/>
+        </w:rPr>
+        <w:t xml:space="preserve"> </w:t>
+      </w:r>
+      <w:proofErr w:type="spellStart"/>
+      <w:r>
+        <w:rPr>
+          <w:rFonts w:ascii="Times New Roman" w:eastAsia="Times New Roman" w:hAnsi="Times New Roman" w:cs="Times New Roman"/>
+          <w:kern w:val="0"/>
+          <w:lang w:val="tr-TR"/>
+          <w14:ligatures w14:val="none"/>
+        </w:rPr>
+        <w:t>study</w:t>
+      </w:r>
+      <w:proofErr w:type="spellEnd"/>
+      <w:r>
+        <w:rPr>
+          <w:rFonts w:ascii="Times New Roman" w:eastAsia="Times New Roman" w:hAnsi="Times New Roman" w:cs="Times New Roman"/>
+          <w:kern w:val="0"/>
+          <w:lang w:val="tr-TR"/>
+          <w14:ligatures w14:val="none"/>
+        </w:rPr>
+        <w:t xml:space="preserve"> </w:t>
+      </w:r>
+      <w:proofErr w:type="spellStart"/>
+      <w:r>
+        <w:rPr>
+          <w:rFonts w:ascii="Times New Roman" w:eastAsia="Times New Roman" w:hAnsi="Times New Roman" w:cs="Times New Roman"/>
+          <w:kern w:val="0"/>
+          <w:lang w:val="tr-TR"/>
+          <w14:ligatures w14:val="none"/>
+        </w:rPr>
+        <w:t>because</w:t>
+      </w:r>
+      <w:proofErr w:type="spellEnd"/>
+      <w:r>
+        <w:rPr>
+          <w:rFonts w:ascii="Times New Roman" w:eastAsia="Times New Roman" w:hAnsi="Times New Roman" w:cs="Times New Roman"/>
+          <w:kern w:val="0"/>
+          <w:lang w:val="tr-TR"/>
+          <w14:ligatures w14:val="none"/>
+        </w:rPr>
+        <w:t xml:space="preserve"> </w:t>
+      </w:r>
+      <w:proofErr w:type="spellStart"/>
+      <w:r>
+        <w:rPr>
+          <w:rFonts w:ascii="Times New Roman" w:eastAsia="Times New Roman" w:hAnsi="Times New Roman" w:cs="Times New Roman"/>
+          <w:kern w:val="0"/>
+          <w:lang w:val="tr-TR"/>
+          <w14:ligatures w14:val="none"/>
+        </w:rPr>
+        <w:t>the</w:t>
+      </w:r>
+      <w:proofErr w:type="spellEnd"/>
+      <w:r>
+        <w:rPr>
+          <w:rFonts w:ascii="Times New Roman" w:eastAsia="Times New Roman" w:hAnsi="Times New Roman" w:cs="Times New Roman"/>
+          <w:kern w:val="0"/>
+          <w:lang w:val="tr-TR"/>
+          <w14:ligatures w14:val="none"/>
+        </w:rPr>
+        <w:t xml:space="preserve"> </w:t>
+      </w:r>
+      <w:proofErr w:type="spellStart"/>
+      <w:r>
+        <w:rPr>
+          <w:rFonts w:ascii="Times New Roman" w:eastAsia="Times New Roman" w:hAnsi="Times New Roman" w:cs="Times New Roman"/>
+          <w:kern w:val="0"/>
+          <w:lang w:val="tr-TR"/>
+          <w14:ligatures w14:val="none"/>
+        </w:rPr>
+        <w:t>Nagel</w:t>
+      </w:r>
+      <w:proofErr w:type="spellEnd"/>
+      <w:r>
+        <w:rPr>
+          <w:rFonts w:ascii="Times New Roman" w:eastAsia="Times New Roman" w:hAnsi="Times New Roman" w:cs="Times New Roman"/>
+          <w:kern w:val="0"/>
+          <w:lang w:val="tr-TR"/>
+          <w14:ligatures w14:val="none"/>
+        </w:rPr>
+        <w:t>–</w:t>
+      </w:r>
+      <w:proofErr w:type="spellStart"/>
+      <w:r>
+        <w:rPr>
+          <w:rFonts w:ascii="Times New Roman" w:eastAsia="Times New Roman" w:hAnsi="Times New Roman" w:cs="Times New Roman"/>
+          <w:kern w:val="0"/>
+          <w:lang w:val="tr-TR"/>
+          <w14:ligatures w14:val="none"/>
+        </w:rPr>
+        <w:t>Schreckenberg</w:t>
+      </w:r>
+      <w:proofErr w:type="spellEnd"/>
+      <w:r>
+        <w:rPr>
+          <w:rFonts w:ascii="Times New Roman" w:eastAsia="Times New Roman" w:hAnsi="Times New Roman" w:cs="Times New Roman"/>
+          <w:kern w:val="0"/>
+          <w:lang w:val="tr-TR"/>
+          <w14:ligatures w14:val="none"/>
+        </w:rPr>
+        <w:t xml:space="preserve"> model is </w:t>
+      </w:r>
+      <w:proofErr w:type="spellStart"/>
+      <w:r>
+        <w:rPr>
+          <w:rFonts w:ascii="Times New Roman" w:eastAsia="Times New Roman" w:hAnsi="Times New Roman" w:cs="Times New Roman"/>
+          <w:kern w:val="0"/>
+          <w:lang w:val="tr-TR"/>
+          <w14:ligatures w14:val="none"/>
+        </w:rPr>
+        <w:t>based</w:t>
+      </w:r>
+      <w:proofErr w:type="spellEnd"/>
+      <w:r>
+        <w:rPr>
+          <w:rFonts w:ascii="Times New Roman" w:eastAsia="Times New Roman" w:hAnsi="Times New Roman" w:cs="Times New Roman"/>
+          <w:kern w:val="0"/>
+          <w:lang w:val="tr-TR"/>
+          <w14:ligatures w14:val="none"/>
+        </w:rPr>
+        <w:t xml:space="preserve"> on </w:t>
+      </w:r>
+      <w:proofErr w:type="spellStart"/>
+      <w:r>
+        <w:rPr>
+          <w:rFonts w:ascii="Times New Roman" w:eastAsia="Times New Roman" w:hAnsi="Times New Roman" w:cs="Times New Roman"/>
+          <w:kern w:val="0"/>
+          <w:lang w:val="tr-TR"/>
+          <w14:ligatures w14:val="none"/>
+        </w:rPr>
+        <w:t>discrete</w:t>
+      </w:r>
+      <w:proofErr w:type="spellEnd"/>
+      <w:r>
+        <w:rPr>
+          <w:rFonts w:ascii="Times New Roman" w:eastAsia="Times New Roman" w:hAnsi="Times New Roman" w:cs="Times New Roman"/>
+          <w:kern w:val="0"/>
+          <w:lang w:val="tr-TR"/>
+          <w14:ligatures w14:val="none"/>
+        </w:rPr>
+        <w:t xml:space="preserve"> </w:t>
+      </w:r>
+      <w:proofErr w:type="spellStart"/>
+      <w:r>
+        <w:rPr>
+          <w:rFonts w:ascii="Times New Roman" w:eastAsia="Times New Roman" w:hAnsi="Times New Roman" w:cs="Times New Roman"/>
+          <w:kern w:val="0"/>
+          <w:lang w:val="tr-TR"/>
+          <w14:ligatures w14:val="none"/>
+        </w:rPr>
+        <w:t>space</w:t>
+      </w:r>
+      <w:proofErr w:type="spellEnd"/>
+      <w:r>
+        <w:rPr>
+          <w:rFonts w:ascii="Times New Roman" w:eastAsia="Times New Roman" w:hAnsi="Times New Roman" w:cs="Times New Roman"/>
+          <w:kern w:val="0"/>
+          <w:lang w:val="tr-TR"/>
+          <w14:ligatures w14:val="none"/>
+        </w:rPr>
+        <w:t xml:space="preserve"> </w:t>
+      </w:r>
+      <w:proofErr w:type="spellStart"/>
+      <w:r>
+        <w:rPr>
+          <w:rFonts w:ascii="Times New Roman" w:eastAsia="Times New Roman" w:hAnsi="Times New Roman" w:cs="Times New Roman"/>
+          <w:kern w:val="0"/>
+          <w:lang w:val="tr-TR"/>
+          <w14:ligatures w14:val="none"/>
+        </w:rPr>
+        <w:t>and</w:t>
+      </w:r>
+      <w:proofErr w:type="spellEnd"/>
+      <w:r>
+        <w:rPr>
+          <w:rFonts w:ascii="Times New Roman" w:eastAsia="Times New Roman" w:hAnsi="Times New Roman" w:cs="Times New Roman"/>
+          <w:kern w:val="0"/>
+          <w:lang w:val="tr-TR"/>
+          <w14:ligatures w14:val="none"/>
+        </w:rPr>
+        <w:t xml:space="preserve"> </w:t>
+      </w:r>
+      <w:proofErr w:type="spellStart"/>
+      <w:r>
+        <w:rPr>
+          <w:rFonts w:ascii="Times New Roman" w:eastAsia="Times New Roman" w:hAnsi="Times New Roman" w:cs="Times New Roman"/>
+          <w:kern w:val="0"/>
+          <w:lang w:val="tr-TR"/>
+          <w14:ligatures w14:val="none"/>
+        </w:rPr>
+        <w:t>local</w:t>
+      </w:r>
+      <w:proofErr w:type="spellEnd"/>
+      <w:r>
+        <w:rPr>
+          <w:rFonts w:ascii="Times New Roman" w:eastAsia="Times New Roman" w:hAnsi="Times New Roman" w:cs="Times New Roman"/>
+          <w:kern w:val="0"/>
+          <w:lang w:val="tr-TR"/>
+          <w14:ligatures w14:val="none"/>
+        </w:rPr>
+        <w:t xml:space="preserve"> </w:t>
+      </w:r>
+      <w:proofErr w:type="spellStart"/>
+      <w:r>
+        <w:rPr>
+          <w:rFonts w:ascii="Times New Roman" w:eastAsia="Times New Roman" w:hAnsi="Times New Roman" w:cs="Times New Roman"/>
+          <w:kern w:val="0"/>
+          <w:lang w:val="tr-TR"/>
+          <w14:ligatures w14:val="none"/>
+        </w:rPr>
+        <w:t>interactions</w:t>
+      </w:r>
+      <w:proofErr w:type="spellEnd"/>
+      <w:r>
+        <w:rPr>
+          <w:rFonts w:ascii="Times New Roman" w:eastAsia="Times New Roman" w:hAnsi="Times New Roman" w:cs="Times New Roman"/>
+          <w:kern w:val="0"/>
+          <w:lang w:val="tr-TR"/>
+          <w14:ligatures w14:val="none"/>
+        </w:rPr>
+        <w:t xml:space="preserve"> </w:t>
+      </w:r>
+      <w:proofErr w:type="spellStart"/>
+      <w:r>
+        <w:rPr>
+          <w:rFonts w:ascii="Times New Roman" w:eastAsia="Times New Roman" w:hAnsi="Times New Roman" w:cs="Times New Roman"/>
+          <w:kern w:val="0"/>
+          <w:lang w:val="tr-TR"/>
+          <w14:ligatures w14:val="none"/>
+        </w:rPr>
+        <w:t>between</w:t>
+      </w:r>
+      <w:proofErr w:type="spellEnd"/>
+      <w:r>
+        <w:rPr>
+          <w:rFonts w:ascii="Times New Roman" w:eastAsia="Times New Roman" w:hAnsi="Times New Roman" w:cs="Times New Roman"/>
+          <w:kern w:val="0"/>
+          <w:lang w:val="tr-TR"/>
+          <w14:ligatures w14:val="none"/>
+        </w:rPr>
+        <w:t xml:space="preserve"> </w:t>
+      </w:r>
+      <w:proofErr w:type="spellStart"/>
+      <w:r>
+        <w:rPr>
+          <w:rFonts w:ascii="Times New Roman" w:eastAsia="Times New Roman" w:hAnsi="Times New Roman" w:cs="Times New Roman"/>
+          <w:kern w:val="0"/>
+          <w:lang w:val="tr-TR"/>
+          <w14:ligatures w14:val="none"/>
+        </w:rPr>
+        <w:t>nearby</w:t>
+      </w:r>
+      <w:proofErr w:type="spellEnd"/>
+      <w:r>
+        <w:rPr>
+          <w:rFonts w:ascii="Times New Roman" w:eastAsia="Times New Roman" w:hAnsi="Times New Roman" w:cs="Times New Roman"/>
+          <w:kern w:val="0"/>
+          <w:lang w:val="tr-TR"/>
+          <w14:ligatures w14:val="none"/>
+        </w:rPr>
+        <w:t xml:space="preserve"> </w:t>
+      </w:r>
+      <w:proofErr w:type="spellStart"/>
+      <w:r>
+        <w:rPr>
+          <w:rFonts w:ascii="Times New Roman" w:eastAsia="Times New Roman" w:hAnsi="Times New Roman" w:cs="Times New Roman"/>
+          <w:kern w:val="0"/>
+          <w:lang w:val="tr-TR"/>
+          <w14:ligatures w14:val="none"/>
+        </w:rPr>
+        <w:t>positions</w:t>
+      </w:r>
+      <w:proofErr w:type="spellEnd"/>
+      <w:r>
+        <w:rPr>
+          <w:rFonts w:ascii="Times New Roman" w:eastAsia="Times New Roman" w:hAnsi="Times New Roman" w:cs="Times New Roman"/>
+          <w:kern w:val="0"/>
+          <w:lang w:val="tr-TR"/>
+          <w14:ligatures w14:val="none"/>
+        </w:rPr>
+        <w:t xml:space="preserve"> on </w:t>
+      </w:r>
+      <w:proofErr w:type="spellStart"/>
+      <w:r>
+        <w:rPr>
+          <w:rFonts w:ascii="Times New Roman" w:eastAsia="Times New Roman" w:hAnsi="Times New Roman" w:cs="Times New Roman"/>
+          <w:kern w:val="0"/>
+          <w:lang w:val="tr-TR"/>
+          <w14:ligatures w14:val="none"/>
+        </w:rPr>
+        <w:t>the</w:t>
+      </w:r>
+      <w:proofErr w:type="spellEnd"/>
+      <w:r>
+        <w:rPr>
+          <w:rFonts w:ascii="Times New Roman" w:eastAsia="Times New Roman" w:hAnsi="Times New Roman" w:cs="Times New Roman"/>
+          <w:kern w:val="0"/>
+          <w:lang w:val="tr-TR"/>
+          <w14:ligatures w14:val="none"/>
+        </w:rPr>
+        <w:t xml:space="preserve"> </w:t>
+      </w:r>
+      <w:proofErr w:type="spellStart"/>
+      <w:r>
+        <w:rPr>
+          <w:rFonts w:ascii="Times New Roman" w:eastAsia="Times New Roman" w:hAnsi="Times New Roman" w:cs="Times New Roman"/>
+          <w:kern w:val="0"/>
+          <w:lang w:val="tr-TR"/>
+          <w14:ligatures w14:val="none"/>
+        </w:rPr>
+        <w:t>road</w:t>
+      </w:r>
+      <w:proofErr w:type="spellEnd"/>
+      <w:r>
+        <w:rPr>
+          <w:rFonts w:ascii="Times New Roman" w:eastAsia="Times New Roman" w:hAnsi="Times New Roman" w:cs="Times New Roman"/>
+          <w:kern w:val="0"/>
+          <w:lang w:val="tr-TR"/>
+          <w14:ligatures w14:val="none"/>
+        </w:rPr>
+        <w:t xml:space="preserve">. </w:t>
+      </w:r>
+      <w:proofErr w:type="spellStart"/>
+      <w:r>
+        <w:rPr>
+          <w:rFonts w:ascii="Times New Roman" w:eastAsia="Times New Roman" w:hAnsi="Times New Roman" w:cs="Times New Roman"/>
+          <w:kern w:val="0"/>
+          <w:lang w:val="tr-TR"/>
+          <w14:ligatures w14:val="none"/>
+        </w:rPr>
+        <w:t>In</w:t>
+      </w:r>
+      <w:proofErr w:type="spellEnd"/>
+      <w:r>
+        <w:rPr>
+          <w:rFonts w:ascii="Times New Roman" w:eastAsia="Times New Roman" w:hAnsi="Times New Roman" w:cs="Times New Roman"/>
+          <w:kern w:val="0"/>
+          <w:lang w:val="tr-TR"/>
+          <w14:ligatures w14:val="none"/>
+        </w:rPr>
+        <w:t xml:space="preserve"> Cell-DEVS, </w:t>
+      </w:r>
+      <w:proofErr w:type="spellStart"/>
+      <w:r>
+        <w:rPr>
+          <w:rFonts w:ascii="Times New Roman" w:eastAsia="Times New Roman" w:hAnsi="Times New Roman" w:cs="Times New Roman"/>
+          <w:kern w:val="0"/>
+          <w:lang w:val="tr-TR"/>
+          <w14:ligatures w14:val="none"/>
+        </w:rPr>
+        <w:t>the</w:t>
+      </w:r>
+      <w:proofErr w:type="spellEnd"/>
+      <w:r>
+        <w:rPr>
+          <w:rFonts w:ascii="Times New Roman" w:eastAsia="Times New Roman" w:hAnsi="Times New Roman" w:cs="Times New Roman"/>
+          <w:kern w:val="0"/>
+          <w:lang w:val="tr-TR"/>
+          <w14:ligatures w14:val="none"/>
+        </w:rPr>
+        <w:t xml:space="preserve"> </w:t>
+      </w:r>
+      <w:proofErr w:type="spellStart"/>
+      <w:r>
+        <w:rPr>
+          <w:rFonts w:ascii="Times New Roman" w:eastAsia="Times New Roman" w:hAnsi="Times New Roman" w:cs="Times New Roman"/>
+          <w:kern w:val="0"/>
+          <w:lang w:val="tr-TR"/>
+          <w14:ligatures w14:val="none"/>
+        </w:rPr>
+        <w:t>system</w:t>
+      </w:r>
+      <w:proofErr w:type="spellEnd"/>
+      <w:r>
+        <w:rPr>
+          <w:rFonts w:ascii="Times New Roman" w:eastAsia="Times New Roman" w:hAnsi="Times New Roman" w:cs="Times New Roman"/>
+          <w:kern w:val="0"/>
+          <w:lang w:val="tr-TR"/>
+          <w14:ligatures w14:val="none"/>
+        </w:rPr>
+        <w:t xml:space="preserve"> is </w:t>
+      </w:r>
+      <w:proofErr w:type="spellStart"/>
+      <w:r>
+        <w:rPr>
+          <w:rFonts w:ascii="Times New Roman" w:eastAsia="Times New Roman" w:hAnsi="Times New Roman" w:cs="Times New Roman"/>
+          <w:kern w:val="0"/>
+          <w:lang w:val="tr-TR"/>
+          <w14:ligatures w14:val="none"/>
+        </w:rPr>
+        <w:t>represented</w:t>
+      </w:r>
+      <w:proofErr w:type="spellEnd"/>
+      <w:r>
+        <w:rPr>
+          <w:rFonts w:ascii="Times New Roman" w:eastAsia="Times New Roman" w:hAnsi="Times New Roman" w:cs="Times New Roman"/>
+          <w:kern w:val="0"/>
+          <w:lang w:val="tr-TR"/>
+          <w14:ligatures w14:val="none"/>
+        </w:rPr>
+        <w:t xml:space="preserve"> as a </w:t>
+      </w:r>
+      <w:proofErr w:type="spellStart"/>
+      <w:r>
+        <w:rPr>
+          <w:rFonts w:ascii="Times New Roman" w:eastAsia="Times New Roman" w:hAnsi="Times New Roman" w:cs="Times New Roman"/>
+          <w:kern w:val="0"/>
+          <w:lang w:val="tr-TR"/>
+          <w14:ligatures w14:val="none"/>
+        </w:rPr>
+        <w:t>collection</w:t>
+      </w:r>
+      <w:proofErr w:type="spellEnd"/>
+      <w:r>
+        <w:rPr>
+          <w:rFonts w:ascii="Times New Roman" w:eastAsia="Times New Roman" w:hAnsi="Times New Roman" w:cs="Times New Roman"/>
+          <w:kern w:val="0"/>
+          <w:lang w:val="tr-TR"/>
+          <w14:ligatures w14:val="none"/>
+        </w:rPr>
+        <w:t xml:space="preserve"> of </w:t>
+      </w:r>
+      <w:proofErr w:type="spellStart"/>
+      <w:r>
+        <w:rPr>
+          <w:rFonts w:ascii="Times New Roman" w:eastAsia="Times New Roman" w:hAnsi="Times New Roman" w:cs="Times New Roman"/>
+          <w:kern w:val="0"/>
+          <w:lang w:val="tr-TR"/>
+          <w14:ligatures w14:val="none"/>
+        </w:rPr>
+        <w:t>cells</w:t>
+      </w:r>
+      <w:proofErr w:type="spellEnd"/>
+      <w:r>
+        <w:rPr>
+          <w:rFonts w:ascii="Times New Roman" w:eastAsia="Times New Roman" w:hAnsi="Times New Roman" w:cs="Times New Roman"/>
+          <w:kern w:val="0"/>
+          <w:lang w:val="tr-TR"/>
+          <w14:ligatures w14:val="none"/>
+        </w:rPr>
+        <w:t xml:space="preserve">, </w:t>
+      </w:r>
+      <w:proofErr w:type="spellStart"/>
+      <w:r>
+        <w:rPr>
+          <w:rFonts w:ascii="Times New Roman" w:eastAsia="Times New Roman" w:hAnsi="Times New Roman" w:cs="Times New Roman"/>
+          <w:kern w:val="0"/>
+          <w:lang w:val="tr-TR"/>
+          <w14:ligatures w14:val="none"/>
+        </w:rPr>
+        <w:t>where</w:t>
+      </w:r>
+      <w:proofErr w:type="spellEnd"/>
+      <w:r>
+        <w:rPr>
+          <w:rFonts w:ascii="Times New Roman" w:eastAsia="Times New Roman" w:hAnsi="Times New Roman" w:cs="Times New Roman"/>
+          <w:kern w:val="0"/>
+          <w:lang w:val="tr-TR"/>
+          <w14:ligatures w14:val="none"/>
+        </w:rPr>
+        <w:t xml:space="preserve"> </w:t>
+      </w:r>
+      <w:proofErr w:type="spellStart"/>
+      <w:r>
+        <w:rPr>
+          <w:rFonts w:ascii="Times New Roman" w:eastAsia="Times New Roman" w:hAnsi="Times New Roman" w:cs="Times New Roman"/>
+          <w:kern w:val="0"/>
+          <w:lang w:val="tr-TR"/>
+          <w14:ligatures w14:val="none"/>
+        </w:rPr>
+        <w:t>each</w:t>
+      </w:r>
+      <w:proofErr w:type="spellEnd"/>
+      <w:r>
+        <w:rPr>
+          <w:rFonts w:ascii="Times New Roman" w:eastAsia="Times New Roman" w:hAnsi="Times New Roman" w:cs="Times New Roman"/>
+          <w:kern w:val="0"/>
+          <w:lang w:val="tr-TR"/>
+          <w14:ligatures w14:val="none"/>
+        </w:rPr>
+        <w:t xml:space="preserve"> </w:t>
+      </w:r>
+      <w:proofErr w:type="spellStart"/>
+      <w:r>
+        <w:rPr>
+          <w:rFonts w:ascii="Times New Roman" w:eastAsia="Times New Roman" w:hAnsi="Times New Roman" w:cs="Times New Roman"/>
+          <w:kern w:val="0"/>
+          <w:lang w:val="tr-TR"/>
+          <w14:ligatures w14:val="none"/>
+        </w:rPr>
+        <w:t>cell</w:t>
+      </w:r>
+      <w:proofErr w:type="spellEnd"/>
+      <w:r>
+        <w:rPr>
+          <w:rFonts w:ascii="Times New Roman" w:eastAsia="Times New Roman" w:hAnsi="Times New Roman" w:cs="Times New Roman"/>
+          <w:kern w:val="0"/>
+          <w:lang w:val="tr-TR"/>
+          <w14:ligatures w14:val="none"/>
+        </w:rPr>
+        <w:t xml:space="preserve"> </w:t>
+      </w:r>
+      <w:proofErr w:type="spellStart"/>
+      <w:r>
+        <w:rPr>
+          <w:rFonts w:ascii="Times New Roman" w:eastAsia="Times New Roman" w:hAnsi="Times New Roman" w:cs="Times New Roman"/>
+          <w:kern w:val="0"/>
+          <w:lang w:val="tr-TR"/>
+          <w14:ligatures w14:val="none"/>
+        </w:rPr>
+        <w:t>corresponds</w:t>
+      </w:r>
+      <w:proofErr w:type="spellEnd"/>
+      <w:r>
+        <w:rPr>
+          <w:rFonts w:ascii="Times New Roman" w:eastAsia="Times New Roman" w:hAnsi="Times New Roman" w:cs="Times New Roman"/>
+          <w:kern w:val="0"/>
+          <w:lang w:val="tr-TR"/>
+          <w14:ligatures w14:val="none"/>
+        </w:rPr>
+        <w:t xml:space="preserve"> </w:t>
+      </w:r>
+      <w:proofErr w:type="spellStart"/>
+      <w:r>
+        <w:rPr>
+          <w:rFonts w:ascii="Times New Roman" w:eastAsia="Times New Roman" w:hAnsi="Times New Roman" w:cs="Times New Roman"/>
+          <w:kern w:val="0"/>
+          <w:lang w:val="tr-TR"/>
+          <w14:ligatures w14:val="none"/>
+        </w:rPr>
+        <w:t>to</w:t>
+      </w:r>
+      <w:proofErr w:type="spellEnd"/>
+      <w:r>
+        <w:rPr>
+          <w:rFonts w:ascii="Times New Roman" w:eastAsia="Times New Roman" w:hAnsi="Times New Roman" w:cs="Times New Roman"/>
+          <w:kern w:val="0"/>
+          <w:lang w:val="tr-TR"/>
+          <w14:ligatures w14:val="none"/>
+        </w:rPr>
+        <w:t xml:space="preserve"> </w:t>
+      </w:r>
+      <w:proofErr w:type="spellStart"/>
+      <w:r>
+        <w:rPr>
+          <w:rFonts w:ascii="Times New Roman" w:eastAsia="Times New Roman" w:hAnsi="Times New Roman" w:cs="Times New Roman"/>
+          <w:kern w:val="0"/>
+          <w:lang w:val="tr-TR"/>
+          <w14:ligatures w14:val="none"/>
+        </w:rPr>
+        <w:t>one</w:t>
+      </w:r>
+      <w:proofErr w:type="spellEnd"/>
+      <w:r>
+        <w:rPr>
+          <w:rFonts w:ascii="Times New Roman" w:eastAsia="Times New Roman" w:hAnsi="Times New Roman" w:cs="Times New Roman"/>
+          <w:kern w:val="0"/>
+          <w:lang w:val="tr-TR"/>
+          <w14:ligatures w14:val="none"/>
+        </w:rPr>
+        <w:t xml:space="preserve"> </w:t>
+      </w:r>
+      <w:proofErr w:type="spellStart"/>
+      <w:r>
+        <w:rPr>
+          <w:rFonts w:ascii="Times New Roman" w:eastAsia="Times New Roman" w:hAnsi="Times New Roman" w:cs="Times New Roman"/>
+          <w:kern w:val="0"/>
+          <w:lang w:val="tr-TR"/>
+          <w14:ligatures w14:val="none"/>
+        </w:rPr>
+        <w:t>road</w:t>
+      </w:r>
+      <w:proofErr w:type="spellEnd"/>
+      <w:r>
+        <w:rPr>
+          <w:rFonts w:ascii="Times New Roman" w:eastAsia="Times New Roman" w:hAnsi="Times New Roman" w:cs="Times New Roman"/>
+          <w:kern w:val="0"/>
+          <w:lang w:val="tr-TR"/>
+          <w14:ligatures w14:val="none"/>
+        </w:rPr>
+        <w:t xml:space="preserve"> </w:t>
+      </w:r>
+      <w:proofErr w:type="spellStart"/>
+      <w:r>
+        <w:rPr>
+          <w:rFonts w:ascii="Times New Roman" w:eastAsia="Times New Roman" w:hAnsi="Times New Roman" w:cs="Times New Roman"/>
+          <w:kern w:val="0"/>
+          <w:lang w:val="tr-TR"/>
+          <w14:ligatures w14:val="none"/>
+        </w:rPr>
+        <w:t>position</w:t>
+      </w:r>
+      <w:proofErr w:type="spellEnd"/>
+      <w:r>
+        <w:rPr>
+          <w:rFonts w:ascii="Times New Roman" w:eastAsia="Times New Roman" w:hAnsi="Times New Roman" w:cs="Times New Roman"/>
+          <w:kern w:val="0"/>
+          <w:lang w:val="tr-TR"/>
+          <w14:ligatures w14:val="none"/>
+        </w:rPr>
+        <w:t xml:space="preserve"> </w:t>
+      </w:r>
+      <w:proofErr w:type="spellStart"/>
+      <w:r>
+        <w:rPr>
+          <w:rFonts w:ascii="Times New Roman" w:eastAsia="Times New Roman" w:hAnsi="Times New Roman" w:cs="Times New Roman"/>
+          <w:kern w:val="0"/>
+          <w:lang w:val="tr-TR"/>
+          <w14:ligatures w14:val="none"/>
+        </w:rPr>
+        <w:t>and</w:t>
+      </w:r>
+      <w:proofErr w:type="spellEnd"/>
+      <w:r>
+        <w:rPr>
+          <w:rFonts w:ascii="Times New Roman" w:eastAsia="Times New Roman" w:hAnsi="Times New Roman" w:cs="Times New Roman"/>
+          <w:kern w:val="0"/>
+          <w:lang w:val="tr-TR"/>
+          <w14:ligatures w14:val="none"/>
+        </w:rPr>
+        <w:t xml:space="preserve"> </w:t>
+      </w:r>
+      <w:proofErr w:type="spellStart"/>
+      <w:r>
+        <w:rPr>
+          <w:rFonts w:ascii="Times New Roman" w:eastAsia="Times New Roman" w:hAnsi="Times New Roman" w:cs="Times New Roman"/>
+          <w:kern w:val="0"/>
+          <w:lang w:val="tr-TR"/>
+          <w14:ligatures w14:val="none"/>
+        </w:rPr>
+        <w:t>updates</w:t>
+      </w:r>
+      <w:proofErr w:type="spellEnd"/>
+      <w:r>
+        <w:rPr>
+          <w:rFonts w:ascii="Times New Roman" w:eastAsia="Times New Roman" w:hAnsi="Times New Roman" w:cs="Times New Roman"/>
+          <w:kern w:val="0"/>
+          <w:lang w:val="tr-TR"/>
+          <w14:ligatures w14:val="none"/>
+        </w:rPr>
+        <w:t xml:space="preserve"> </w:t>
+      </w:r>
+      <w:proofErr w:type="spellStart"/>
+      <w:r>
+        <w:rPr>
+          <w:rFonts w:ascii="Times New Roman" w:eastAsia="Times New Roman" w:hAnsi="Times New Roman" w:cs="Times New Roman"/>
+          <w:kern w:val="0"/>
+          <w:lang w:val="tr-TR"/>
+          <w14:ligatures w14:val="none"/>
+        </w:rPr>
+        <w:t>its</w:t>
+      </w:r>
+      <w:proofErr w:type="spellEnd"/>
+      <w:r>
+        <w:rPr>
+          <w:rFonts w:ascii="Times New Roman" w:eastAsia="Times New Roman" w:hAnsi="Times New Roman" w:cs="Times New Roman"/>
+          <w:kern w:val="0"/>
+          <w:lang w:val="tr-TR"/>
+          <w14:ligatures w14:val="none"/>
+        </w:rPr>
+        <w:t xml:space="preserve"> </w:t>
+      </w:r>
+      <w:proofErr w:type="spellStart"/>
+      <w:r>
+        <w:rPr>
+          <w:rFonts w:ascii="Times New Roman" w:eastAsia="Times New Roman" w:hAnsi="Times New Roman" w:cs="Times New Roman"/>
+          <w:kern w:val="0"/>
+          <w:lang w:val="tr-TR"/>
+          <w14:ligatures w14:val="none"/>
+        </w:rPr>
+        <w:t>state</w:t>
+      </w:r>
+      <w:proofErr w:type="spellEnd"/>
+      <w:r>
+        <w:rPr>
+          <w:rFonts w:ascii="Times New Roman" w:eastAsia="Times New Roman" w:hAnsi="Times New Roman" w:cs="Times New Roman"/>
+          <w:kern w:val="0"/>
+          <w:lang w:val="tr-TR"/>
+          <w14:ligatures w14:val="none"/>
+        </w:rPr>
+        <w:t xml:space="preserve"> </w:t>
+      </w:r>
+      <w:proofErr w:type="spellStart"/>
+      <w:r>
+        <w:rPr>
+          <w:rFonts w:ascii="Times New Roman" w:eastAsia="Times New Roman" w:hAnsi="Times New Roman" w:cs="Times New Roman"/>
+          <w:kern w:val="0"/>
+          <w:lang w:val="tr-TR"/>
+          <w14:ligatures w14:val="none"/>
+        </w:rPr>
+        <w:t>according</w:t>
+      </w:r>
+      <w:proofErr w:type="spellEnd"/>
+      <w:r>
+        <w:rPr>
+          <w:rFonts w:ascii="Times New Roman" w:eastAsia="Times New Roman" w:hAnsi="Times New Roman" w:cs="Times New Roman"/>
+          <w:kern w:val="0"/>
+          <w:lang w:val="tr-TR"/>
+          <w14:ligatures w14:val="none"/>
+        </w:rPr>
+        <w:t xml:space="preserve"> </w:t>
+      </w:r>
+      <w:proofErr w:type="spellStart"/>
+      <w:r>
+        <w:rPr>
+          <w:rFonts w:ascii="Times New Roman" w:eastAsia="Times New Roman" w:hAnsi="Times New Roman" w:cs="Times New Roman"/>
+          <w:kern w:val="0"/>
+          <w:lang w:val="tr-TR"/>
+          <w14:ligatures w14:val="none"/>
+        </w:rPr>
+        <w:t>to</w:t>
+      </w:r>
+      <w:proofErr w:type="spellEnd"/>
+      <w:r>
+        <w:rPr>
+          <w:rFonts w:ascii="Times New Roman" w:eastAsia="Times New Roman" w:hAnsi="Times New Roman" w:cs="Times New Roman"/>
+          <w:kern w:val="0"/>
+          <w:lang w:val="tr-TR"/>
+          <w14:ligatures w14:val="none"/>
+        </w:rPr>
+        <w:t xml:space="preserve"> </w:t>
+      </w:r>
+      <w:proofErr w:type="spellStart"/>
+      <w:r>
+        <w:rPr>
+          <w:rFonts w:ascii="Times New Roman" w:eastAsia="Times New Roman" w:hAnsi="Times New Roman" w:cs="Times New Roman"/>
+          <w:kern w:val="0"/>
+          <w:lang w:val="tr-TR"/>
+          <w14:ligatures w14:val="none"/>
+        </w:rPr>
+        <w:t>local</w:t>
+      </w:r>
+      <w:proofErr w:type="spellEnd"/>
+      <w:r>
+        <w:rPr>
+          <w:rFonts w:ascii="Times New Roman" w:eastAsia="Times New Roman" w:hAnsi="Times New Roman" w:cs="Times New Roman"/>
+          <w:kern w:val="0"/>
+          <w:lang w:val="tr-TR"/>
+          <w14:ligatures w14:val="none"/>
+        </w:rPr>
+        <w:t xml:space="preserve"> </w:t>
+      </w:r>
+      <w:proofErr w:type="spellStart"/>
+      <w:r>
+        <w:rPr>
+          <w:rFonts w:ascii="Times New Roman" w:eastAsia="Times New Roman" w:hAnsi="Times New Roman" w:cs="Times New Roman"/>
+          <w:kern w:val="0"/>
+          <w:lang w:val="tr-TR"/>
+          <w14:ligatures w14:val="none"/>
+        </w:rPr>
+        <w:t>rules</w:t>
+      </w:r>
+      <w:proofErr w:type="spellEnd"/>
+      <w:r>
+        <w:rPr>
+          <w:rFonts w:ascii="Times New Roman" w:eastAsia="Times New Roman" w:hAnsi="Times New Roman" w:cs="Times New Roman"/>
+          <w:kern w:val="0"/>
+          <w:lang w:val="tr-TR"/>
+          <w14:ligatures w14:val="none"/>
+        </w:rPr>
+        <w:t xml:space="preserve">. </w:t>
+      </w:r>
+      <w:proofErr w:type="spellStart"/>
+      <w:r>
+        <w:rPr>
+          <w:rFonts w:ascii="Times New Roman" w:eastAsia="Times New Roman" w:hAnsi="Times New Roman" w:cs="Times New Roman"/>
+          <w:kern w:val="0"/>
+          <w:lang w:val="tr-TR"/>
+          <w14:ligatures w14:val="none"/>
+        </w:rPr>
+        <w:t>This</w:t>
+      </w:r>
+      <w:proofErr w:type="spellEnd"/>
+      <w:r>
+        <w:rPr>
+          <w:rFonts w:ascii="Times New Roman" w:eastAsia="Times New Roman" w:hAnsi="Times New Roman" w:cs="Times New Roman"/>
+          <w:kern w:val="0"/>
+          <w:lang w:val="tr-TR"/>
+          <w14:ligatures w14:val="none"/>
+        </w:rPr>
+        <w:t xml:space="preserve"> </w:t>
+      </w:r>
+      <w:proofErr w:type="spellStart"/>
+      <w:r>
+        <w:rPr>
+          <w:rFonts w:ascii="Times New Roman" w:eastAsia="Times New Roman" w:hAnsi="Times New Roman" w:cs="Times New Roman"/>
+          <w:kern w:val="0"/>
+          <w:lang w:val="tr-TR"/>
+          <w14:ligatures w14:val="none"/>
+        </w:rPr>
+        <w:t>makes</w:t>
+      </w:r>
+      <w:proofErr w:type="spellEnd"/>
+      <w:r>
+        <w:rPr>
+          <w:rFonts w:ascii="Times New Roman" w:eastAsia="Times New Roman" w:hAnsi="Times New Roman" w:cs="Times New Roman"/>
+          <w:kern w:val="0"/>
+          <w:lang w:val="tr-TR"/>
+          <w14:ligatures w14:val="none"/>
+        </w:rPr>
+        <w:t xml:space="preserve"> Cell-DEVS a </w:t>
+      </w:r>
+      <w:proofErr w:type="spellStart"/>
+      <w:r>
+        <w:rPr>
+          <w:rFonts w:ascii="Times New Roman" w:eastAsia="Times New Roman" w:hAnsi="Times New Roman" w:cs="Times New Roman"/>
+          <w:kern w:val="0"/>
+          <w:lang w:val="tr-TR"/>
+          <w14:ligatures w14:val="none"/>
+        </w:rPr>
+        <w:t>strong</w:t>
+      </w:r>
+      <w:proofErr w:type="spellEnd"/>
+      <w:r>
+        <w:rPr>
+          <w:rFonts w:ascii="Times New Roman" w:eastAsia="Times New Roman" w:hAnsi="Times New Roman" w:cs="Times New Roman"/>
+          <w:kern w:val="0"/>
+          <w:lang w:val="tr-TR"/>
+          <w14:ligatures w14:val="none"/>
+        </w:rPr>
+        <w:t xml:space="preserve"> </w:t>
+      </w:r>
+      <w:proofErr w:type="spellStart"/>
+      <w:r>
+        <w:rPr>
+          <w:rFonts w:ascii="Times New Roman" w:eastAsia="Times New Roman" w:hAnsi="Times New Roman" w:cs="Times New Roman"/>
+          <w:kern w:val="0"/>
+          <w:lang w:val="tr-TR"/>
+          <w14:ligatures w14:val="none"/>
+        </w:rPr>
+        <w:t>candidate</w:t>
+      </w:r>
+      <w:proofErr w:type="spellEnd"/>
+      <w:r>
+        <w:rPr>
+          <w:rFonts w:ascii="Times New Roman" w:eastAsia="Times New Roman" w:hAnsi="Times New Roman" w:cs="Times New Roman"/>
+          <w:kern w:val="0"/>
+          <w:lang w:val="tr-TR"/>
+          <w14:ligatures w14:val="none"/>
+        </w:rPr>
+        <w:t xml:space="preserve"> </w:t>
+      </w:r>
+      <w:proofErr w:type="spellStart"/>
+      <w:r>
+        <w:rPr>
+          <w:rFonts w:ascii="Times New Roman" w:eastAsia="Times New Roman" w:hAnsi="Times New Roman" w:cs="Times New Roman"/>
+          <w:kern w:val="0"/>
+          <w:lang w:val="tr-TR"/>
+          <w14:ligatures w14:val="none"/>
+        </w:rPr>
+        <w:t>to</w:t>
+      </w:r>
+      <w:proofErr w:type="spellEnd"/>
+      <w:r>
+        <w:rPr>
+          <w:rFonts w:ascii="Times New Roman" w:eastAsia="Times New Roman" w:hAnsi="Times New Roman" w:cs="Times New Roman"/>
+          <w:kern w:val="0"/>
+          <w:lang w:val="tr-TR"/>
+          <w14:ligatures w14:val="none"/>
+        </w:rPr>
+        <w:t xml:space="preserve"> model </w:t>
+      </w:r>
+      <w:proofErr w:type="spellStart"/>
+      <w:r>
+        <w:rPr>
+          <w:rFonts w:ascii="Times New Roman" w:eastAsia="Times New Roman" w:hAnsi="Times New Roman" w:cs="Times New Roman"/>
+          <w:kern w:val="0"/>
+          <w:lang w:val="tr-TR"/>
+          <w14:ligatures w14:val="none"/>
+        </w:rPr>
+        <w:t>traffic</w:t>
+      </w:r>
+      <w:proofErr w:type="spellEnd"/>
+      <w:r>
+        <w:rPr>
+          <w:rFonts w:ascii="Times New Roman" w:eastAsia="Times New Roman" w:hAnsi="Times New Roman" w:cs="Times New Roman"/>
+          <w:kern w:val="0"/>
+          <w:lang w:val="tr-TR"/>
+          <w14:ligatures w14:val="none"/>
+        </w:rPr>
+        <w:t xml:space="preserve"> </w:t>
+      </w:r>
+      <w:proofErr w:type="spellStart"/>
+      <w:r>
+        <w:rPr>
+          <w:rFonts w:ascii="Times New Roman" w:eastAsia="Times New Roman" w:hAnsi="Times New Roman" w:cs="Times New Roman"/>
+          <w:kern w:val="0"/>
+          <w:lang w:val="tr-TR"/>
+          <w14:ligatures w14:val="none"/>
+        </w:rPr>
+        <w:t>flow</w:t>
+      </w:r>
+      <w:proofErr w:type="spellEnd"/>
+      <w:r>
+        <w:rPr>
+          <w:rFonts w:ascii="Times New Roman" w:eastAsia="Times New Roman" w:hAnsi="Times New Roman" w:cs="Times New Roman"/>
+          <w:kern w:val="0"/>
+          <w:lang w:val="tr-TR"/>
+          <w14:ligatures w14:val="none"/>
+        </w:rPr>
+        <w:t xml:space="preserve"> </w:t>
+      </w:r>
+      <w:proofErr w:type="spellStart"/>
+      <w:r>
+        <w:rPr>
+          <w:rFonts w:ascii="Times New Roman" w:eastAsia="Times New Roman" w:hAnsi="Times New Roman" w:cs="Times New Roman"/>
+          <w:kern w:val="0"/>
+          <w:lang w:val="tr-TR"/>
+          <w14:ligatures w14:val="none"/>
+        </w:rPr>
+        <w:t>and</w:t>
+      </w:r>
+      <w:proofErr w:type="spellEnd"/>
+      <w:r>
+        <w:rPr>
+          <w:rFonts w:ascii="Times New Roman" w:eastAsia="Times New Roman" w:hAnsi="Times New Roman" w:cs="Times New Roman"/>
+          <w:kern w:val="0"/>
+          <w:lang w:val="tr-TR"/>
+          <w14:ligatures w14:val="none"/>
+        </w:rPr>
+        <w:t xml:space="preserve"> </w:t>
+      </w:r>
+      <w:proofErr w:type="spellStart"/>
+      <w:r>
+        <w:rPr>
+          <w:rFonts w:ascii="Times New Roman" w:eastAsia="Times New Roman" w:hAnsi="Times New Roman" w:cs="Times New Roman"/>
+          <w:kern w:val="0"/>
+          <w:lang w:val="tr-TR"/>
+          <w14:ligatures w14:val="none"/>
+        </w:rPr>
+        <w:t>observe</w:t>
+      </w:r>
+      <w:proofErr w:type="spellEnd"/>
+      <w:r>
+        <w:rPr>
+          <w:rFonts w:ascii="Times New Roman" w:eastAsia="Times New Roman" w:hAnsi="Times New Roman" w:cs="Times New Roman"/>
+          <w:kern w:val="0"/>
+          <w:lang w:val="tr-TR"/>
+          <w14:ligatures w14:val="none"/>
+        </w:rPr>
+        <w:t xml:space="preserve"> how </w:t>
+      </w:r>
+      <w:proofErr w:type="spellStart"/>
+      <w:r>
+        <w:rPr>
+          <w:rFonts w:ascii="Times New Roman" w:eastAsia="Times New Roman" w:hAnsi="Times New Roman" w:cs="Times New Roman"/>
+          <w:kern w:val="0"/>
+          <w:lang w:val="tr-TR"/>
+          <w14:ligatures w14:val="none"/>
+        </w:rPr>
+        <w:t>the</w:t>
+      </w:r>
+      <w:proofErr w:type="spellEnd"/>
+      <w:r>
+        <w:rPr>
+          <w:rFonts w:ascii="Times New Roman" w:eastAsia="Times New Roman" w:hAnsi="Times New Roman" w:cs="Times New Roman"/>
+          <w:kern w:val="0"/>
+          <w:lang w:val="tr-TR"/>
+          <w14:ligatures w14:val="none"/>
+        </w:rPr>
+        <w:t xml:space="preserve"> </w:t>
+      </w:r>
+      <w:proofErr w:type="spellStart"/>
+      <w:r>
+        <w:rPr>
+          <w:rFonts w:ascii="Times New Roman" w:eastAsia="Times New Roman" w:hAnsi="Times New Roman" w:cs="Times New Roman"/>
+          <w:kern w:val="0"/>
+          <w:lang w:val="tr-TR"/>
+          <w14:ligatures w14:val="none"/>
+        </w:rPr>
+        <w:t>system</w:t>
+      </w:r>
+      <w:proofErr w:type="spellEnd"/>
+      <w:r>
+        <w:rPr>
+          <w:rFonts w:ascii="Times New Roman" w:eastAsia="Times New Roman" w:hAnsi="Times New Roman" w:cs="Times New Roman"/>
+          <w:kern w:val="0"/>
+          <w:lang w:val="tr-TR"/>
+          <w14:ligatures w14:val="none"/>
+        </w:rPr>
+        <w:t xml:space="preserve"> </w:t>
+      </w:r>
+      <w:proofErr w:type="spellStart"/>
+      <w:r>
+        <w:rPr>
+          <w:rFonts w:ascii="Times New Roman" w:eastAsia="Times New Roman" w:hAnsi="Times New Roman" w:cs="Times New Roman"/>
+          <w:kern w:val="0"/>
+          <w:lang w:val="tr-TR"/>
+          <w14:ligatures w14:val="none"/>
+        </w:rPr>
+        <w:t>changes</w:t>
+      </w:r>
+      <w:proofErr w:type="spellEnd"/>
+      <w:r>
+        <w:rPr>
+          <w:rFonts w:ascii="Times New Roman" w:eastAsia="Times New Roman" w:hAnsi="Times New Roman" w:cs="Times New Roman"/>
+          <w:kern w:val="0"/>
+          <w:lang w:val="tr-TR"/>
+          <w14:ligatures w14:val="none"/>
+        </w:rPr>
+        <w:t xml:space="preserve"> </w:t>
+      </w:r>
+      <w:proofErr w:type="spellStart"/>
+      <w:r>
+        <w:rPr>
+          <w:rFonts w:ascii="Times New Roman" w:eastAsia="Times New Roman" w:hAnsi="Times New Roman" w:cs="Times New Roman"/>
+          <w:kern w:val="0"/>
+          <w:lang w:val="tr-TR"/>
+          <w14:ligatures w14:val="none"/>
+        </w:rPr>
+        <w:t>over</w:t>
+      </w:r>
+      <w:proofErr w:type="spellEnd"/>
+      <w:r>
+        <w:rPr>
+          <w:rFonts w:ascii="Times New Roman" w:eastAsia="Times New Roman" w:hAnsi="Times New Roman" w:cs="Times New Roman"/>
+          <w:kern w:val="0"/>
+          <w:lang w:val="tr-TR"/>
+          <w14:ligatures w14:val="none"/>
+        </w:rPr>
+        <w:t xml:space="preserve"> time.</w:t>
       </w:r>
     </w:p>
     <w:p>
@@ -1310,13 +6673,23 @@
         </w:rPr>
         <w:sym w:font="Symbol" w:char="F064"/>
       </w:r>
-      <w:r>
-        <w:rPr>
-          <w:rFonts w:ascii="Times New Roman" w:eastAsia="Times New Roman" w:hAnsi="Times New Roman" w:cs="Times New Roman"/>
-          <w:kern w:val="0"/>
-          <w14:ligatures w14:val="none"/>
-        </w:rPr>
-        <w:t xml:space="preserve">ext, </w:t>
+      <w:proofErr w:type="spellStart"/>
+      <w:r>
+        <w:rPr>
+          <w:rFonts w:ascii="Times New Roman" w:eastAsia="Times New Roman" w:hAnsi="Times New Roman" w:cs="Times New Roman"/>
+          <w:kern w:val="0"/>
+          <w14:ligatures w14:val="none"/>
+        </w:rPr>
+        <w:t>ext</w:t>
+      </w:r>
+      <w:proofErr w:type="spellEnd"/>
+      <w:r>
+        <w:rPr>
+          <w:rFonts w:ascii="Times New Roman" w:eastAsia="Times New Roman" w:hAnsi="Times New Roman" w:cs="Times New Roman"/>
+          <w:kern w:val="0"/>
+          <w14:ligatures w14:val="none"/>
+        </w:rPr>
+        <w:t xml:space="preserve">, </w:t>
       </w:r>
       <w:r>
         <w:rPr>
@@ -1396,7 +6769,61 @@
           <w:kern w:val="0"/>
           <w14:ligatures w14:val="none"/>
         </w:rPr>
-        <w:t>s1​,s2​,…,sη​}</w:t>
+        <w:t>s1</w:t>
+      </w:r>
+      <w:proofErr w:type="gramStart"/>
+      <w:r>
+        <w:rPr>
+          <w:rFonts w:ascii="Times New Roman" w:eastAsia="Times New Roman" w:hAnsi="Times New Roman" w:cs="Times New Roman"/>
+          <w:kern w:val="0"/>
+          <w14:ligatures w14:val="none"/>
+        </w:rPr>
+        <w:t>​,s</w:t>
+      </w:r>
+      <w:proofErr w:type="gramEnd"/>
+      <w:r>
+        <w:rPr>
+          <w:rFonts w:ascii="Times New Roman" w:eastAsia="Times New Roman" w:hAnsi="Times New Roman" w:cs="Times New Roman"/>
+          <w:kern w:val="0"/>
+          <w14:ligatures w14:val="none"/>
+        </w:rPr>
+        <w:t>2</w:t>
+      </w:r>
+      <w:proofErr w:type="gramStart"/>
+      <w:r>
+        <w:rPr>
+          <w:rFonts w:ascii="Times New Roman" w:eastAsia="Times New Roman" w:hAnsi="Times New Roman" w:cs="Times New Roman"/>
+          <w:kern w:val="0"/>
+          <w14:ligatures w14:val="none"/>
+        </w:rPr>
+        <w:t>​,…</w:t>
+      </w:r>
+      <w:proofErr w:type="gramEnd"/>
+      <w:r>
+        <w:rPr>
+          <w:rFonts w:ascii="Times New Roman" w:eastAsia="Times New Roman" w:hAnsi="Times New Roman" w:cs="Times New Roman"/>
+          <w:kern w:val="0"/>
+          <w14:ligatures w14:val="none"/>
+        </w:rPr>
+        <w:t>,</w:t>
+      </w:r>
+      <w:proofErr w:type="spellStart"/>
+      <w:r>
+        <w:rPr>
+          <w:rFonts w:ascii="Times New Roman" w:eastAsia="Times New Roman" w:hAnsi="Times New Roman" w:cs="Times New Roman"/>
+          <w:kern w:val="0"/>
+          <w14:ligatures w14:val="none"/>
+        </w:rPr>
+        <w:t>sη</w:t>
+      </w:r>
+      <w:proofErr w:type="spellEnd"/>
+      <w:r>
+        <w:rPr>
+          <w:rFonts w:ascii="Times New Roman" w:eastAsia="Times New Roman" w:hAnsi="Times New Roman" w:cs="Times New Roman"/>
+          <w:kern w:val="0"/>
+          <w14:ligatures w14:val="none"/>
+        </w:rPr>
+        <w:t>​}</w:t>
       </w:r>
       <w:r>
         <w:rPr>
@@ -1439,38 +6866,61 @@
         </w:rPr>
         <w:t>{</w:t>
       </w:r>
-      <w:r>
-        <w:rPr>
-          <w:rFonts w:ascii="Times New Roman" w:eastAsia="Times New Roman" w:hAnsi="Times New Roman" w:cs="Times New Roman"/>
-          <w:kern w:val="0"/>
-          <w14:ligatures w14:val="none"/>
-        </w:rPr>
-        <w:t>hasVehicle,speed,</w:t>
-      </w:r>
-      <w:r>
-        <w:rPr>
-          <w:rFonts w:ascii="Times New Roman" w:eastAsia="Times New Roman" w:hAnsi="Times New Roman" w:cs="Times New Roman"/>
-          <w:kern w:val="0"/>
-          <w14:ligatures w14:val="none"/>
-        </w:rPr>
-        <w:t xml:space="preserve"> </w:t>
-      </w:r>
-      <w:r>
-        <w:rPr>
-          <w:rFonts w:ascii="Times New Roman" w:eastAsia="Times New Roman" w:hAnsi="Times New Roman" w:cs="Times New Roman"/>
-          <w:kern w:val="0"/>
-          <w14:ligatures w14:val="none"/>
-        </w:rPr>
-        <w:t>vehicleType,</w:t>
-      </w:r>
-      <w:r>
-        <w:rPr>
-          <w:rFonts w:ascii="Times New Roman" w:eastAsia="Times New Roman" w:hAnsi="Times New Roman" w:cs="Times New Roman"/>
-          <w:kern w:val="0"/>
-          <w14:ligatures w14:val="none"/>
-        </w:rPr>
-        <w:t xml:space="preserve"> </w:t>
-      </w:r>
+      <w:proofErr w:type="spellStart"/>
+      <w:proofErr w:type="gramStart"/>
+      <w:r>
+        <w:rPr>
+          <w:rFonts w:ascii="Times New Roman" w:eastAsia="Times New Roman" w:hAnsi="Times New Roman" w:cs="Times New Roman"/>
+          <w:kern w:val="0"/>
+          <w14:ligatures w14:val="none"/>
+        </w:rPr>
+        <w:t>hasVehicle,speed</w:t>
+      </w:r>
+      <w:proofErr w:type="spellEnd"/>
+      <w:proofErr w:type="gramEnd"/>
+      <w:r>
+        <w:rPr>
+          <w:rFonts w:ascii="Times New Roman" w:eastAsia="Times New Roman" w:hAnsi="Times New Roman" w:cs="Times New Roman"/>
+          <w:kern w:val="0"/>
+          <w14:ligatures w14:val="none"/>
+        </w:rPr>
+        <w:t>,</w:t>
+      </w:r>
+      <w:r>
+        <w:rPr>
+          <w:rFonts w:ascii="Times New Roman" w:eastAsia="Times New Roman" w:hAnsi="Times New Roman" w:cs="Times New Roman"/>
+          <w:kern w:val="0"/>
+          <w14:ligatures w14:val="none"/>
+        </w:rPr>
+        <w:t xml:space="preserve"> </w:t>
+      </w:r>
+      <w:proofErr w:type="spellStart"/>
+      <w:r>
+        <w:rPr>
+          <w:rFonts w:ascii="Times New Roman" w:eastAsia="Times New Roman" w:hAnsi="Times New Roman" w:cs="Times New Roman"/>
+          <w:kern w:val="0"/>
+          <w14:ligatures w14:val="none"/>
+        </w:rPr>
+        <w:t>vehicleType</w:t>
+      </w:r>
+      <w:proofErr w:type="spellEnd"/>
+      <w:r>
+        <w:rPr>
+          <w:rFonts w:ascii="Times New Roman" w:eastAsia="Times New Roman" w:hAnsi="Times New Roman" w:cs="Times New Roman"/>
+          <w:kern w:val="0"/>
+          <w14:ligatures w14:val="none"/>
+        </w:rPr>
+        <w:t>,</w:t>
+      </w:r>
+      <w:r>
+        <w:rPr>
+          <w:rFonts w:ascii="Times New Roman" w:eastAsia="Times New Roman" w:hAnsi="Times New Roman" w:cs="Times New Roman"/>
+          <w:kern w:val="0"/>
+          <w14:ligatures w14:val="none"/>
+        </w:rPr>
+        <w:t xml:space="preserve"> </w:t>
+      </w:r>
+      <w:proofErr w:type="spellStart"/>
       <w:r>
         <w:rPr>
           <w:rFonts w:ascii="Times New Roman" w:eastAsia="Times New Roman" w:hAnsi="Times New Roman" w:cs="Times New Roman"/>
@@ -1479,6 +6929,7 @@
         </w:rPr>
         <w:t>maxSpeedLimit</w:t>
       </w:r>
+      <w:proofErr w:type="spellEnd"/>
       <w:r>
         <w:rPr>
           <w:rFonts w:ascii="Times New Roman" w:eastAsia="Times New Roman" w:hAnsi="Times New Roman" w:cs="Times New Roman"/>
@@ -1561,7 +7012,25 @@
           <w:kern w:val="0"/>
           <w14:ligatures w14:val="none"/>
         </w:rPr>
-        <w:t>η,0,PX​,PY​</w:t>
+        <w:t>η,</w:t>
+      </w:r>
+      <w:proofErr w:type="gramStart"/>
+      <w:r>
+        <w:rPr>
+          <w:rFonts w:ascii="Times New Roman" w:eastAsia="Times New Roman" w:hAnsi="Times New Roman" w:cs="Times New Roman"/>
+          <w:kern w:val="0"/>
+          <w14:ligatures w14:val="none"/>
+        </w:rPr>
+        <w:t>0,PX​</w:t>
+      </w:r>
+      <w:proofErr w:type="gramEnd"/>
+      <w:r>
+        <w:rPr>
+          <w:rFonts w:ascii="Times New Roman" w:eastAsia="Times New Roman" w:hAnsi="Times New Roman" w:cs="Times New Roman"/>
+          <w:kern w:val="0"/>
+          <w14:ligatures w14:val="none"/>
+        </w:rPr>
+        <w:t>,PY​</w:t>
       </w:r>
       <w:r>
         <w:rPr>
@@ -1585,15 +7054,7 @@
           <w:kern w:val="0"/>
           <w14:ligatures w14:val="none"/>
         </w:rPr>
-        <w:t>von Neumann</w:t>
-      </w:r>
-      <w:r>
-        <w:rPr>
-          <w:rFonts w:ascii="Times New Roman" w:eastAsia="Times New Roman" w:hAnsi="Times New Roman" w:cs="Times New Roman"/>
-          <w:kern w:val="0"/>
-          <w14:ligatures w14:val="none"/>
-        </w:rPr>
-        <w:t xml:space="preserve"> </w:t>
+        <w:t xml:space="preserve">von Neumann </w:t>
       </w:r>
       <w:r>
         <w:rPr>
@@ -1779,16 +7240,55 @@
           <w:kern w:val="0"/>
           <w14:ligatures w14:val="none"/>
         </w:rPr>
-        <w:t>S={(h,v,vt,mv)}</w:t>
-      </w:r>
-      <w:r>
-        <w:rPr>
-          <w:rFonts w:ascii="Times New Roman" w:eastAsia="Times New Roman" w:hAnsi="Times New Roman" w:cs="Times New Roman"/>
-          <w:kern w:val="0"/>
-          <w14:ligatures w14:val="none"/>
-        </w:rPr>
-        <w:t xml:space="preserve"> </w:t>
-      </w:r>
+        <w:t>S={(</w:t>
+      </w:r>
+      <w:proofErr w:type="spellStart"/>
+      <w:proofErr w:type="gramStart"/>
+      <w:r>
+        <w:rPr>
+          <w:rFonts w:ascii="Times New Roman" w:eastAsia="Times New Roman" w:hAnsi="Times New Roman" w:cs="Times New Roman"/>
+          <w:kern w:val="0"/>
+          <w14:ligatures w14:val="none"/>
+        </w:rPr>
+        <w:t>h,v</w:t>
+      </w:r>
+      <w:proofErr w:type="gramEnd"/>
+      <w:r>
+        <w:rPr>
+          <w:rFonts w:ascii="Times New Roman" w:eastAsia="Times New Roman" w:hAnsi="Times New Roman" w:cs="Times New Roman"/>
+          <w:kern w:val="0"/>
+          <w14:ligatures w14:val="none"/>
+        </w:rPr>
+        <w:t>,</w:t>
+      </w:r>
+      <w:proofErr w:type="gramStart"/>
+      <w:r>
+        <w:rPr>
+          <w:rFonts w:ascii="Times New Roman" w:eastAsia="Times New Roman" w:hAnsi="Times New Roman" w:cs="Times New Roman"/>
+          <w:kern w:val="0"/>
+          <w14:ligatures w14:val="none"/>
+        </w:rPr>
+        <w:t>vt,mv</w:t>
+      </w:r>
+      <w:proofErr w:type="spellEnd"/>
+      <w:proofErr w:type="gramEnd"/>
+      <w:r>
+        <w:rPr>
+          <w:rFonts w:ascii="Times New Roman" w:eastAsia="Times New Roman" w:hAnsi="Times New Roman" w:cs="Times New Roman"/>
+          <w:kern w:val="0"/>
+          <w14:ligatures w14:val="none"/>
+        </w:rPr>
+        <w:t>)}</w:t>
+      </w:r>
+      <w:r>
+        <w:rPr>
+          <w:rFonts w:ascii="Times New Roman" w:eastAsia="Times New Roman" w:hAnsi="Times New Roman" w:cs="Times New Roman"/>
+          <w:kern w:val="0"/>
+          <w14:ligatures w14:val="none"/>
+        </w:rPr>
+        <w:t xml:space="preserve"> </w:t>
+      </w:r>
+      <w:proofErr w:type="spellStart"/>
       <w:r>
         <w:rPr>
           <w:rFonts w:eastAsia="Times New Roman"/>
@@ -1796,7 +7296,17 @@
           <w:lang w:val="tr-TR"/>
           <w14:ligatures w14:val="none"/>
         </w:rPr>
-        <w:t>where:</w:t>
+        <w:t>where</w:t>
+      </w:r>
+      <w:proofErr w:type="spellEnd"/>
+      <w:r>
+        <w:rPr>
+          <w:rFonts w:eastAsia="Times New Roman"/>
+          <w:kern w:val="0"/>
+          <w:lang w:val="tr-TR"/>
+          <w14:ligatures w14:val="none"/>
+        </w:rPr>
+        <w:t>:</w:t>
       </w:r>
     </w:p>
     <w:p>
@@ -1850,34 +7360,7 @@
             <w:lang w:val="tr-TR"/>
             <w14:ligatures w14:val="none"/>
           </w:rPr>
-          <m:t>v∈</m:t>
-        </m:r>
-        <m:r>
-          <w:rPr>
-            <w:rFonts w:ascii="Cambria Math" w:eastAsia="Times New Roman" w:hAnsi="Cambria Math" w:cs="Times New Roman"/>
-            <w:kern w:val="0"/>
-            <w:lang w:val="tr-TR"/>
-            <w14:ligatures w14:val="none"/>
-          </w:rPr>
-          <m:t>{1…range</m:t>
-        </m:r>
-        <m:r>
-          <w:rPr>
-            <w:rFonts w:ascii="Cambria Math" w:eastAsia="Times New Roman" w:hAnsi="Cambria Math" w:cs="Times New Roman"/>
-            <w:kern w:val="0"/>
-            <w:lang w:val="tr-TR"/>
-            <w14:ligatures w14:val="none"/>
-          </w:rPr>
-          <m:t xml:space="preserve"> n</m:t>
-        </m:r>
-        <m:r>
-          <w:rPr>
-            <w:rFonts w:ascii="Cambria Math" w:eastAsia="Times New Roman" w:hAnsi="Cambria Math" w:cs="Times New Roman"/>
-            <w:kern w:val="0"/>
-            <w:lang w:val="tr-TR"/>
-            <w14:ligatures w14:val="none"/>
-          </w:rPr>
-          <m:t>}</m:t>
+          <m:t>v∈{1…range n}</m:t>
         </m:r>
       </m:oMath>
       <w:r>
@@ -1955,34 +7438,7 @@
             <w14:ligatures w14:val="none"/>
           </w:rPr>
           <w:lastRenderedPageBreak/>
-          <m:t>mv∈</m:t>
-        </m:r>
-        <m:r>
-          <w:rPr>
-            <w:rFonts w:ascii="Cambria Math" w:eastAsia="Times New Roman" w:hAnsi="Cambria Math" w:cs="Times New Roman"/>
-            <w:kern w:val="0"/>
-            <w:lang w:val="tr-TR"/>
-            <w14:ligatures w14:val="none"/>
-          </w:rPr>
-          <m:t>{1…range</m:t>
-        </m:r>
-        <m:r>
-          <w:rPr>
-            <w:rFonts w:ascii="Cambria Math" w:eastAsia="Times New Roman" w:hAnsi="Cambria Math" w:cs="Times New Roman"/>
-            <w:kern w:val="0"/>
-            <w:lang w:val="tr-TR"/>
-            <w14:ligatures w14:val="none"/>
-          </w:rPr>
-          <m:t xml:space="preserve"> n</m:t>
-        </m:r>
-        <m:r>
-          <w:rPr>
-            <w:rFonts w:ascii="Cambria Math" w:eastAsia="Times New Roman" w:hAnsi="Cambria Math" w:cs="Times New Roman"/>
-            <w:kern w:val="0"/>
-            <w:lang w:val="tr-TR"/>
-            <w14:ligatures w14:val="none"/>
-          </w:rPr>
-          <m:t>}</m:t>
+          <m:t>mv∈{1…range n}</m:t>
         </m:r>
       </m:oMath>
       <w:r>
@@ -2001,7 +7457,47 @@
           <w:lang w:val="tr-TR"/>
           <w14:ligatures w14:val="none"/>
         </w:rPr>
-        <w:t>= maximum speed limit</w:t>
+        <w:t xml:space="preserve">= </w:t>
+      </w:r>
+      <w:proofErr w:type="spellStart"/>
+      <w:r>
+        <w:rPr>
+          <w:rFonts w:ascii="Times New Roman" w:eastAsia="Times New Roman" w:hAnsi="Times New Roman" w:cs="Times New Roman"/>
+          <w:kern w:val="0"/>
+          <w:lang w:val="tr-TR"/>
+          <w14:ligatures w14:val="none"/>
+        </w:rPr>
+        <w:t>maximum</w:t>
+      </w:r>
+      <w:proofErr w:type="spellEnd"/>
+      <w:r>
+        <w:rPr>
+          <w:rFonts w:ascii="Times New Roman" w:eastAsia="Times New Roman" w:hAnsi="Times New Roman" w:cs="Times New Roman"/>
+          <w:kern w:val="0"/>
+          <w:lang w:val="tr-TR"/>
+          <w14:ligatures w14:val="none"/>
+        </w:rPr>
+        <w:t xml:space="preserve"> </w:t>
+      </w:r>
+      <w:proofErr w:type="spellStart"/>
+      <w:r>
+        <w:rPr>
+          <w:rFonts w:ascii="Times New Roman" w:eastAsia="Times New Roman" w:hAnsi="Times New Roman" w:cs="Times New Roman"/>
+          <w:kern w:val="0"/>
+          <w:lang w:val="tr-TR"/>
+          <w14:ligatures w14:val="none"/>
+        </w:rPr>
+        <w:t>speed</w:t>
+      </w:r>
+      <w:proofErr w:type="spellEnd"/>
+      <w:r>
+        <w:rPr>
+          <w:rFonts w:ascii="Times New Roman" w:eastAsia="Times New Roman" w:hAnsi="Times New Roman" w:cs="Times New Roman"/>
+          <w:kern w:val="0"/>
+          <w:lang w:val="tr-TR"/>
+          <w14:ligatures w14:val="none"/>
+        </w:rPr>
+        <w:t xml:space="preserve"> limit</w:t>
       </w:r>
     </w:p>
     <w:p>
@@ -2053,7 +7549,27 @@
           <w:kern w:val="0"/>
           <w14:ligatures w14:val="none"/>
         </w:rPr>
-        <w:t>t(s,N)=</w:t>
+        <w:t>t(</w:t>
+      </w:r>
+      <w:proofErr w:type="spellStart"/>
+      <w:proofErr w:type="gramStart"/>
+      <w:r>
+        <w:rPr>
+          <w:rFonts w:ascii="Times New Roman" w:eastAsia="Times New Roman" w:hAnsi="Times New Roman" w:cs="Times New Roman"/>
+          <w:kern w:val="0"/>
+          <w14:ligatures w14:val="none"/>
+        </w:rPr>
+        <w:t>s,N</w:t>
+      </w:r>
+      <w:proofErr w:type="spellEnd"/>
+      <w:proofErr w:type="gramEnd"/>
+      <w:r>
+        <w:rPr>
+          <w:rFonts w:ascii="Times New Roman" w:eastAsia="Times New Roman" w:hAnsi="Times New Roman" w:cs="Times New Roman"/>
+          <w:kern w:val="0"/>
+          <w14:ligatures w14:val="none"/>
+        </w:rPr>
+        <w:t>)=</w:t>
       </w:r>
       <w:r>
         <w:rPr>
@@ -2090,14 +7606,52 @@
           <w14:ligatures w14:val="none"/>
         </w:rPr>
       </w:pPr>
-      <w:r>
-        <w:rPr>
-          <w:rFonts w:ascii="Times New Roman" w:eastAsia="Times New Roman" w:hAnsi="Times New Roman" w:cs="Times New Roman"/>
-          <w:kern w:val="0"/>
-          <w14:ligatures w14:val="none"/>
-        </w:rPr>
-        <w:t>δint​:θ→θ</w:t>
-      </w:r>
+      <w:proofErr w:type="spellStart"/>
+      <w:r>
+        <w:rPr>
+          <w:rFonts w:ascii="Times New Roman" w:eastAsia="Times New Roman" w:hAnsi="Times New Roman" w:cs="Times New Roman"/>
+          <w:kern w:val="0"/>
+          <w14:ligatures w14:val="none"/>
+        </w:rPr>
+        <w:t>δ</w:t>
+      </w:r>
+      <w:proofErr w:type="gramStart"/>
+      <w:r>
+        <w:rPr>
+          <w:rFonts w:ascii="Times New Roman" w:eastAsia="Times New Roman" w:hAnsi="Times New Roman" w:cs="Times New Roman"/>
+          <w:kern w:val="0"/>
+          <w14:ligatures w14:val="none"/>
+        </w:rPr>
+        <w:t>int</w:t>
+      </w:r>
+      <w:proofErr w:type="spellEnd"/>
+      <w:r>
+        <w:rPr>
+          <w:rFonts w:ascii="Times New Roman" w:eastAsia="Times New Roman" w:hAnsi="Times New Roman" w:cs="Times New Roman"/>
+          <w:kern w:val="0"/>
+          <w14:ligatures w14:val="none"/>
+        </w:rPr>
+        <w:t>​:</w:t>
+      </w:r>
+      <w:proofErr w:type="spellStart"/>
+      <w:r>
+        <w:rPr>
+          <w:rFonts w:ascii="Times New Roman" w:eastAsia="Times New Roman" w:hAnsi="Times New Roman" w:cs="Times New Roman"/>
+          <w:kern w:val="0"/>
+          <w14:ligatures w14:val="none"/>
+        </w:rPr>
+        <w:t>θ</w:t>
+      </w:r>
+      <w:proofErr w:type="gramEnd"/>
+      <w:r>
+        <w:rPr>
+          <w:rFonts w:ascii="Times New Roman" w:eastAsia="Times New Roman" w:hAnsi="Times New Roman" w:cs="Times New Roman"/>
+          <w:kern w:val="0"/>
+          <w14:ligatures w14:val="none"/>
+        </w:rPr>
+        <w:t>→θ</w:t>
+      </w:r>
+      <w:proofErr w:type="spellEnd"/>
       <w:r>
         <w:rPr>
           <w:rFonts w:ascii="Times New Roman" w:eastAsia="Times New Roman" w:hAnsi="Times New Roman" w:cs="Times New Roman"/>
@@ -2200,7 +7754,41 @@
           <w:kern w:val="0"/>
           <w14:ligatures w14:val="none"/>
         </w:rPr>
-        <w:t>The NaSch cell model defines the update rule for each road position in the one-lane traffic system. Each cell stores whether a vehicle is present, together with its speed, vehicle type, and the road maximum speed limit. During each simulation step, the cell uses neighborhood information to decide how its state should change. If the cell is occupied, the vehicle first accelerates and then checks the gap ahead to determine whether braking is needed. If the final speed is greater than zero, the vehicle leaves the cell. If the cell is empty, it checks whether a vehicle from a previous position can move into it. In this way, the model captures vehicle movement along the road using local interactions between neighboring cells.</w:t>
+        <w:t xml:space="preserve">The NaSch cell model defines the update rule for each road position in the one-lane traffic system. Each cell stores whether a vehicle is present, together with its speed, vehicle type, and the </w:t>
+      </w:r>
+      <w:r>
+        <w:rPr>
+          <w:rFonts w:ascii="Times New Roman" w:eastAsia="Times New Roman" w:hAnsi="Times New Roman" w:cs="Times New Roman"/>
+          <w:kern w:val="0"/>
+          <w14:ligatures w14:val="none"/>
+        </w:rPr>
+        <w:t>maximum speed limit on the road</w:t>
+      </w:r>
+      <w:r>
+        <w:rPr>
+          <w:rFonts w:ascii="Times New Roman" w:eastAsia="Times New Roman" w:hAnsi="Times New Roman" w:cs="Times New Roman"/>
+          <w:kern w:val="0"/>
+          <w14:ligatures w14:val="none"/>
+        </w:rPr>
+        <w:t xml:space="preserve">. During each simulation step, the cell uses neighborhood information to decide how its state should change. If the cell is occupied, the vehicle first accelerates and then checks the gap ahead to determine whether </w:t>
+      </w:r>
+      <w:proofErr w:type="gramStart"/>
+      <w:r>
+        <w:rPr>
+          <w:rFonts w:ascii="Times New Roman" w:eastAsia="Times New Roman" w:hAnsi="Times New Roman" w:cs="Times New Roman"/>
+          <w:kern w:val="0"/>
+          <w14:ligatures w14:val="none"/>
+        </w:rPr>
+        <w:t>braking</w:t>
+      </w:r>
+      <w:proofErr w:type="gramEnd"/>
+      <w:r>
+        <w:rPr>
+          <w:rFonts w:ascii="Times New Roman" w:eastAsia="Times New Roman" w:hAnsi="Times New Roman" w:cs="Times New Roman"/>
+          <w:kern w:val="0"/>
+          <w14:ligatures w14:val="none"/>
+        </w:rPr>
+        <w:t xml:space="preserve"> is needed. If the final speed is greater than zero, the vehicle leaves the cell. If the cell is empty, it checks whether a vehicle from a previous position can move into it. In this way, the model captures vehicle movement along the road using local interactions between neighboring cells.</w:t>
       </w:r>
       <w:r>
         <w:rPr>
@@ -2274,7 +7862,298 @@
           <w:kern w:val="0"/>
           <w14:ligatures w14:val="none"/>
         </w:rPr>
-        <w:t>tate stores whether the cell currently contains a vehicle, the road-related information, and the vehicle-related information. The variable hasVehicle indicates whether the cell is occupied or empty. The roadState object stores road parameters such as the maximum speed limit and the cell length in meters. The vehicleState object stores the properties of the vehicle in that cell, such as its speed and vehicle type. In this way, naschState contains all the information needed to describe the condition of one road position during the simulation.</w:t>
+        <w:t xml:space="preserve">tate stores whether the cell currently contains a vehicle, the road-related information, and the vehicle-related information. The </w:t>
+      </w:r>
+      <w:proofErr w:type="gramStart"/>
+      <w:r>
+        <w:rPr>
+          <w:rFonts w:ascii="Times New Roman" w:eastAsia="Times New Roman" w:hAnsi="Times New Roman" w:cs="Times New Roman"/>
+          <w:kern w:val="0"/>
+          <w14:ligatures w14:val="none"/>
+        </w:rPr>
+        <w:t xml:space="preserve">variable </w:t>
+      </w:r>
+      <w:proofErr w:type="spellStart"/>
+      <w:r>
+        <w:rPr>
+          <w:rFonts w:ascii="Times New Roman" w:eastAsia="Times New Roman" w:hAnsi="Times New Roman" w:cs="Times New Roman"/>
+          <w:kern w:val="0"/>
+          <w14:ligatures w14:val="none"/>
+        </w:rPr>
+        <w:t>hasVehicle</w:t>
+      </w:r>
+      <w:proofErr w:type="spellEnd"/>
+      <w:proofErr w:type="gramEnd"/>
+      <w:r>
+        <w:rPr>
+          <w:rFonts w:ascii="Times New Roman" w:eastAsia="Times New Roman" w:hAnsi="Times New Roman" w:cs="Times New Roman"/>
+          <w:kern w:val="0"/>
+          <w14:ligatures w14:val="none"/>
+        </w:rPr>
+        <w:t xml:space="preserve"> indicates whether the cell is occupied or empty. The </w:t>
+      </w:r>
+      <w:proofErr w:type="spellStart"/>
+      <w:r>
+        <w:rPr>
+          <w:rFonts w:ascii="Times New Roman" w:eastAsia="Times New Roman" w:hAnsi="Times New Roman" w:cs="Times New Roman"/>
+          <w:kern w:val="0"/>
+          <w14:ligatures w14:val="none"/>
+        </w:rPr>
+        <w:t>roadState</w:t>
+      </w:r>
+      <w:proofErr w:type="spellEnd"/>
+      <w:r>
+        <w:rPr>
+          <w:rFonts w:ascii="Times New Roman" w:eastAsia="Times New Roman" w:hAnsi="Times New Roman" w:cs="Times New Roman"/>
+          <w:kern w:val="0"/>
+          <w14:ligatures w14:val="none"/>
+        </w:rPr>
+        <w:t xml:space="preserve"> object stores road parameters such as the maximum speed limit and the cell length in meters. The </w:t>
+      </w:r>
+      <w:proofErr w:type="spellStart"/>
+      <w:proofErr w:type="gramStart"/>
+      <w:r>
+        <w:rPr>
+          <w:rFonts w:ascii="Times New Roman" w:eastAsia="Times New Roman" w:hAnsi="Times New Roman" w:cs="Times New Roman"/>
+          <w:kern w:val="0"/>
+          <w14:ligatures w14:val="none"/>
+        </w:rPr>
+        <w:t>vehicleState</w:t>
+      </w:r>
+      <w:proofErr w:type="spellEnd"/>
+      <w:proofErr w:type="gramEnd"/>
+      <w:r>
+        <w:rPr>
+          <w:rFonts w:ascii="Times New Roman" w:eastAsia="Times New Roman" w:hAnsi="Times New Roman" w:cs="Times New Roman"/>
+          <w:kern w:val="0"/>
+          <w14:ligatures w14:val="none"/>
+        </w:rPr>
+        <w:t xml:space="preserve"> object stores the properties of the vehicle in that cell, such as its speed and vehicle type. In this way, </w:t>
+      </w:r>
+      <w:proofErr w:type="spellStart"/>
+      <w:r>
+        <w:rPr>
+          <w:rFonts w:ascii="Times New Roman" w:eastAsia="Times New Roman" w:hAnsi="Times New Roman" w:cs="Times New Roman"/>
+          <w:kern w:val="0"/>
+          <w14:ligatures w14:val="none"/>
+        </w:rPr>
+        <w:t>naschState</w:t>
+      </w:r>
+      <w:proofErr w:type="spellEnd"/>
+      <w:r>
+        <w:rPr>
+          <w:rFonts w:ascii="Times New Roman" w:eastAsia="Times New Roman" w:hAnsi="Times New Roman" w:cs="Times New Roman"/>
+          <w:kern w:val="0"/>
+          <w14:ligatures w14:val="none"/>
+        </w:rPr>
+        <w:t xml:space="preserve"> contains all the information needed to describe the condition of one road position during the simulation.</w:t>
+      </w:r>
+      <w:r>
+        <w:rPr>
+          <w:rFonts w:ascii="Times New Roman" w:eastAsia="Times New Roman" w:hAnsi="Times New Roman" w:cs="Times New Roman"/>
+          <w:kern w:val="0"/>
+          <w14:ligatures w14:val="none"/>
+        </w:rPr>
+        <w:br/>
+      </w:r>
+      <w:r>
+        <w:rPr>
+          <w:rFonts w:ascii="Times New Roman" w:eastAsia="Times New Roman" w:hAnsi="Times New Roman" w:cs="Times New Roman"/>
+          <w:kern w:val="0"/>
+          <w14:ligatures w14:val="none"/>
+        </w:rPr>
+        <w:br/>
+      </w:r>
+      <w:r>
+        <w:rPr>
+          <w:rFonts w:ascii="Times New Roman" w:eastAsia="Times New Roman" w:hAnsi="Times New Roman" w:cs="Times New Roman"/>
+          <w:b/>
+          <w:bCs/>
+          <w:kern w:val="0"/>
+          <w14:ligatures w14:val="none"/>
+        </w:rPr>
+        <w:t>J</w:t>
+      </w:r>
+      <w:r>
+        <w:rPr>
+          <w:rFonts w:ascii="Times New Roman" w:eastAsia="Times New Roman" w:hAnsi="Times New Roman" w:cs="Times New Roman"/>
+          <w:b/>
+          <w:bCs/>
+          <w:kern w:val="0"/>
+          <w14:ligatures w14:val="none"/>
+        </w:rPr>
+        <w:t>SON</w:t>
+      </w:r>
+      <w:r>
+        <w:rPr>
+          <w:rFonts w:ascii="Times New Roman" w:eastAsia="Times New Roman" w:hAnsi="Times New Roman" w:cs="Times New Roman"/>
+          <w:b/>
+          <w:bCs/>
+          <w:kern w:val="0"/>
+          <w14:ligatures w14:val="none"/>
+        </w:rPr>
+        <w:t xml:space="preserve"> Files</w:t>
+      </w:r>
+      <w:r>
+        <w:rPr>
+          <w:rFonts w:ascii="Times New Roman" w:eastAsia="Times New Roman" w:hAnsi="Times New Roman" w:cs="Times New Roman"/>
+          <w:kern w:val="0"/>
+          <w14:ligatures w14:val="none"/>
+        </w:rPr>
+        <w:br/>
+      </w:r>
+      <w:r>
+        <w:rPr>
+          <w:rFonts w:ascii="Times New Roman" w:eastAsia="Times New Roman" w:hAnsi="Times New Roman" w:cs="Times New Roman"/>
+          <w:kern w:val="0"/>
+          <w14:ligatures w14:val="none"/>
+        </w:rPr>
+        <w:t>The JSON configuration file</w:t>
+      </w:r>
+      <w:r>
+        <w:rPr>
+          <w:rFonts w:ascii="Times New Roman" w:eastAsia="Times New Roman" w:hAnsi="Times New Roman" w:cs="Times New Roman"/>
+          <w:kern w:val="0"/>
+          <w14:ligatures w14:val="none"/>
+        </w:rPr>
+        <w:t>s</w:t>
+      </w:r>
+      <w:r>
+        <w:rPr>
+          <w:rFonts w:ascii="Times New Roman" w:eastAsia="Times New Roman" w:hAnsi="Times New Roman" w:cs="Times New Roman"/>
+          <w:kern w:val="0"/>
+          <w14:ligatures w14:val="none"/>
+        </w:rPr>
+        <w:t xml:space="preserve"> define the default cell settings</w:t>
+      </w:r>
+      <w:r>
+        <w:rPr>
+          <w:rFonts w:ascii="Times New Roman" w:eastAsia="Times New Roman" w:hAnsi="Times New Roman" w:cs="Times New Roman"/>
+          <w:kern w:val="0"/>
+          <w14:ligatures w14:val="none"/>
+        </w:rPr>
+        <w:t xml:space="preserve"> and</w:t>
+      </w:r>
+      <w:r>
+        <w:rPr>
+          <w:rFonts w:ascii="Times New Roman" w:eastAsia="Times New Roman" w:hAnsi="Times New Roman" w:cs="Times New Roman"/>
+          <w:kern w:val="0"/>
+          <w14:ligatures w14:val="none"/>
+        </w:rPr>
+        <w:t xml:space="preserve"> the initial vehicle placement The road is modeled as a </w:t>
+      </w:r>
+      <w:r>
+        <w:rPr>
+          <w:rFonts w:ascii="Times New Roman" w:eastAsia="Times New Roman" w:hAnsi="Times New Roman" w:cs="Times New Roman"/>
+          <w:kern w:val="0"/>
+          <w14:ligatures w14:val="none"/>
+        </w:rPr>
+        <w:t xml:space="preserve">1 x 50 </w:t>
+      </w:r>
+      <w:r>
+        <w:rPr>
+          <w:rFonts w:ascii="Times New Roman" w:eastAsia="Times New Roman" w:hAnsi="Times New Roman" w:cs="Times New Roman"/>
+          <w:kern w:val="0"/>
+          <w14:ligatures w14:val="none"/>
+        </w:rPr>
+        <w:t>cell space with no wrapping. By default, cells are empty and use the NaSch model with transport delay, a maximum speed limit of 3, and a cell length of 7.5 meters.</w:t>
+      </w:r>
+      <w:r>
+        <w:rPr>
+          <w:rFonts w:ascii="Times New Roman" w:eastAsia="Times New Roman" w:hAnsi="Times New Roman" w:cs="Times New Roman"/>
+          <w:kern w:val="0"/>
+          <w14:ligatures w14:val="none"/>
+        </w:rPr>
+        <w:t xml:space="preserve"> The cell lengths are not used for this model but placed for future updates.</w:t>
+      </w:r>
+      <w:r>
+        <w:rPr>
+          <w:rFonts w:ascii="Times New Roman" w:eastAsia="Times New Roman" w:hAnsi="Times New Roman" w:cs="Times New Roman"/>
+          <w:kern w:val="0"/>
+          <w14:ligatures w14:val="none"/>
+        </w:rPr>
+        <w:t xml:space="preserve"> The neighborhood is defined as von Neumann with range 3. Two types of vehicles are placed initially on the road: slow vehicles with speed 1 and fast vehicles with speed 3. </w:t>
+      </w:r>
+      <w:proofErr w:type="gramStart"/>
+      <w:r>
+        <w:rPr>
+          <w:rFonts w:ascii="Times New Roman" w:eastAsia="Times New Roman" w:hAnsi="Times New Roman" w:cs="Times New Roman"/>
+          <w:kern w:val="0"/>
+          <w14:ligatures w14:val="none"/>
+        </w:rPr>
+        <w:t>Also</w:t>
+      </w:r>
+      <w:proofErr w:type="gramEnd"/>
+      <w:r>
+        <w:rPr>
+          <w:rFonts w:ascii="Times New Roman" w:eastAsia="Times New Roman" w:hAnsi="Times New Roman" w:cs="Times New Roman"/>
+          <w:kern w:val="0"/>
+          <w14:ligatures w14:val="none"/>
+        </w:rPr>
+        <w:t xml:space="preserve"> vehicle </w:t>
+      </w:r>
+      <w:r>
+        <w:rPr>
+          <w:rFonts w:ascii="Times New Roman" w:eastAsia="Times New Roman" w:hAnsi="Times New Roman" w:cs="Times New Roman"/>
+          <w:kern w:val="0"/>
+          <w14:ligatures w14:val="none"/>
+        </w:rPr>
+        <w:lastRenderedPageBreak/>
+        <w:t xml:space="preserve">type is not </w:t>
+      </w:r>
+      <w:proofErr w:type="gramStart"/>
+      <w:r>
+        <w:rPr>
+          <w:rFonts w:ascii="Times New Roman" w:eastAsia="Times New Roman" w:hAnsi="Times New Roman" w:cs="Times New Roman"/>
+          <w:kern w:val="0"/>
+          <w14:ligatures w14:val="none"/>
+        </w:rPr>
+        <w:t>used  for</w:t>
+      </w:r>
+      <w:proofErr w:type="gramEnd"/>
+      <w:r>
+        <w:rPr>
+          <w:rFonts w:ascii="Times New Roman" w:eastAsia="Times New Roman" w:hAnsi="Times New Roman" w:cs="Times New Roman"/>
+          <w:kern w:val="0"/>
+          <w14:ligatures w14:val="none"/>
+        </w:rPr>
+        <w:t xml:space="preserve"> this model </w:t>
+      </w:r>
+      <w:proofErr w:type="gramStart"/>
+      <w:r>
+        <w:rPr>
+          <w:rFonts w:ascii="Times New Roman" w:eastAsia="Times New Roman" w:hAnsi="Times New Roman" w:cs="Times New Roman"/>
+          <w:kern w:val="0"/>
+          <w14:ligatures w14:val="none"/>
+        </w:rPr>
+        <w:t>defined</w:t>
+      </w:r>
+      <w:proofErr w:type="gramEnd"/>
+      <w:r>
+        <w:rPr>
+          <w:rFonts w:ascii="Times New Roman" w:eastAsia="Times New Roman" w:hAnsi="Times New Roman" w:cs="Times New Roman"/>
+          <w:kern w:val="0"/>
+          <w14:ligatures w14:val="none"/>
+        </w:rPr>
+        <w:t xml:space="preserve"> to extend project </w:t>
+      </w:r>
+      <w:proofErr w:type="spellStart"/>
+      <w:r>
+        <w:rPr>
+          <w:rFonts w:ascii="Times New Roman" w:eastAsia="Times New Roman" w:hAnsi="Times New Roman" w:cs="Times New Roman"/>
+          <w:kern w:val="0"/>
+          <w14:ligatures w14:val="none"/>
+        </w:rPr>
+        <w:t>futher</w:t>
+      </w:r>
+      <w:proofErr w:type="spellEnd"/>
+      <w:r>
+        <w:rPr>
+          <w:rFonts w:ascii="Times New Roman" w:eastAsia="Times New Roman" w:hAnsi="Times New Roman" w:cs="Times New Roman"/>
+          <w:kern w:val="0"/>
+          <w14:ligatures w14:val="none"/>
+        </w:rPr>
+        <w:t>.</w:t>
       </w:r>
       <w:r>
         <w:rPr>
@@ -2357,8 +8236,15 @@
           <w:kern w:val="0"/>
           <w14:ligatures w14:val="none"/>
         </w:rPr>
-        <w:lastRenderedPageBreak/>
-        <w:t>In the non-congested traffic scenario, only a small number of vehicles were placed on the road. Since there was enough space between vehicles, most of them were able to accelerate and move smoothly. This resulted in stable traffic flow with little slowing.</w:t>
+        <w:t>In the non-congested traffic scenario, only a small number of vehicles were placed on the road. Since there was enough space between vehicles, most of them were able to accelerate and move smoothly. This resulted in stable traffic flow</w:t>
+      </w:r>
+      <w:r>
+        <w:rPr>
+          <w:rFonts w:ascii="Times New Roman" w:eastAsia="Times New Roman" w:hAnsi="Times New Roman" w:cs="Times New Roman"/>
+          <w:kern w:val="0"/>
+          <w14:ligatures w14:val="none"/>
+        </w:rPr>
+        <w:t>.</w:t>
       </w:r>
     </w:p>
     <w:p>
@@ -2387,7 +8273,55 @@
           <w:kern w:val="0"/>
           <w14:ligatures w14:val="none"/>
         </w:rPr>
-        <w:t>In the congested traffic scenario, more vehicles were placed on the road, reducing the spacing between them. Because of the limited gap ahead, vehicles had to slow down more often, and traffic movement became less smooth. In some parts of the road, vehicles formed clusters, showing congestion behavior.</w:t>
+        <w:t>In the congested traffic scenario, more vehicles were placed on the road, reducing the spacing between them. Because of the limited gap ahead, vehicles had to slow down more often, and traffic movement became less smooth.</w:t>
+      </w:r>
+      <w:r>
+        <w:rPr>
+          <w:rFonts w:ascii="Times New Roman" w:eastAsia="Times New Roman" w:hAnsi="Times New Roman" w:cs="Times New Roman"/>
+          <w:kern w:val="0"/>
+          <w14:ligatures w14:val="none"/>
+        </w:rPr>
+        <w:t xml:space="preserve"> </w:t>
+      </w:r>
+      <w:r>
+        <w:rPr>
+          <w:rFonts w:ascii="Times New Roman" w:eastAsia="Times New Roman" w:hAnsi="Times New Roman" w:cs="Times New Roman"/>
+          <w:kern w:val="0"/>
+          <w14:ligatures w14:val="none"/>
+        </w:rPr>
+        <w:t>(This effect is not strongly visible in the current model because random braking is not included. However</w:t>
+      </w:r>
+      <w:r>
+        <w:rPr>
+          <w:rFonts w:ascii="Times New Roman" w:eastAsia="Times New Roman" w:hAnsi="Times New Roman" w:cs="Times New Roman"/>
+          <w:kern w:val="0"/>
+          <w14:ligatures w14:val="none"/>
+        </w:rPr>
+        <w:t>,</w:t>
+      </w:r>
+      <w:r>
+        <w:rPr>
+          <w:rFonts w:ascii="Times New Roman" w:eastAsia="Times New Roman" w:hAnsi="Times New Roman" w:cs="Times New Roman"/>
+          <w:kern w:val="0"/>
+          <w14:ligatures w14:val="none"/>
+        </w:rPr>
+        <w:t xml:space="preserve"> higher traffic density can</w:t>
+      </w:r>
+      <w:r>
+        <w:rPr>
+          <w:rFonts w:ascii="Times New Roman" w:eastAsia="Times New Roman" w:hAnsi="Times New Roman" w:cs="Times New Roman"/>
+          <w:kern w:val="0"/>
+          <w14:ligatures w14:val="none"/>
+        </w:rPr>
+        <w:t xml:space="preserve"> </w:t>
+      </w:r>
+      <w:r>
+        <w:rPr>
+          <w:rFonts w:ascii="Times New Roman" w:eastAsia="Times New Roman" w:hAnsi="Times New Roman" w:cs="Times New Roman"/>
+          <w:kern w:val="0"/>
+          <w14:ligatures w14:val="none"/>
+        </w:rPr>
+        <w:t>be observed.)</w:t>
       </w:r>
     </w:p>
     <w:p>
@@ -2433,7 +8367,23 @@
           <w14:ligatures w14:val="none"/>
         </w:rPr>
         <w:br/>
-        <w:t>The simulation results can observe as videos under documentation folder</w:t>
+        <w:t xml:space="preserve">The simulation results can </w:t>
+      </w:r>
+      <w:r>
+        <w:rPr>
+          <w:rFonts w:ascii="Times New Roman" w:eastAsia="Times New Roman" w:hAnsi="Times New Roman" w:cs="Times New Roman"/>
+          <w:kern w:val="0"/>
+          <w14:ligatures w14:val="none"/>
+        </w:rPr>
+        <w:t>be observed</w:t>
+      </w:r>
+      <w:r>
+        <w:rPr>
+          <w:rFonts w:ascii="Times New Roman" w:eastAsia="Times New Roman" w:hAnsi="Times New Roman" w:cs="Times New Roman"/>
+          <w:kern w:val="0"/>
+          <w14:ligatures w14:val="none"/>
+        </w:rPr>
+        <w:t xml:space="preserve"> as videos under documentation folder</w:t>
       </w:r>
       <w:r>
         <w:rPr>
@@ -2497,7 +8447,7 @@
         </w:rPr>
         <w:t xml:space="preserve">. </w:t>
       </w:r>
-      <w:hyperlink r:id="rId6" w:history="1">
+      <w:hyperlink r:id="rId6" w:anchor="the-map" w:history="1">
         <w:r>
           <w:rPr>
             <w:rStyle w:val="Hyperlink"/>

--- a/documentation/Nagel–Schreckenberg.docx
+++ b/documentation/Nagel–Schreckenberg.docx
@@ -2526,8 +2526,34 @@
           <w:kern w:val="0"/>
           <w14:ligatures w14:val="none"/>
         </w:rPr>
-        <w:t>Figure1: Structure of Traffic Simulation of Hamburg</w:t>
-      </w:r>
+        <w:t xml:space="preserve">Figure1: </w:t>
+      </w:r>
+      <w:r>
+        <w:rPr>
+          <w:rFonts w:ascii="Times New Roman" w:eastAsia="Times New Roman" w:hAnsi="Times New Roman" w:cs="Times New Roman"/>
+          <w:kern w:val="0"/>
+          <w14:ligatures w14:val="none"/>
+        </w:rPr>
+        <w:t xml:space="preserve">Model of </w:t>
+      </w:r>
+      <w:r>
+        <w:rPr>
+          <w:rFonts w:ascii="Times New Roman" w:eastAsia="Times New Roman" w:hAnsi="Times New Roman" w:cs="Times New Roman"/>
+          <w:kern w:val="0"/>
+          <w14:ligatures w14:val="none"/>
+        </w:rPr>
+        <w:t>Nagel–</w:t>
+      </w:r>
+      <w:proofErr w:type="spellStart"/>
+      <w:r>
+        <w:rPr>
+          <w:rFonts w:ascii="Times New Roman" w:eastAsia="Times New Roman" w:hAnsi="Times New Roman" w:cs="Times New Roman"/>
+          <w:kern w:val="0"/>
+          <w14:ligatures w14:val="none"/>
+        </w:rPr>
+        <w:t>Schreckenberg</w:t>
+      </w:r>
+      <w:proofErr w:type="spellEnd"/>
       <w:r>
         <w:rPr>
           <w:rFonts w:ascii="Times New Roman" w:eastAsia="Times New Roman" w:hAnsi="Times New Roman" w:cs="Times New Roman"/>
@@ -5308,25 +5334,7 @@
           <w:kern w:val="0"/>
           <w14:ligatures w14:val="none"/>
         </w:rPr>
-        <w:t xml:space="preserve">. If a cell is occupied, the vehicle first accelerates and then checks whether </w:t>
-      </w:r>
-      <w:proofErr w:type="gramStart"/>
-      <w:r>
-        <w:rPr>
-          <w:rFonts w:ascii="Times New Roman" w:eastAsia="Times New Roman" w:hAnsi="Times New Roman" w:cs="Times New Roman"/>
-          <w:kern w:val="0"/>
-          <w14:ligatures w14:val="none"/>
-        </w:rPr>
-        <w:t>braking</w:t>
-      </w:r>
-      <w:proofErr w:type="gramEnd"/>
-      <w:r>
-        <w:rPr>
-          <w:rFonts w:ascii="Times New Roman" w:eastAsia="Times New Roman" w:hAnsi="Times New Roman" w:cs="Times New Roman"/>
-          <w:kern w:val="0"/>
-          <w14:ligatures w14:val="none"/>
-        </w:rPr>
-        <w:t xml:space="preserve"> is needed based on the </w:t>
+        <w:t xml:space="preserve">. If a cell is occupied, the vehicle first accelerates and then checks whether braking is needed based on the </w:t>
       </w:r>
       <w:r>
         <w:rPr>
@@ -6769,43 +6777,7 @@
           <w:kern w:val="0"/>
           <w14:ligatures w14:val="none"/>
         </w:rPr>
-        <w:t>s1</w:t>
-      </w:r>
-      <w:proofErr w:type="gramStart"/>
-      <w:r>
-        <w:rPr>
-          <w:rFonts w:ascii="Times New Roman" w:eastAsia="Times New Roman" w:hAnsi="Times New Roman" w:cs="Times New Roman"/>
-          <w:kern w:val="0"/>
-          <w14:ligatures w14:val="none"/>
-        </w:rPr>
-        <w:t>​,s</w:t>
-      </w:r>
-      <w:proofErr w:type="gramEnd"/>
-      <w:r>
-        <w:rPr>
-          <w:rFonts w:ascii="Times New Roman" w:eastAsia="Times New Roman" w:hAnsi="Times New Roman" w:cs="Times New Roman"/>
-          <w:kern w:val="0"/>
-          <w14:ligatures w14:val="none"/>
-        </w:rPr>
-        <w:t>2</w:t>
-      </w:r>
-      <w:proofErr w:type="gramStart"/>
-      <w:r>
-        <w:rPr>
-          <w:rFonts w:ascii="Times New Roman" w:eastAsia="Times New Roman" w:hAnsi="Times New Roman" w:cs="Times New Roman"/>
-          <w:kern w:val="0"/>
-          <w14:ligatures w14:val="none"/>
-        </w:rPr>
-        <w:t>​,…</w:t>
-      </w:r>
-      <w:proofErr w:type="gramEnd"/>
-      <w:r>
-        <w:rPr>
-          <w:rFonts w:ascii="Times New Roman" w:eastAsia="Times New Roman" w:hAnsi="Times New Roman" w:cs="Times New Roman"/>
-          <w:kern w:val="0"/>
-          <w14:ligatures w14:val="none"/>
-        </w:rPr>
-        <w:t>,</w:t>
+        <w:t>s1​,s2​,…,</w:t>
       </w:r>
       <w:proofErr w:type="spellStart"/>
       <w:r>
@@ -6867,7 +6839,6 @@
         <w:t>{</w:t>
       </w:r>
       <w:proofErr w:type="spellStart"/>
-      <w:proofErr w:type="gramStart"/>
       <w:r>
         <w:rPr>
           <w:rFonts w:ascii="Times New Roman" w:eastAsia="Times New Roman" w:hAnsi="Times New Roman" w:cs="Times New Roman"/>
@@ -6877,7 +6848,6 @@
         <w:t>hasVehicle,speed</w:t>
       </w:r>
       <w:proofErr w:type="spellEnd"/>
-      <w:proofErr w:type="gramEnd"/>
       <w:r>
         <w:rPr>
           <w:rFonts w:ascii="Times New Roman" w:eastAsia="Times New Roman" w:hAnsi="Times New Roman" w:cs="Times New Roman"/>
@@ -7012,25 +6982,7 @@
           <w:kern w:val="0"/>
           <w14:ligatures w14:val="none"/>
         </w:rPr>
-        <w:t>η,</w:t>
-      </w:r>
-      <w:proofErr w:type="gramStart"/>
-      <w:r>
-        <w:rPr>
-          <w:rFonts w:ascii="Times New Roman" w:eastAsia="Times New Roman" w:hAnsi="Times New Roman" w:cs="Times New Roman"/>
-          <w:kern w:val="0"/>
-          <w14:ligatures w14:val="none"/>
-        </w:rPr>
-        <w:t>0,PX​</w:t>
-      </w:r>
-      <w:proofErr w:type="gramEnd"/>
-      <w:r>
-        <w:rPr>
-          <w:rFonts w:ascii="Times New Roman" w:eastAsia="Times New Roman" w:hAnsi="Times New Roman" w:cs="Times New Roman"/>
-          <w:kern w:val="0"/>
-          <w14:ligatures w14:val="none"/>
-        </w:rPr>
-        <w:t>,PY​</w:t>
+        <w:t>η,0,PX​,PY​</w:t>
       </w:r>
       <w:r>
         <w:rPr>
@@ -7243,35 +7195,15 @@
         <w:t>S={(</w:t>
       </w:r>
       <w:proofErr w:type="spellStart"/>
-      <w:proofErr w:type="gramStart"/>
-      <w:r>
-        <w:rPr>
-          <w:rFonts w:ascii="Times New Roman" w:eastAsia="Times New Roman" w:hAnsi="Times New Roman" w:cs="Times New Roman"/>
-          <w:kern w:val="0"/>
-          <w14:ligatures w14:val="none"/>
-        </w:rPr>
-        <w:t>h,v</w:t>
-      </w:r>
-      <w:proofErr w:type="gramEnd"/>
-      <w:r>
-        <w:rPr>
-          <w:rFonts w:ascii="Times New Roman" w:eastAsia="Times New Roman" w:hAnsi="Times New Roman" w:cs="Times New Roman"/>
-          <w:kern w:val="0"/>
-          <w14:ligatures w14:val="none"/>
-        </w:rPr>
-        <w:t>,</w:t>
-      </w:r>
-      <w:proofErr w:type="gramStart"/>
-      <w:r>
-        <w:rPr>
-          <w:rFonts w:ascii="Times New Roman" w:eastAsia="Times New Roman" w:hAnsi="Times New Roman" w:cs="Times New Roman"/>
-          <w:kern w:val="0"/>
-          <w14:ligatures w14:val="none"/>
-        </w:rPr>
-        <w:t>vt,mv</w:t>
-      </w:r>
-      <w:proofErr w:type="spellEnd"/>
-      <w:proofErr w:type="gramEnd"/>
+      <w:r>
+        <w:rPr>
+          <w:rFonts w:ascii="Times New Roman" w:eastAsia="Times New Roman" w:hAnsi="Times New Roman" w:cs="Times New Roman"/>
+          <w:kern w:val="0"/>
+          <w14:ligatures w14:val="none"/>
+        </w:rPr>
+        <w:t>h,v,vt,mv</w:t>
+      </w:r>
+      <w:proofErr w:type="spellEnd"/>
       <w:r>
         <w:rPr>
           <w:rFonts w:ascii="Times New Roman" w:eastAsia="Times New Roman" w:hAnsi="Times New Roman" w:cs="Times New Roman"/>
@@ -7552,7 +7484,6 @@
         <w:t>t(</w:t>
       </w:r>
       <w:proofErr w:type="spellStart"/>
-      <w:proofErr w:type="gramStart"/>
       <w:r>
         <w:rPr>
           <w:rFonts w:ascii="Times New Roman" w:eastAsia="Times New Roman" w:hAnsi="Times New Roman" w:cs="Times New Roman"/>
@@ -7562,7 +7493,6 @@
         <w:t>s,N</w:t>
       </w:r>
       <w:proofErr w:type="spellEnd"/>
-      <w:proofErr w:type="gramEnd"/>
       <w:r>
         <w:rPr>
           <w:rFonts w:ascii="Times New Roman" w:eastAsia="Times New Roman" w:hAnsi="Times New Roman" w:cs="Times New Roman"/>
@@ -7613,16 +7543,7 @@
           <w:kern w:val="0"/>
           <w14:ligatures w14:val="none"/>
         </w:rPr>
-        <w:t>δ</w:t>
-      </w:r>
-      <w:proofErr w:type="gramStart"/>
-      <w:r>
-        <w:rPr>
-          <w:rFonts w:ascii="Times New Roman" w:eastAsia="Times New Roman" w:hAnsi="Times New Roman" w:cs="Times New Roman"/>
-          <w:kern w:val="0"/>
-          <w14:ligatures w14:val="none"/>
-        </w:rPr>
-        <w:t>int</w:t>
+        <w:t>δint</w:t>
       </w:r>
       <w:proofErr w:type="spellEnd"/>
       <w:r>
@@ -7640,16 +7561,7 @@
           <w:kern w:val="0"/>
           <w14:ligatures w14:val="none"/>
         </w:rPr>
-        <w:t>θ</w:t>
-      </w:r>
-      <w:proofErr w:type="gramEnd"/>
-      <w:r>
-        <w:rPr>
-          <w:rFonts w:ascii="Times New Roman" w:eastAsia="Times New Roman" w:hAnsi="Times New Roman" w:cs="Times New Roman"/>
-          <w:kern w:val="0"/>
-          <w14:ligatures w14:val="none"/>
-        </w:rPr>
-        <w:t>→θ</w:t>
+        <w:t>θ→θ</w:t>
       </w:r>
       <w:proofErr w:type="spellEnd"/>
       <w:r>
@@ -7770,25 +7682,7 @@
           <w:kern w:val="0"/>
           <w14:ligatures w14:val="none"/>
         </w:rPr>
-        <w:t xml:space="preserve">. During each simulation step, the cell uses neighborhood information to decide how its state should change. If the cell is occupied, the vehicle first accelerates and then checks the gap ahead to determine whether </w:t>
-      </w:r>
-      <w:proofErr w:type="gramStart"/>
-      <w:r>
-        <w:rPr>
-          <w:rFonts w:ascii="Times New Roman" w:eastAsia="Times New Roman" w:hAnsi="Times New Roman" w:cs="Times New Roman"/>
-          <w:kern w:val="0"/>
-          <w14:ligatures w14:val="none"/>
-        </w:rPr>
-        <w:t>braking</w:t>
-      </w:r>
-      <w:proofErr w:type="gramEnd"/>
-      <w:r>
-        <w:rPr>
-          <w:rFonts w:ascii="Times New Roman" w:eastAsia="Times New Roman" w:hAnsi="Times New Roman" w:cs="Times New Roman"/>
-          <w:kern w:val="0"/>
-          <w14:ligatures w14:val="none"/>
-        </w:rPr>
-        <w:t xml:space="preserve"> is needed. If the final speed is greater than zero, the vehicle leaves the cell. If the cell is empty, it checks whether a vehicle from a previous position can move into it. In this way, the model captures vehicle movement along the road using local interactions between neighboring cells.</w:t>
+        <w:t>. During each simulation step, the cell uses neighborhood information to decide how its state should change. If the cell is occupied, the vehicle first accelerates and then checks the gap ahead to determine whether braking is needed. If the final speed is greater than zero, the vehicle leaves the cell. If the cell is empty, it checks whether a vehicle from a previous position can move into it. In this way, the model captures vehicle movement along the road using local interactions between neighboring cells.</w:t>
       </w:r>
       <w:r>
         <w:rPr>
@@ -7862,16 +7756,7 @@
           <w:kern w:val="0"/>
           <w14:ligatures w14:val="none"/>
         </w:rPr>
-        <w:t xml:space="preserve">tate stores whether the cell currently contains a vehicle, the road-related information, and the vehicle-related information. The </w:t>
-      </w:r>
-      <w:proofErr w:type="gramStart"/>
-      <w:r>
-        <w:rPr>
-          <w:rFonts w:ascii="Times New Roman" w:eastAsia="Times New Roman" w:hAnsi="Times New Roman" w:cs="Times New Roman"/>
-          <w:kern w:val="0"/>
-          <w14:ligatures w14:val="none"/>
-        </w:rPr>
-        <w:t xml:space="preserve">variable </w:t>
+        <w:t xml:space="preserve">tate stores whether the cell currently contains a vehicle, the road-related information, and the vehicle-related information. The variable </w:t>
       </w:r>
       <w:proofErr w:type="spellStart"/>
       <w:r>
@@ -7883,7 +7768,6 @@
         <w:t>hasVehicle</w:t>
       </w:r>
       <w:proofErr w:type="spellEnd"/>
-      <w:proofErr w:type="gramEnd"/>
       <w:r>
         <w:rPr>
           <w:rFonts w:ascii="Times New Roman" w:eastAsia="Times New Roman" w:hAnsi="Times New Roman" w:cs="Times New Roman"/>
@@ -7911,7 +7795,6 @@
         <w:t xml:space="preserve"> object stores road parameters such as the maximum speed limit and the cell length in meters. The </w:t>
       </w:r>
       <w:proofErr w:type="spellStart"/>
-      <w:proofErr w:type="gramStart"/>
       <w:r>
         <w:rPr>
           <w:rFonts w:ascii="Times New Roman" w:eastAsia="Times New Roman" w:hAnsi="Times New Roman" w:cs="Times New Roman"/>
@@ -7921,7 +7804,6 @@
         <w:t>vehicleState</w:t>
       </w:r>
       <w:proofErr w:type="spellEnd"/>
-      <w:proofErr w:type="gramEnd"/>
       <w:r>
         <w:rPr>
           <w:rFonts w:ascii="Times New Roman" w:eastAsia="Times New Roman" w:hAnsi="Times New Roman" w:cs="Times New Roman"/>
@@ -8074,23 +7956,13 @@
         </w:rPr>
         <w:t xml:space="preserve"> The neighborhood is defined as von Neumann with range 3. Two types of vehicles are placed initially on the road: slow vehicles with speed 1 and fast vehicles with speed 3. </w:t>
       </w:r>
-      <w:proofErr w:type="gramStart"/>
-      <w:r>
-        <w:rPr>
-          <w:rFonts w:ascii="Times New Roman" w:eastAsia="Times New Roman" w:hAnsi="Times New Roman" w:cs="Times New Roman"/>
-          <w:kern w:val="0"/>
-          <w14:ligatures w14:val="none"/>
-        </w:rPr>
-        <w:t>Also</w:t>
-      </w:r>
-      <w:proofErr w:type="gramEnd"/>
-      <w:r>
-        <w:rPr>
-          <w:rFonts w:ascii="Times New Roman" w:eastAsia="Times New Roman" w:hAnsi="Times New Roman" w:cs="Times New Roman"/>
-          <w:kern w:val="0"/>
-          <w14:ligatures w14:val="none"/>
-        </w:rPr>
-        <w:t xml:space="preserve"> vehicle </w:t>
+      <w:r>
+        <w:rPr>
+          <w:rFonts w:ascii="Times New Roman" w:eastAsia="Times New Roman" w:hAnsi="Times New Roman" w:cs="Times New Roman"/>
+          <w:kern w:val="0"/>
+          <w14:ligatures w14:val="none"/>
+        </w:rPr>
+        <w:t xml:space="preserve">Also vehicle </w:t>
       </w:r>
       <w:r>
         <w:rPr>
@@ -8099,43 +7971,7 @@
           <w14:ligatures w14:val="none"/>
         </w:rPr>
         <w:lastRenderedPageBreak/>
-        <w:t xml:space="preserve">type is not </w:t>
-      </w:r>
-      <w:proofErr w:type="gramStart"/>
-      <w:r>
-        <w:rPr>
-          <w:rFonts w:ascii="Times New Roman" w:eastAsia="Times New Roman" w:hAnsi="Times New Roman" w:cs="Times New Roman"/>
-          <w:kern w:val="0"/>
-          <w14:ligatures w14:val="none"/>
-        </w:rPr>
-        <w:t>used  for</w:t>
-      </w:r>
-      <w:proofErr w:type="gramEnd"/>
-      <w:r>
-        <w:rPr>
-          <w:rFonts w:ascii="Times New Roman" w:eastAsia="Times New Roman" w:hAnsi="Times New Roman" w:cs="Times New Roman"/>
-          <w:kern w:val="0"/>
-          <w14:ligatures w14:val="none"/>
-        </w:rPr>
-        <w:t xml:space="preserve"> this model </w:t>
-      </w:r>
-      <w:proofErr w:type="gramStart"/>
-      <w:r>
-        <w:rPr>
-          <w:rFonts w:ascii="Times New Roman" w:eastAsia="Times New Roman" w:hAnsi="Times New Roman" w:cs="Times New Roman"/>
-          <w:kern w:val="0"/>
-          <w14:ligatures w14:val="none"/>
-        </w:rPr>
-        <w:t>defined</w:t>
-      </w:r>
-      <w:proofErr w:type="gramEnd"/>
-      <w:r>
-        <w:rPr>
-          <w:rFonts w:ascii="Times New Roman" w:eastAsia="Times New Roman" w:hAnsi="Times New Roman" w:cs="Times New Roman"/>
-          <w:kern w:val="0"/>
-          <w14:ligatures w14:val="none"/>
-        </w:rPr>
-        <w:t xml:space="preserve"> to extend project </w:t>
+        <w:t xml:space="preserve">type is not used  for this model defined to extend project </w:t>
       </w:r>
       <w:proofErr w:type="spellStart"/>
       <w:r>
@@ -9840,6 +9676,7 @@
   <w:style w:type="character" w:default="1" w:styleId="DefaultParagraphFont">
     <w:name w:val="Default Paragraph Font"/>
     <w:uiPriority w:val="1"/>
+    <w:semiHidden/>
     <w:unhideWhenUsed/>
   </w:style>
   <w:style w:type="table" w:default="1" w:styleId="TableNormal">
